--- a/Documents/ETEC-TCC.docx
+++ b/Documents/ETEC-TCC.docx
@@ -1,6 +1,6 @@
 
 <file path=word/document.xml><?xml version="1.0" encoding="utf-8"?>
-<w:document xmlns:wpc="http://schemas.microsoft.com/office/word/2010/wordprocessingCanvas" xmlns:cx="http://schemas.microsoft.com/office/drawing/2014/chartex" xmlns:mc="http://schemas.openxmlformats.org/markup-compatibility/2006" xmlns:o="urn:schemas-microsoft-com:office:office" xmlns:r="http://schemas.openxmlformats.org/officeDocument/2006/relationships" xmlns:m="http://schemas.openxmlformats.org/officeDocument/2006/math" xmlns:v="urn:schemas-microsoft-com:vml" xmlns:wp14="http://schemas.microsoft.com/office/word/2010/wordprocessingDrawing" xmlns:wp="http://schemas.openxmlformats.org/drawingml/2006/wordprocessingDrawing" xmlns:w10="urn:schemas-microsoft-com:office:word" xmlns:w="http://schemas.openxmlformats.org/wordprocessingml/2006/main" xmlns:w14="http://schemas.microsoft.com/office/word/2010/wordml" xmlns:w15="http://schemas.microsoft.com/office/word/2012/wordml" xmlns:w16se="http://schemas.microsoft.com/office/word/2015/wordml/symex" xmlns:wpg="http://schemas.microsoft.com/office/word/2010/wordprocessingGroup" xmlns:wpi="http://schemas.microsoft.com/office/word/2010/wordprocessingInk" xmlns:wne="http://schemas.microsoft.com/office/word/2006/wordml" xmlns:wps="http://schemas.microsoft.com/office/word/2010/wordprocessingShape" mc:Ignorable="w14 w15 w16se wp14">
+<w:document xmlns:wpc="http://schemas.microsoft.com/office/word/2010/wordprocessingCanvas" xmlns:cx="http://schemas.microsoft.com/office/drawing/2014/chartex" xmlns:cx1="http://schemas.microsoft.com/office/drawing/2015/9/8/chartex" xmlns:cx2="http://schemas.microsoft.com/office/drawing/2015/10/21/chartex" xmlns:cx3="http://schemas.microsoft.com/office/drawing/2016/5/9/chartex" xmlns:cx4="http://schemas.microsoft.com/office/drawing/2016/5/10/chartex" xmlns:cx5="http://schemas.microsoft.com/office/drawing/2016/5/11/chartex" xmlns:cx6="http://schemas.microsoft.com/office/drawing/2016/5/12/chartex" xmlns:cx7="http://schemas.microsoft.com/office/drawing/2016/5/13/chartex" xmlns:cx8="http://schemas.microsoft.com/office/drawing/2016/5/14/chartex" xmlns:mc="http://schemas.openxmlformats.org/markup-compatibility/2006" xmlns:aink="http://schemas.microsoft.com/office/drawing/2016/ink" xmlns:am3d="http://schemas.microsoft.com/office/drawing/2017/model3d" xmlns:o="urn:schemas-microsoft-com:office:office" xmlns:oel="http://schemas.microsoft.com/office/2019/extlst" xmlns:r="http://schemas.openxmlformats.org/officeDocument/2006/relationships" xmlns:m="http://schemas.openxmlformats.org/officeDocument/2006/math" xmlns:v="urn:schemas-microsoft-com:vml" xmlns:wp14="http://schemas.microsoft.com/office/word/2010/wordprocessingDrawing" xmlns:wp="http://schemas.openxmlformats.org/drawingml/2006/wordprocessingDrawing" xmlns:w10="urn:schemas-microsoft-com:office:word" xmlns:w="http://schemas.openxmlformats.org/wordprocessingml/2006/main" xmlns:w14="http://schemas.microsoft.com/office/word/2010/wordml" xmlns:w15="http://schemas.microsoft.com/office/word/2012/wordml" xmlns:w16cex="http://schemas.microsoft.com/office/word/2018/wordml/cex" xmlns:w16cid="http://schemas.microsoft.com/office/word/2016/wordml/cid" xmlns:w16="http://schemas.microsoft.com/office/word/2018/wordml" xmlns:w16du="http://schemas.microsoft.com/office/word/2023/wordml/word16du" xmlns:w16sdtdh="http://schemas.microsoft.com/office/word/2020/wordml/sdtdatahash" xmlns:w16sdtfl="http://schemas.microsoft.com/office/word/2024/wordml/sdtformatlock" xmlns:w16se="http://schemas.microsoft.com/office/word/2015/wordml/symex" xmlns:wpg="http://schemas.microsoft.com/office/word/2010/wordprocessingGroup" xmlns:wpi="http://schemas.microsoft.com/office/word/2010/wordprocessingInk" xmlns:wne="http://schemas.microsoft.com/office/word/2006/wordml" xmlns:wps="http://schemas.microsoft.com/office/word/2010/wordprocessingShape" mc:Ignorable="w14 w15 w16se w16cid w16 w16cex w16sdtdh w16sdtfl w16du wp14">
   <w:body>
     <w:p>
       <w:pPr>
@@ -192,6 +192,248 @@
         </w:rPr>
         <w:t xml:space="preserve">Gonçalves </w:t>
       </w:r>
+      <w:r>
+        <w:rPr>
+          <w:rFonts w:ascii="Arial" w:hAnsi="Arial" w:cs="Arial"/>
+          <w:b/>
+          <w:sz w:val="28"/>
+          <w:szCs w:val="28"/>
+        </w:rPr>
+        <w:t>Abramo</w:t>
+      </w:r>
+    </w:p>
+    <w:p>
+      <w:pPr>
+        <w:rPr>
+          <w:rFonts w:ascii="Arial" w:hAnsi="Arial" w:cs="Arial"/>
+          <w:b/>
+          <w:sz w:val="28"/>
+          <w:szCs w:val="28"/>
+        </w:rPr>
+      </w:pPr>
+    </w:p>
+    <w:p>
+      <w:pPr>
+        <w:rPr>
+          <w:rFonts w:ascii="Arial" w:hAnsi="Arial" w:cs="Arial"/>
+          <w:b/>
+          <w:sz w:val="28"/>
+          <w:szCs w:val="28"/>
+        </w:rPr>
+      </w:pPr>
+    </w:p>
+    <w:p>
+      <w:pPr>
+        <w:rPr>
+          <w:rFonts w:ascii="Arial" w:hAnsi="Arial" w:cs="Arial"/>
+          <w:b/>
+          <w:sz w:val="28"/>
+          <w:szCs w:val="28"/>
+        </w:rPr>
+      </w:pPr>
+    </w:p>
+    <w:p>
+      <w:pPr>
+        <w:jc w:val="center"/>
+        <w:rPr>
+          <w:rFonts w:ascii="Arial" w:hAnsi="Arial" w:cs="Arial"/>
+          <w:b/>
+          <w:sz w:val="28"/>
+          <w:szCs w:val="28"/>
+        </w:rPr>
+      </w:pPr>
+      <w:r>
+        <w:rPr>
+          <w:rFonts w:ascii="Arial" w:hAnsi="Arial" w:cs="Arial"/>
+          <w:b/>
+          <w:sz w:val="28"/>
+          <w:szCs w:val="28"/>
+        </w:rPr>
+        <w:t>SMART STORAGE</w:t>
+      </w:r>
+    </w:p>
+    <w:p>
+      <w:pPr>
+        <w:rPr>
+          <w:rFonts w:ascii="Arial" w:hAnsi="Arial" w:cs="Arial"/>
+          <w:b/>
+          <w:sz w:val="28"/>
+          <w:szCs w:val="28"/>
+        </w:rPr>
+      </w:pPr>
+    </w:p>
+    <w:p>
+      <w:pPr>
+        <w:rPr>
+          <w:rFonts w:ascii="Arial" w:hAnsi="Arial" w:cs="Arial"/>
+          <w:b/>
+          <w:sz w:val="28"/>
+          <w:szCs w:val="28"/>
+        </w:rPr>
+      </w:pPr>
+    </w:p>
+    <w:p>
+      <w:pPr>
+        <w:jc w:val="right"/>
+        <w:rPr>
+          <w:rFonts w:ascii="Arial" w:hAnsi="Arial" w:cs="Arial"/>
+          <w:sz w:val="28"/>
+          <w:szCs w:val="28"/>
+        </w:rPr>
+      </w:pPr>
+    </w:p>
+    <w:p>
+      <w:pPr>
+        <w:jc w:val="right"/>
+        <w:rPr>
+          <w:rFonts w:ascii="Arial" w:hAnsi="Arial" w:cs="Arial"/>
+          <w:sz w:val="28"/>
+          <w:szCs w:val="28"/>
+        </w:rPr>
+      </w:pPr>
+    </w:p>
+    <w:p>
+      <w:pPr>
+        <w:jc w:val="right"/>
+        <w:rPr>
+          <w:rFonts w:ascii="Arial" w:hAnsi="Arial" w:cs="Arial"/>
+          <w:sz w:val="28"/>
+          <w:szCs w:val="28"/>
+        </w:rPr>
+      </w:pPr>
+    </w:p>
+    <w:p>
+      <w:pPr>
+        <w:jc w:val="right"/>
+        <w:rPr>
+          <w:rFonts w:ascii="Arial" w:hAnsi="Arial" w:cs="Arial"/>
+          <w:sz w:val="28"/>
+          <w:szCs w:val="28"/>
+        </w:rPr>
+      </w:pPr>
+    </w:p>
+    <w:p>
+      <w:pPr>
+        <w:jc w:val="right"/>
+      </w:pPr>
+    </w:p>
+    <w:p>
+      <w:pPr>
+        <w:jc w:val="right"/>
+      </w:pPr>
+    </w:p>
+    <w:p/>
+    <w:p/>
+    <w:p>
+      <w:pPr>
+        <w:jc w:val="center"/>
+      </w:pPr>
+    </w:p>
+    <w:p>
+      <w:pPr>
+        <w:jc w:val="center"/>
+      </w:pPr>
+    </w:p>
+    <w:p>
+      <w:pPr>
+        <w:jc w:val="center"/>
+      </w:pPr>
+    </w:p>
+    <w:p>
+      <w:pPr>
+        <w:jc w:val="center"/>
+      </w:pPr>
+    </w:p>
+    <w:p>
+      <w:pPr>
+        <w:rPr>
+          <w:rFonts w:ascii="Arial" w:hAnsi="Arial" w:cs="Arial"/>
+          <w:b/>
+          <w:sz w:val="28"/>
+          <w:szCs w:val="28"/>
+        </w:rPr>
+      </w:pPr>
+    </w:p>
+    <w:p>
+      <w:pPr>
+        <w:jc w:val="center"/>
+        <w:rPr>
+          <w:rFonts w:ascii="Arial" w:hAnsi="Arial" w:cs="Arial"/>
+          <w:b/>
+          <w:sz w:val="28"/>
+          <w:szCs w:val="28"/>
+        </w:rPr>
+      </w:pPr>
+      <w:r>
+        <w:rPr>
+          <w:rFonts w:ascii="Arial" w:hAnsi="Arial" w:cs="Arial"/>
+          <w:b/>
+          <w:sz w:val="28"/>
+          <w:szCs w:val="28"/>
+        </w:rPr>
+        <w:t>São Paulo</w:t>
+      </w:r>
+    </w:p>
+    <w:p>
+      <w:pPr>
+        <w:jc w:val="center"/>
+        <w:rPr>
+          <w:rFonts w:ascii="Arial" w:hAnsi="Arial" w:cs="Arial"/>
+          <w:b/>
+          <w:sz w:val="28"/>
+          <w:szCs w:val="28"/>
+        </w:rPr>
+      </w:pPr>
+      <w:r>
+        <w:rPr>
+          <w:rFonts w:ascii="Arial" w:hAnsi="Arial" w:cs="Arial"/>
+          <w:b/>
+          <w:sz w:val="28"/>
+          <w:szCs w:val="28"/>
+        </w:rPr>
+        <w:t>2025</w:t>
+      </w:r>
+    </w:p>
+    <w:p>
+      <w:pPr>
+        <w:jc w:val="center"/>
+        <w:rPr>
+          <w:rFonts w:ascii="Arial" w:hAnsi="Arial" w:cs="Arial"/>
+          <w:b/>
+          <w:sz w:val="28"/>
+          <w:szCs w:val="28"/>
+        </w:rPr>
+      </w:pPr>
+      <w:r>
+        <w:rPr>
+          <w:rFonts w:ascii="Arial" w:hAnsi="Arial" w:cs="Arial"/>
+          <w:b/>
+          <w:sz w:val="28"/>
+          <w:szCs w:val="28"/>
+        </w:rPr>
+        <w:lastRenderedPageBreak/>
+        <w:t>Bruno de Oliveira Ribeiro</w:t>
+      </w:r>
+    </w:p>
+    <w:p>
+      <w:pPr>
+        <w:jc w:val="center"/>
+        <w:rPr>
+          <w:rFonts w:ascii="Arial" w:hAnsi="Arial" w:cs="Arial"/>
+          <w:b/>
+          <w:sz w:val="28"/>
+          <w:szCs w:val="28"/>
+        </w:rPr>
+      </w:pPr>
+      <w:r>
+        <w:rPr>
+          <w:rFonts w:ascii="Arial" w:hAnsi="Arial" w:cs="Arial"/>
+          <w:b/>
+          <w:sz w:val="28"/>
+          <w:szCs w:val="28"/>
+        </w:rPr>
+        <w:t xml:space="preserve">Guilherme Avelino </w:t>
+      </w:r>
       <w:proofErr w:type="spellStart"/>
       <w:r>
         <w:rPr>
@@ -200,9 +442,47 @@
           <w:sz w:val="28"/>
           <w:szCs w:val="28"/>
         </w:rPr>
+        <w:t>Betelli</w:t>
+      </w:r>
+      <w:proofErr w:type="spellEnd"/>
+    </w:p>
+    <w:p>
+      <w:pPr>
+        <w:jc w:val="center"/>
+        <w:rPr>
+          <w:rFonts w:ascii="Arial" w:hAnsi="Arial" w:cs="Arial"/>
+          <w:b/>
+          <w:sz w:val="28"/>
+          <w:szCs w:val="28"/>
+        </w:rPr>
+      </w:pPr>
+      <w:r>
+        <w:rPr>
+          <w:rFonts w:ascii="Arial" w:hAnsi="Arial" w:cs="Arial"/>
+          <w:b/>
+          <w:sz w:val="28"/>
+          <w:szCs w:val="28"/>
+        </w:rPr>
+        <w:t xml:space="preserve">Gustavo Henrique </w:t>
+      </w:r>
+      <w:r>
+        <w:rPr>
+          <w:rFonts w:ascii="Arial" w:hAnsi="Arial" w:cs="Arial"/>
+          <w:b/>
+          <w:sz w:val="28"/>
+          <w:szCs w:val="28"/>
+        </w:rPr>
+        <w:t xml:space="preserve">Gonçalves </w:t>
+      </w:r>
+      <w:r>
+        <w:rPr>
+          <w:rFonts w:ascii="Arial" w:hAnsi="Arial" w:cs="Arial"/>
+          <w:b/>
+          <w:sz w:val="28"/>
+          <w:szCs w:val="28"/>
+        </w:rPr>
         <w:t>Abramo</w:t>
       </w:r>
-      <w:proofErr w:type="spellEnd"/>
     </w:p>
     <w:p>
       <w:pPr>
@@ -266,19 +546,10 @@
     </w:p>
     <w:p>
       <w:pPr>
-        <w:rPr>
-          <w:rFonts w:ascii="Arial" w:hAnsi="Arial" w:cs="Arial"/>
-          <w:b/>
-          <w:sz w:val="28"/>
-          <w:szCs w:val="28"/>
-        </w:rPr>
-      </w:pPr>
-    </w:p>
-    <w:p>
-      <w:pPr>
         <w:jc w:val="right"/>
         <w:rPr>
           <w:rFonts w:ascii="Arial" w:hAnsi="Arial" w:cs="Arial"/>
+          <w:b/>
           <w:sz w:val="28"/>
           <w:szCs w:val="28"/>
         </w:rPr>
@@ -314,18 +585,18 @@
         <mc:AlternateContent>
           <mc:Choice Requires="wps">
             <w:drawing>
-              <wp:anchor distT="45720" distB="45720" distL="114300" distR="114300" simplePos="0" relativeHeight="251659264" behindDoc="0" locked="0" layoutInCell="1" allowOverlap="1" wp14:anchorId="01E9DAC1" wp14:editId="0379C2AF">
+              <wp:anchor distT="45720" distB="45720" distL="114300" distR="114300" simplePos="0" relativeHeight="251661312" behindDoc="0" locked="0" layoutInCell="1" allowOverlap="1" wp14:anchorId="5F6DF49B" wp14:editId="0B89EA0B">
                 <wp:simplePos x="0" y="0"/>
                 <wp:positionH relativeFrom="margin">
-                  <wp:posOffset>3453765</wp:posOffset>
+                  <wp:posOffset>3182620</wp:posOffset>
                 </wp:positionH>
                 <wp:positionV relativeFrom="paragraph">
-                  <wp:posOffset>5080</wp:posOffset>
+                  <wp:posOffset>321945</wp:posOffset>
                 </wp:positionV>
-                <wp:extent cx="2800350" cy="1404620"/>
-                <wp:effectExtent l="0" t="0" r="19050" b="27305"/>
+                <wp:extent cx="3073400" cy="1404620"/>
+                <wp:effectExtent l="0" t="0" r="12700" b="15240"/>
                 <wp:wrapSquare wrapText="bothSides"/>
-                <wp:docPr id="217" name="Caixa de Texto 2"/>
+                <wp:docPr id="874011278" name="Caixa de Texto 2"/>
                 <wp:cNvGraphicFramePr>
                   <a:graphicFrameLocks xmlns:a="http://schemas.openxmlformats.org/drawingml/2006/main"/>
                 </wp:cNvGraphicFramePr>
@@ -338,7 +609,7 @@
                       <wps:spPr bwMode="auto">
                         <a:xfrm>
                           <a:off x="0" y="0"/>
-                          <a:ext cx="2800350" cy="1404620"/>
+                          <a:ext cx="3073400" cy="1404620"/>
                         </a:xfrm>
                         <a:prstGeom prst="rect">
                           <a:avLst/>
@@ -360,16 +631,52 @@
                           <w:p>
                             <w:pPr>
                               <w:jc w:val="right"/>
+                              <w:rPr>
+                                <w:rFonts w:ascii="Arial" w:hAnsi="Arial" w:cs="Arial"/>
+                              </w:rPr>
                             </w:pPr>
                             <w:r>
-                              <w:t xml:space="preserve">Trabalho de Conclusão de Curso apresentado ao Curso Técnico em Desenvolvimento de Sistemas da </w:t>
+                              <w:rPr>
+                                <w:rFonts w:ascii="Arial" w:hAnsi="Arial" w:cs="Arial"/>
+                              </w:rPr>
+                              <w:t>Trabalho de Conclusão de Curso apresentado ao Curso Técnico em Desenvolvimento de Siste</w:t>
+                            </w:r>
+                            <w:r>
+                              <w:rPr>
+                                <w:rFonts w:ascii="Arial" w:hAnsi="Arial" w:cs="Arial"/>
+                              </w:rPr>
+                              <w:t>m</w:t>
+                            </w:r>
+                            <w:r>
+                              <w:rPr>
+                                <w:rFonts w:ascii="Arial" w:hAnsi="Arial" w:cs="Arial"/>
+                              </w:rPr>
+                              <w:t>a</w:t>
+                            </w:r>
+                            <w:r>
+                              <w:rPr>
+                                <w:rFonts w:ascii="Arial" w:hAnsi="Arial" w:cs="Arial"/>
+                              </w:rPr>
+                              <w:t>s da</w:t>
+                            </w:r>
+                            <w:r>
+                              <w:rPr>
+                                <w:rFonts w:ascii="Arial" w:hAnsi="Arial" w:cs="Arial"/>
+                              </w:rPr>
+                              <w:t xml:space="preserve"> </w:t>
                             </w:r>
                             <w:proofErr w:type="spellStart"/>
                             <w:r>
+                              <w:rPr>
+                                <w:rFonts w:ascii="Arial" w:hAnsi="Arial" w:cs="Arial"/>
+                              </w:rPr>
                               <w:t>Etec</w:t>
                             </w:r>
                             <w:proofErr w:type="spellEnd"/>
                             <w:r>
+                              <w:rPr>
+                                <w:rFonts w:ascii="Arial" w:hAnsi="Arial" w:cs="Arial"/>
+                              </w:rPr>
                               <w:t xml:space="preserve"> Prefeito Alberto Feres, orientado pelo Prof. Thiago Mendes, como requisito parcial para obtenção do título de técnico em Desenvolvimento de Sistemas</w:t>
                             </w:r>
                           </w:p>
@@ -392,26 +699,62 @@
           </mc:Choice>
           <mc:Fallback>
             <w:pict>
-              <v:shapetype w14:anchorId="01E9DAC1" id="_x0000_t202" coordsize="21600,21600" o:spt="202" path="m,l,21600r21600,l21600,xe">
+              <v:shapetype w14:anchorId="5F6DF49B" id="_x0000_t202" coordsize="21600,21600" o:spt="202" path="m,l,21600r21600,l21600,xe">
                 <v:stroke joinstyle="miter"/>
                 <v:path gradientshapeok="t" o:connecttype="rect"/>
               </v:shapetype>
-              <v:shape id="Caixa de Texto 2" o:spid="_x0000_s1026" type="#_x0000_t202" style="position:absolute;left:0;text-align:left;margin-left:271.95pt;margin-top:.4pt;width:220.5pt;height:110.6pt;z-index:251659264;visibility:visible;mso-wrap-style:square;mso-width-percent:0;mso-height-percent:200;mso-wrap-distance-left:9pt;mso-wrap-distance-top:3.6pt;mso-wrap-distance-right:9pt;mso-wrap-distance-bottom:3.6pt;mso-position-horizontal:absolute;mso-position-horizontal-relative:margin;mso-position-vertical:absolute;mso-position-vertical-relative:text;mso-width-percent:0;mso-height-percent:200;mso-width-relative:margin;mso-height-relative:margin;v-text-anchor:top" o:gfxdata="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">
+              <v:shape id="Caixa de Texto 2" o:spid="_x0000_s1026" type="#_x0000_t202" style="position:absolute;left:0;text-align:left;margin-left:250.6pt;margin-top:25.35pt;width:242pt;height:110.6pt;z-index:251661312;visibility:visible;mso-wrap-style:square;mso-width-percent:0;mso-height-percent:200;mso-wrap-distance-left:9pt;mso-wrap-distance-top:3.6pt;mso-wrap-distance-right:9pt;mso-wrap-distance-bottom:3.6pt;mso-position-horizontal:absolute;mso-position-horizontal-relative:margin;mso-position-vertical:absolute;mso-position-vertical-relative:text;mso-width-percent:0;mso-height-percent:200;mso-width-relative:margin;mso-height-relative:margin;v-text-anchor:top" o:gfxdata="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">
                 <v:textbox style="mso-fit-shape-to-text:t">
                   <w:txbxContent>
                     <w:p>
                       <w:pPr>
                         <w:jc w:val="right"/>
+                        <w:rPr>
+                          <w:rFonts w:ascii="Arial" w:hAnsi="Arial" w:cs="Arial"/>
+                        </w:rPr>
                       </w:pPr>
                       <w:r>
-                        <w:t xml:space="preserve">Trabalho de Conclusão de Curso apresentado ao Curso Técnico em Desenvolvimento de Sistemas da </w:t>
+                        <w:rPr>
+                          <w:rFonts w:ascii="Arial" w:hAnsi="Arial" w:cs="Arial"/>
+                        </w:rPr>
+                        <w:t>Trabalho de Conclusão de Curso apresentado ao Curso Técnico em Desenvolvimento de Siste</w:t>
+                      </w:r>
+                      <w:r>
+                        <w:rPr>
+                          <w:rFonts w:ascii="Arial" w:hAnsi="Arial" w:cs="Arial"/>
+                        </w:rPr>
+                        <w:t>m</w:t>
+                      </w:r>
+                      <w:r>
+                        <w:rPr>
+                          <w:rFonts w:ascii="Arial" w:hAnsi="Arial" w:cs="Arial"/>
+                        </w:rPr>
+                        <w:t>a</w:t>
+                      </w:r>
+                      <w:r>
+                        <w:rPr>
+                          <w:rFonts w:ascii="Arial" w:hAnsi="Arial" w:cs="Arial"/>
+                        </w:rPr>
+                        <w:t>s da</w:t>
+                      </w:r>
+                      <w:r>
+                        <w:rPr>
+                          <w:rFonts w:ascii="Arial" w:hAnsi="Arial" w:cs="Arial"/>
+                        </w:rPr>
+                        <w:t xml:space="preserve"> </w:t>
                       </w:r>
                       <w:proofErr w:type="spellStart"/>
                       <w:r>
+                        <w:rPr>
+                          <w:rFonts w:ascii="Arial" w:hAnsi="Arial" w:cs="Arial"/>
+                        </w:rPr>
                         <w:t>Etec</w:t>
                       </w:r>
                       <w:proofErr w:type="spellEnd"/>
                       <w:r>
+                        <w:rPr>
+                          <w:rFonts w:ascii="Arial" w:hAnsi="Arial" w:cs="Arial"/>
+                        </w:rPr>
                         <w:t xml:space="preserve"> Prefeito Alberto Feres, orientado pelo Prof. Thiago Mendes, como requisito parcial para obtenção do título de técnico em Desenvolvimento de Sistemas</w:t>
                       </w:r>
                     </w:p>
@@ -437,6 +780,16 @@
     <w:p>
       <w:pPr>
         <w:jc w:val="right"/>
+        <w:rPr>
+          <w:rFonts w:ascii="Arial" w:hAnsi="Arial" w:cs="Arial"/>
+          <w:sz w:val="28"/>
+          <w:szCs w:val="28"/>
+        </w:rPr>
+      </w:pPr>
+    </w:p>
+    <w:p>
+      <w:pPr>
+        <w:jc w:val="right"/>
       </w:pPr>
     </w:p>
     <w:p>
@@ -468,6 +821,31 @@
     </w:p>
     <w:p>
       <w:pPr>
+        <w:jc w:val="center"/>
+      </w:pPr>
+    </w:p>
+    <w:p>
+      <w:pPr>
+        <w:jc w:val="center"/>
+      </w:pPr>
+    </w:p>
+    <w:p>
+      <w:pPr>
+        <w:jc w:val="center"/>
+      </w:pPr>
+    </w:p>
+    <w:p>
+      <w:pPr>
+        <w:jc w:val="center"/>
+      </w:pPr>
+    </w:p>
+    <w:p>
+      <w:pPr>
+        <w:jc w:val="center"/>
+      </w:pPr>
+    </w:p>
+    <w:p>
+      <w:pPr>
         <w:rPr>
           <w:rFonts w:ascii="Arial" w:hAnsi="Arial" w:cs="Arial"/>
           <w:b/>
@@ -518,21 +896,333 @@
     </w:p>
     <w:p>
       <w:pPr>
-        <w:pStyle w:val="Ttulo1"/>
-        <w:jc w:val="center"/>
-        <w:rPr>
-          <w:rFonts w:ascii="Arial" w:hAnsi="Arial" w:cs="Arial"/>
-          <w:b/>
-          <w:color w:val="000000" w:themeColor="text1"/>
-          <w:sz w:val="28"/>
-          <w:szCs w:val="28"/>
-        </w:rPr>
-      </w:pPr>
-      <w:r>
-        <w:rPr>
-          <w:rFonts w:ascii="Arial" w:hAnsi="Arial" w:cs="Arial"/>
-          <w:b/>
-          <w:color w:val="000000" w:themeColor="text1"/>
+        <w:jc w:val="center"/>
+        <w:rPr>
+          <w:rFonts w:ascii="Arial" w:hAnsi="Arial" w:cs="Arial"/>
+          <w:b/>
+          <w:sz w:val="28"/>
+          <w:szCs w:val="28"/>
+        </w:rPr>
+      </w:pPr>
+    </w:p>
+    <w:p>
+      <w:pPr>
+        <w:jc w:val="center"/>
+        <w:rPr>
+          <w:rFonts w:ascii="Arial" w:hAnsi="Arial" w:cs="Arial"/>
+          <w:b/>
+          <w:sz w:val="28"/>
+          <w:szCs w:val="28"/>
+        </w:rPr>
+      </w:pPr>
+    </w:p>
+    <w:p>
+      <w:pPr>
+        <w:jc w:val="center"/>
+        <w:rPr>
+          <w:rFonts w:ascii="Arial" w:hAnsi="Arial" w:cs="Arial"/>
+          <w:b/>
+          <w:sz w:val="28"/>
+          <w:szCs w:val="28"/>
+        </w:rPr>
+      </w:pPr>
+      <w:r>
+        <w:rPr>
+          <w:rFonts w:ascii="Arial" w:hAnsi="Arial" w:cs="Arial"/>
+          <w:b/>
+          <w:sz w:val="28"/>
+          <w:szCs w:val="28"/>
+        </w:rPr>
+        <w:t>AGRADECIMENTOS:</w:t>
+      </w:r>
+    </w:p>
+    <w:p>
+      <w:pPr>
+        <w:jc w:val="center"/>
+        <w:rPr>
+          <w:rFonts w:ascii="Arial" w:hAnsi="Arial" w:cs="Arial"/>
+          <w:b/>
+          <w:sz w:val="28"/>
+          <w:szCs w:val="28"/>
+        </w:rPr>
+      </w:pPr>
+    </w:p>
+    <w:p>
+      <w:pPr>
+        <w:jc w:val="center"/>
+        <w:rPr>
+          <w:rFonts w:ascii="Arial" w:hAnsi="Arial" w:cs="Arial"/>
+          <w:b/>
+          <w:sz w:val="28"/>
+          <w:szCs w:val="28"/>
+        </w:rPr>
+      </w:pPr>
+    </w:p>
+    <w:p>
+      <w:pPr>
+        <w:jc w:val="center"/>
+        <w:rPr>
+          <w:rFonts w:ascii="Arial" w:hAnsi="Arial" w:cs="Arial"/>
+          <w:bCs/>
+          <w:sz w:val="28"/>
+          <w:szCs w:val="28"/>
+        </w:rPr>
+      </w:pPr>
+      <w:r>
+        <w:rPr>
+          <w:rFonts w:ascii="Arial" w:hAnsi="Arial" w:cs="Arial"/>
+          <w:bCs/>
+          <w:sz w:val="28"/>
+          <w:szCs w:val="28"/>
+        </w:rPr>
+        <w:t>Agradecemos a Thiago Gonçalves Mendes pela ajuda e a atenção para auxiliar com o nosso TCC e como organizá-lo</w:t>
+      </w:r>
+    </w:p>
+    <w:p>
+      <w:pPr>
+        <w:jc w:val="center"/>
+        <w:rPr>
+          <w:rFonts w:ascii="Arial" w:hAnsi="Arial" w:cs="Arial"/>
+          <w:b/>
+          <w:sz w:val="28"/>
+          <w:szCs w:val="28"/>
+        </w:rPr>
+      </w:pPr>
+    </w:p>
+    <w:p>
+      <w:pPr>
+        <w:jc w:val="center"/>
+        <w:rPr>
+          <w:rFonts w:ascii="Arial" w:hAnsi="Arial" w:cs="Arial"/>
+          <w:b/>
+          <w:sz w:val="28"/>
+          <w:szCs w:val="28"/>
+        </w:rPr>
+      </w:pPr>
+    </w:p>
+    <w:p>
+      <w:pPr>
+        <w:jc w:val="center"/>
+        <w:rPr>
+          <w:rFonts w:ascii="Arial" w:hAnsi="Arial" w:cs="Arial"/>
+          <w:b/>
+          <w:sz w:val="28"/>
+          <w:szCs w:val="28"/>
+        </w:rPr>
+      </w:pPr>
+    </w:p>
+    <w:p>
+      <w:pPr>
+        <w:jc w:val="center"/>
+        <w:rPr>
+          <w:rFonts w:ascii="Arial" w:hAnsi="Arial" w:cs="Arial"/>
+          <w:b/>
+          <w:sz w:val="28"/>
+          <w:szCs w:val="28"/>
+        </w:rPr>
+      </w:pPr>
+    </w:p>
+    <w:p>
+      <w:pPr>
+        <w:jc w:val="center"/>
+        <w:rPr>
+          <w:rFonts w:ascii="Arial" w:hAnsi="Arial" w:cs="Arial"/>
+          <w:b/>
+          <w:sz w:val="28"/>
+          <w:szCs w:val="28"/>
+        </w:rPr>
+      </w:pPr>
+    </w:p>
+    <w:p>
+      <w:pPr>
+        <w:jc w:val="center"/>
+        <w:rPr>
+          <w:rFonts w:ascii="Arial" w:hAnsi="Arial" w:cs="Arial"/>
+          <w:b/>
+          <w:sz w:val="28"/>
+          <w:szCs w:val="28"/>
+        </w:rPr>
+      </w:pPr>
+    </w:p>
+    <w:p>
+      <w:pPr>
+        <w:jc w:val="center"/>
+        <w:rPr>
+          <w:rFonts w:ascii="Arial" w:hAnsi="Arial" w:cs="Arial"/>
+          <w:b/>
+          <w:sz w:val="28"/>
+          <w:szCs w:val="28"/>
+        </w:rPr>
+      </w:pPr>
+    </w:p>
+    <w:p>
+      <w:pPr>
+        <w:jc w:val="center"/>
+        <w:rPr>
+          <w:rFonts w:ascii="Arial" w:hAnsi="Arial" w:cs="Arial"/>
+          <w:b/>
+          <w:sz w:val="28"/>
+          <w:szCs w:val="28"/>
+        </w:rPr>
+      </w:pPr>
+    </w:p>
+    <w:p>
+      <w:pPr>
+        <w:jc w:val="center"/>
+        <w:rPr>
+          <w:rFonts w:ascii="Arial" w:hAnsi="Arial" w:cs="Arial"/>
+          <w:b/>
+          <w:sz w:val="28"/>
+          <w:szCs w:val="28"/>
+        </w:rPr>
+      </w:pPr>
+    </w:p>
+    <w:p>
+      <w:pPr>
+        <w:jc w:val="center"/>
+        <w:rPr>
+          <w:rFonts w:ascii="Arial" w:hAnsi="Arial" w:cs="Arial"/>
+          <w:b/>
+          <w:sz w:val="28"/>
+          <w:szCs w:val="28"/>
+        </w:rPr>
+      </w:pPr>
+    </w:p>
+    <w:p>
+      <w:pPr>
+        <w:jc w:val="center"/>
+        <w:rPr>
+          <w:rFonts w:ascii="Arial" w:hAnsi="Arial" w:cs="Arial"/>
+          <w:b/>
+          <w:sz w:val="28"/>
+          <w:szCs w:val="28"/>
+        </w:rPr>
+      </w:pPr>
+    </w:p>
+    <w:p>
+      <w:pPr>
+        <w:jc w:val="center"/>
+        <w:rPr>
+          <w:rFonts w:ascii="Arial" w:hAnsi="Arial" w:cs="Arial"/>
+          <w:b/>
+          <w:sz w:val="28"/>
+          <w:szCs w:val="28"/>
+        </w:rPr>
+      </w:pPr>
+    </w:p>
+    <w:p>
+      <w:pPr>
+        <w:jc w:val="center"/>
+        <w:rPr>
+          <w:rFonts w:ascii="Arial" w:hAnsi="Arial" w:cs="Arial"/>
+          <w:b/>
+          <w:sz w:val="28"/>
+          <w:szCs w:val="28"/>
+        </w:rPr>
+      </w:pPr>
+    </w:p>
+    <w:p>
+      <w:pPr>
+        <w:jc w:val="center"/>
+        <w:rPr>
+          <w:rFonts w:ascii="Arial" w:hAnsi="Arial" w:cs="Arial"/>
+          <w:b/>
+          <w:sz w:val="28"/>
+          <w:szCs w:val="28"/>
+        </w:rPr>
+      </w:pPr>
+    </w:p>
+    <w:p>
+      <w:pPr>
+        <w:jc w:val="center"/>
+        <w:rPr>
+          <w:rFonts w:ascii="Arial" w:hAnsi="Arial" w:cs="Arial"/>
+          <w:b/>
+          <w:sz w:val="28"/>
+          <w:szCs w:val="28"/>
+        </w:rPr>
+      </w:pPr>
+    </w:p>
+    <w:p>
+      <w:pPr>
+        <w:jc w:val="center"/>
+        <w:rPr>
+          <w:rFonts w:ascii="Arial" w:hAnsi="Arial" w:cs="Arial"/>
+          <w:b/>
+          <w:sz w:val="28"/>
+          <w:szCs w:val="28"/>
+        </w:rPr>
+      </w:pPr>
+    </w:p>
+    <w:p>
+      <w:pPr>
+        <w:jc w:val="center"/>
+        <w:rPr>
+          <w:rFonts w:ascii="Arial" w:hAnsi="Arial" w:cs="Arial"/>
+          <w:b/>
+          <w:sz w:val="28"/>
+          <w:szCs w:val="28"/>
+        </w:rPr>
+      </w:pPr>
+    </w:p>
+    <w:p>
+      <w:pPr>
+        <w:jc w:val="center"/>
+        <w:rPr>
+          <w:rFonts w:ascii="Arial" w:hAnsi="Arial" w:cs="Arial"/>
+          <w:b/>
+          <w:sz w:val="28"/>
+          <w:szCs w:val="28"/>
+        </w:rPr>
+      </w:pPr>
+    </w:p>
+    <w:p>
+      <w:pPr>
+        <w:jc w:val="center"/>
+        <w:rPr>
+          <w:rFonts w:ascii="Arial" w:hAnsi="Arial" w:cs="Arial"/>
+          <w:b/>
+          <w:sz w:val="28"/>
+          <w:szCs w:val="28"/>
+        </w:rPr>
+      </w:pPr>
+    </w:p>
+    <w:p>
+      <w:pPr>
+        <w:jc w:val="center"/>
+        <w:rPr>
+          <w:rFonts w:ascii="Arial" w:hAnsi="Arial" w:cs="Arial"/>
+          <w:b/>
+          <w:sz w:val="28"/>
+          <w:szCs w:val="28"/>
+        </w:rPr>
+      </w:pPr>
+    </w:p>
+    <w:p>
+      <w:pPr>
+        <w:jc w:val="center"/>
+        <w:rPr>
+          <w:rFonts w:ascii="Arial" w:hAnsi="Arial" w:cs="Arial"/>
+          <w:b/>
+          <w:sz w:val="28"/>
+          <w:szCs w:val="28"/>
+        </w:rPr>
+      </w:pPr>
+    </w:p>
+    <w:p>
+      <w:pPr>
+        <w:jc w:val="center"/>
+        <w:rPr>
+          <w:rFonts w:ascii="Arial" w:hAnsi="Arial" w:cs="Arial"/>
+          <w:b/>
+          <w:sz w:val="28"/>
+          <w:szCs w:val="28"/>
+        </w:rPr>
+      </w:pPr>
+      <w:r>
+        <w:rPr>
+          <w:rFonts w:ascii="Arial" w:hAnsi="Arial" w:cs="Arial"/>
+          <w:b/>
           <w:sz w:val="28"/>
           <w:szCs w:val="28"/>
         </w:rPr>
@@ -540,82 +1230,123 @@
         <w:t>SUMÁRIO</w:t>
       </w:r>
     </w:p>
-    <w:p>
-      <w:pPr>
-        <w:rPr>
-          <w:rFonts w:ascii="Arial" w:hAnsi="Arial" w:cs="Arial"/>
-          <w:b/>
-          <w:sz w:val="28"/>
-          <w:szCs w:val="28"/>
-        </w:rPr>
-      </w:pPr>
-    </w:p>
     <w:sdt>
       <w:sdtPr>
-        <w:rPr>
-          <w:rFonts w:ascii="Arial" w:hAnsi="Arial" w:cs="Arial"/>
-          <w:b/>
-          <w:color w:val="000000" w:themeColor="text1"/>
-          <w:sz w:val="28"/>
-          <w:szCs w:val="28"/>
-        </w:rPr>
-        <w:id w:val="1354613680"/>
+        <w:id w:val="-2105258365"/>
         <w:docPartObj>
           <w:docPartGallery w:val="Table of Contents"/>
           <w:docPartUnique/>
         </w:docPartObj>
       </w:sdtPr>
+      <w:sdtEndPr>
+        <w:rPr>
+          <w:rFonts w:asciiTheme="minorHAnsi" w:eastAsiaTheme="minorHAnsi" w:hAnsiTheme="minorHAnsi" w:cstheme="minorBidi"/>
+          <w:b/>
+          <w:bCs/>
+          <w:color w:val="auto"/>
+          <w:sz w:val="22"/>
+          <w:szCs w:val="22"/>
+          <w:lang w:eastAsia="en-US"/>
+        </w:rPr>
+      </w:sdtEndPr>
       <w:sdtContent>
         <w:p>
           <w:pPr>
             <w:pStyle w:val="CabealhodoSumrio"/>
+          </w:pPr>
+        </w:p>
+        <w:p>
+          <w:pPr>
+            <w:pStyle w:val="Sumrio1"/>
+            <w:tabs>
+              <w:tab w:val="right" w:leader="dot" w:pos="9061"/>
+            </w:tabs>
             <w:rPr>
-              <w:rFonts w:ascii="Arial" w:hAnsi="Arial" w:cs="Arial"/>
-              <w:b/>
-              <w:color w:val="000000" w:themeColor="text1"/>
-              <w:sz w:val="28"/>
-              <w:szCs w:val="28"/>
+              <w:rFonts w:cstheme="minorBidi"/>
+              <w:noProof/>
+              <w:kern w:val="2"/>
+              <w:sz w:val="24"/>
+              <w:szCs w:val="24"/>
+              <w14:ligatures w14:val="standardContextual"/>
             </w:rPr>
           </w:pPr>
           <w:r>
-            <w:rPr>
-              <w:rFonts w:ascii="Arial" w:hAnsi="Arial" w:cs="Arial"/>
-              <w:b/>
-              <w:color w:val="000000" w:themeColor="text1"/>
-              <w:sz w:val="28"/>
-              <w:szCs w:val="28"/>
-            </w:rPr>
-            <w:t xml:space="preserve">1 </w:t>
+            <w:fldChar w:fldCharType="begin"/>
           </w:r>
           <w:r>
-            <w:rPr>
-              <w:rFonts w:ascii="Arial" w:hAnsi="Arial" w:cs="Arial"/>
-              <w:b/>
-              <w:color w:val="000000" w:themeColor="text1"/>
-              <w:sz w:val="28"/>
-              <w:szCs w:val="28"/>
-            </w:rPr>
-            <w:t>INTRODUÇÃO</w:t>
+            <w:instrText xml:space="preserve"> TOC \o "1-3" \h \z \u </w:instrText>
           </w:r>
           <w:r>
-            <w:rPr>
-              <w:rFonts w:ascii="Arial" w:hAnsi="Arial" w:cs="Arial"/>
-              <w:b/>
-              <w:color w:val="000000" w:themeColor="text1"/>
-              <w:sz w:val="28"/>
-              <w:szCs w:val="28"/>
-            </w:rPr>
-            <w:ptab w:relativeTo="margin" w:alignment="right" w:leader="dot"/>
+            <w:fldChar w:fldCharType="separate"/>
           </w:r>
+          <w:hyperlink w:anchor="_Toc206615424" w:history="1">
+            <w:r>
+              <w:rPr>
+                <w:rStyle w:val="Hyperlink"/>
+                <w:rFonts w:ascii="Arial" w:hAnsi="Arial" w:cs="Arial"/>
+                <w:b/>
+                <w:bCs/>
+                <w:noProof/>
+              </w:rPr>
+              <w:t>1 INTRODUÇÃO</w:t>
+            </w:r>
+            <w:r>
+              <w:rPr>
+                <w:noProof/>
+                <w:webHidden/>
+              </w:rPr>
+              <w:tab/>
+            </w:r>
+            <w:r>
+              <w:rPr>
+                <w:noProof/>
+                <w:webHidden/>
+              </w:rPr>
+              <w:fldChar w:fldCharType="begin"/>
+            </w:r>
+            <w:r>
+              <w:rPr>
+                <w:noProof/>
+                <w:webHidden/>
+              </w:rPr>
+              <w:instrText xml:space="preserve"> PAGEREF _Toc206615424 \h </w:instrText>
+            </w:r>
+            <w:r>
+              <w:rPr>
+                <w:noProof/>
+                <w:webHidden/>
+              </w:rPr>
+            </w:r>
+            <w:r>
+              <w:rPr>
+                <w:noProof/>
+                <w:webHidden/>
+              </w:rPr>
+              <w:fldChar w:fldCharType="separate"/>
+            </w:r>
+            <w:r>
+              <w:rPr>
+                <w:noProof/>
+                <w:webHidden/>
+              </w:rPr>
+              <w:t>1</w:t>
+            </w:r>
+            <w:r>
+              <w:rPr>
+                <w:noProof/>
+                <w:webHidden/>
+              </w:rPr>
+              <w:fldChar w:fldCharType="end"/>
+            </w:r>
+          </w:hyperlink>
+        </w:p>
+        <w:p>
           <w:r>
             <w:rPr>
-              <w:rFonts w:ascii="Arial" w:hAnsi="Arial" w:cs="Arial"/>
               <w:b/>
-              <w:color w:val="000000" w:themeColor="text1"/>
-              <w:sz w:val="28"/>
-              <w:szCs w:val="28"/>
+              <w:bCs/>
             </w:rPr>
-            <w:t>1</w:t>
+            <w:fldChar w:fldCharType="end"/>
           </w:r>
         </w:p>
       </w:sdtContent>
@@ -632,299 +1363,704 @@
     </w:p>
     <w:p>
       <w:pPr>
-        <w:rPr>
-          <w:rFonts w:ascii="Arial" w:hAnsi="Arial" w:cs="Arial"/>
-          <w:b/>
-          <w:sz w:val="28"/>
-          <w:szCs w:val="28"/>
-        </w:rPr>
-      </w:pPr>
-    </w:p>
-    <w:p>
-      <w:pPr>
-        <w:rPr>
-          <w:rFonts w:ascii="Arial" w:hAnsi="Arial" w:cs="Arial"/>
-          <w:b/>
-          <w:sz w:val="28"/>
-          <w:szCs w:val="28"/>
-        </w:rPr>
-      </w:pPr>
-    </w:p>
-    <w:p>
-      <w:pPr>
-        <w:rPr>
-          <w:rFonts w:ascii="Arial" w:hAnsi="Arial" w:cs="Arial"/>
-          <w:b/>
-          <w:sz w:val="28"/>
-          <w:szCs w:val="28"/>
-        </w:rPr>
-      </w:pPr>
-    </w:p>
-    <w:p>
-      <w:pPr>
-        <w:rPr>
-          <w:rFonts w:ascii="Arial" w:hAnsi="Arial" w:cs="Arial"/>
-          <w:b/>
-          <w:sz w:val="28"/>
-          <w:szCs w:val="28"/>
-        </w:rPr>
-      </w:pPr>
-    </w:p>
-    <w:p>
-      <w:pPr>
-        <w:rPr>
-          <w:rFonts w:ascii="Arial" w:hAnsi="Arial" w:cs="Arial"/>
-          <w:b/>
-          <w:sz w:val="28"/>
-          <w:szCs w:val="28"/>
-        </w:rPr>
-      </w:pPr>
-    </w:p>
-    <w:p>
-      <w:pPr>
-        <w:jc w:val="center"/>
-        <w:rPr>
-          <w:rFonts w:ascii="Arial" w:hAnsi="Arial" w:cs="Arial"/>
-          <w:b/>
-          <w:sz w:val="28"/>
-          <w:szCs w:val="28"/>
-        </w:rPr>
-      </w:pPr>
-    </w:p>
-    <w:p>
-      <w:pPr>
-        <w:jc w:val="center"/>
-        <w:rPr>
-          <w:rFonts w:ascii="Arial" w:hAnsi="Arial" w:cs="Arial"/>
-          <w:b/>
-          <w:sz w:val="28"/>
-          <w:szCs w:val="28"/>
-        </w:rPr>
-      </w:pPr>
-    </w:p>
-    <w:p>
-      <w:pPr>
-        <w:jc w:val="center"/>
-        <w:rPr>
-          <w:rFonts w:ascii="Arial" w:hAnsi="Arial" w:cs="Arial"/>
-          <w:b/>
-          <w:sz w:val="28"/>
-          <w:szCs w:val="28"/>
-        </w:rPr>
-      </w:pPr>
-    </w:p>
-    <w:p>
-      <w:pPr>
-        <w:jc w:val="center"/>
-        <w:rPr>
-          <w:rFonts w:ascii="Arial" w:hAnsi="Arial" w:cs="Arial"/>
-          <w:b/>
-          <w:sz w:val="28"/>
-          <w:szCs w:val="28"/>
-        </w:rPr>
-      </w:pPr>
-    </w:p>
-    <w:p>
-      <w:pPr>
-        <w:jc w:val="center"/>
-        <w:rPr>
-          <w:rFonts w:ascii="Arial" w:hAnsi="Arial" w:cs="Arial"/>
-          <w:b/>
-          <w:sz w:val="28"/>
-          <w:szCs w:val="28"/>
-        </w:rPr>
-      </w:pPr>
-    </w:p>
-    <w:p>
-      <w:pPr>
-        <w:jc w:val="center"/>
-        <w:rPr>
-          <w:rFonts w:ascii="Arial" w:hAnsi="Arial" w:cs="Arial"/>
-          <w:b/>
-          <w:sz w:val="28"/>
-          <w:szCs w:val="28"/>
-        </w:rPr>
-      </w:pPr>
-    </w:p>
-    <w:p>
-      <w:pPr>
-        <w:jc w:val="center"/>
-        <w:rPr>
-          <w:rFonts w:ascii="Arial" w:hAnsi="Arial" w:cs="Arial"/>
-          <w:b/>
-          <w:sz w:val="28"/>
-          <w:szCs w:val="28"/>
-        </w:rPr>
-      </w:pPr>
-    </w:p>
-    <w:p>
-      <w:pPr>
-        <w:jc w:val="center"/>
-        <w:rPr>
-          <w:rFonts w:ascii="Arial" w:hAnsi="Arial" w:cs="Arial"/>
-          <w:b/>
-          <w:sz w:val="28"/>
-          <w:szCs w:val="28"/>
-        </w:rPr>
-      </w:pPr>
-    </w:p>
-    <w:p>
-      <w:pPr>
-        <w:jc w:val="center"/>
-        <w:rPr>
-          <w:rFonts w:ascii="Arial" w:hAnsi="Arial" w:cs="Arial"/>
-          <w:b/>
-          <w:sz w:val="28"/>
-          <w:szCs w:val="28"/>
-        </w:rPr>
-      </w:pPr>
-    </w:p>
-    <w:p>
-      <w:pPr>
-        <w:jc w:val="center"/>
-        <w:rPr>
-          <w:rFonts w:ascii="Arial" w:hAnsi="Arial" w:cs="Arial"/>
-          <w:b/>
-          <w:sz w:val="28"/>
-          <w:szCs w:val="28"/>
-        </w:rPr>
-      </w:pPr>
-    </w:p>
-    <w:p>
-      <w:pPr>
-        <w:jc w:val="center"/>
-        <w:rPr>
-          <w:rFonts w:ascii="Arial" w:hAnsi="Arial" w:cs="Arial"/>
-          <w:b/>
-          <w:sz w:val="28"/>
-          <w:szCs w:val="28"/>
-        </w:rPr>
-      </w:pPr>
-    </w:p>
-    <w:p>
-      <w:pPr>
-        <w:jc w:val="center"/>
-        <w:rPr>
-          <w:rFonts w:ascii="Arial" w:hAnsi="Arial" w:cs="Arial"/>
-          <w:b/>
-          <w:sz w:val="28"/>
-          <w:szCs w:val="28"/>
-        </w:rPr>
-      </w:pPr>
-    </w:p>
-    <w:p>
-      <w:pPr>
-        <w:jc w:val="center"/>
-        <w:rPr>
-          <w:rFonts w:ascii="Arial" w:hAnsi="Arial" w:cs="Arial"/>
-          <w:b/>
-          <w:sz w:val="28"/>
-          <w:szCs w:val="28"/>
-        </w:rPr>
-      </w:pPr>
-    </w:p>
-    <w:p>
-      <w:pPr>
-        <w:jc w:val="center"/>
-        <w:rPr>
-          <w:rFonts w:ascii="Arial" w:hAnsi="Arial" w:cs="Arial"/>
-          <w:b/>
-          <w:sz w:val="28"/>
-          <w:szCs w:val="28"/>
-        </w:rPr>
-      </w:pPr>
-    </w:p>
-    <w:p>
-      <w:pPr>
-        <w:jc w:val="center"/>
-        <w:rPr>
-          <w:rFonts w:ascii="Arial" w:hAnsi="Arial" w:cs="Arial"/>
-          <w:b/>
-          <w:sz w:val="28"/>
-          <w:szCs w:val="28"/>
-        </w:rPr>
-      </w:pPr>
-    </w:p>
-    <w:p>
-      <w:pPr>
-        <w:jc w:val="center"/>
-        <w:rPr>
-          <w:rFonts w:ascii="Arial" w:hAnsi="Arial" w:cs="Arial"/>
-          <w:b/>
-          <w:sz w:val="28"/>
-          <w:szCs w:val="28"/>
-        </w:rPr>
-      </w:pPr>
-    </w:p>
-    <w:p>
-      <w:pPr>
-        <w:jc w:val="center"/>
-        <w:rPr>
-          <w:rFonts w:ascii="Arial" w:hAnsi="Arial" w:cs="Arial"/>
-          <w:b/>
-          <w:sz w:val="28"/>
-          <w:szCs w:val="28"/>
-        </w:rPr>
-      </w:pPr>
-    </w:p>
-    <w:p>
-      <w:pPr>
-        <w:jc w:val="center"/>
-        <w:rPr>
-          <w:rFonts w:ascii="Arial" w:hAnsi="Arial" w:cs="Arial"/>
-          <w:b/>
-          <w:sz w:val="28"/>
-          <w:szCs w:val="28"/>
-        </w:rPr>
-      </w:pPr>
-    </w:p>
-    <w:p>
-      <w:pPr>
-        <w:jc w:val="center"/>
-        <w:rPr>
-          <w:rFonts w:ascii="Arial" w:hAnsi="Arial" w:cs="Arial"/>
-          <w:b/>
-          <w:sz w:val="28"/>
-          <w:szCs w:val="28"/>
-        </w:rPr>
-      </w:pPr>
-    </w:p>
-    <w:p>
-      <w:pPr>
-        <w:jc w:val="center"/>
-        <w:rPr>
-          <w:rFonts w:ascii="Arial" w:hAnsi="Arial" w:cs="Arial"/>
-          <w:b/>
-          <w:sz w:val="28"/>
-          <w:szCs w:val="28"/>
-        </w:rPr>
-      </w:pPr>
-    </w:p>
-    <w:p>
-      <w:pPr>
-        <w:jc w:val="center"/>
-        <w:rPr>
-          <w:rFonts w:ascii="Arial" w:hAnsi="Arial" w:cs="Arial"/>
-          <w:b/>
-          <w:sz w:val="28"/>
-          <w:szCs w:val="28"/>
-        </w:rPr>
-      </w:pPr>
-      <w:r>
-        <w:rPr>
-          <w:rFonts w:ascii="Arial" w:hAnsi="Arial" w:cs="Arial"/>
-          <w:b/>
-          <w:sz w:val="28"/>
-          <w:szCs w:val="28"/>
-        </w:rPr>
-        <w:t>INTRODUÇÃO AQUI...!!!</w:t>
-      </w:r>
-      <w:bookmarkStart w:id="0" w:name="_GoBack"/>
+        <w:pStyle w:val="CabealhodoSumrio"/>
+      </w:pPr>
+    </w:p>
+    <w:p>
+      <w:pPr>
+        <w:rPr>
+          <w:lang w:eastAsia="pt-BR"/>
+        </w:rPr>
+      </w:pPr>
+    </w:p>
+    <w:p>
+      <w:pPr>
+        <w:rPr>
+          <w:lang w:eastAsia="pt-BR"/>
+        </w:rPr>
+      </w:pPr>
+    </w:p>
+    <w:p>
+      <w:pPr>
+        <w:rPr>
+          <w:lang w:eastAsia="pt-BR"/>
+        </w:rPr>
+      </w:pPr>
+    </w:p>
+    <w:p>
+      <w:pPr>
+        <w:rPr>
+          <w:lang w:eastAsia="pt-BR"/>
+        </w:rPr>
+      </w:pPr>
+    </w:p>
+    <w:p>
+      <w:pPr>
+        <w:rPr>
+          <w:lang w:eastAsia="pt-BR"/>
+        </w:rPr>
+      </w:pPr>
+    </w:p>
+    <w:p>
+      <w:pPr>
+        <w:rPr>
+          <w:lang w:eastAsia="pt-BR"/>
+        </w:rPr>
+      </w:pPr>
+    </w:p>
+    <w:p>
+      <w:pPr>
+        <w:rPr>
+          <w:lang w:eastAsia="pt-BR"/>
+        </w:rPr>
+      </w:pPr>
+    </w:p>
+    <w:p>
+      <w:pPr>
+        <w:rPr>
+          <w:lang w:eastAsia="pt-BR"/>
+        </w:rPr>
+      </w:pPr>
+    </w:p>
+    <w:p>
+      <w:pPr>
+        <w:rPr>
+          <w:lang w:eastAsia="pt-BR"/>
+        </w:rPr>
+      </w:pPr>
+    </w:p>
+    <w:p>
+      <w:pPr>
+        <w:rPr>
+          <w:lang w:eastAsia="pt-BR"/>
+        </w:rPr>
+      </w:pPr>
+    </w:p>
+    <w:p>
+      <w:pPr>
+        <w:rPr>
+          <w:lang w:eastAsia="pt-BR"/>
+        </w:rPr>
+      </w:pPr>
+    </w:p>
+    <w:p>
+      <w:pPr>
+        <w:rPr>
+          <w:lang w:eastAsia="pt-BR"/>
+        </w:rPr>
+      </w:pPr>
+    </w:p>
+    <w:p>
+      <w:pPr>
+        <w:rPr>
+          <w:lang w:eastAsia="pt-BR"/>
+        </w:rPr>
+      </w:pPr>
+    </w:p>
+    <w:p>
+      <w:pPr>
+        <w:rPr>
+          <w:lang w:eastAsia="pt-BR"/>
+        </w:rPr>
+      </w:pPr>
+    </w:p>
+    <w:p>
+      <w:pPr>
+        <w:rPr>
+          <w:lang w:eastAsia="pt-BR"/>
+        </w:rPr>
+      </w:pPr>
+    </w:p>
+    <w:p>
+      <w:pPr>
+        <w:rPr>
+          <w:lang w:eastAsia="pt-BR"/>
+        </w:rPr>
+      </w:pPr>
+    </w:p>
+    <w:p>
+      <w:pPr>
+        <w:rPr>
+          <w:lang w:eastAsia="pt-BR"/>
+        </w:rPr>
+      </w:pPr>
+    </w:p>
+    <w:p>
+      <w:pPr>
+        <w:rPr>
+          <w:lang w:eastAsia="pt-BR"/>
+        </w:rPr>
+      </w:pPr>
+    </w:p>
+    <w:p>
+      <w:pPr>
+        <w:rPr>
+          <w:lang w:eastAsia="pt-BR"/>
+        </w:rPr>
+      </w:pPr>
+    </w:p>
+    <w:p>
+      <w:pPr>
+        <w:rPr>
+          <w:lang w:eastAsia="pt-BR"/>
+        </w:rPr>
+      </w:pPr>
+    </w:p>
+    <w:p>
+      <w:pPr>
+        <w:rPr>
+          <w:lang w:eastAsia="pt-BR"/>
+        </w:rPr>
+      </w:pPr>
+    </w:p>
+    <w:p>
+      <w:pPr>
+        <w:rPr>
+          <w:lang w:eastAsia="pt-BR"/>
+        </w:rPr>
+        <w:sectPr>
+          <w:headerReference w:type="default" r:id="rId8"/>
+          <w:pgSz w:w="11906" w:h="16838"/>
+          <w:pgMar w:top="1701" w:right="1134" w:bottom="1134" w:left="1701" w:header="709" w:footer="709" w:gutter="0"/>
+          <w:pgNumType w:start="1"/>
+          <w:cols w:space="708"/>
+          <w:titlePg/>
+          <w:docGrid w:linePitch="360"/>
+        </w:sectPr>
+      </w:pPr>
+    </w:p>
+    <w:p>
+      <w:pPr>
+        <w:rPr>
+          <w:lang w:eastAsia="pt-BR"/>
+        </w:rPr>
+        <w:sectPr>
+          <w:type w:val="continuous"/>
+          <w:pgSz w:w="11906" w:h="16838"/>
+          <w:pgMar w:top="1701" w:right="1134" w:bottom="1134" w:left="1701" w:header="709" w:footer="709" w:gutter="0"/>
+          <w:pgNumType w:start="1"/>
+          <w:cols w:space="708"/>
+          <w:docGrid w:linePitch="360"/>
+        </w:sectPr>
+      </w:pPr>
+    </w:p>
+    <w:p>
+      <w:pPr>
+        <w:rPr>
+          <w:lang w:eastAsia="pt-BR"/>
+        </w:rPr>
+      </w:pPr>
+    </w:p>
+    <w:p>
+      <w:pPr>
+        <w:rPr>
+          <w:lang w:eastAsia="pt-BR"/>
+        </w:rPr>
+      </w:pPr>
+    </w:p>
+    <w:p>
+      <w:pPr>
+        <w:rPr>
+          <w:lang w:eastAsia="pt-BR"/>
+        </w:rPr>
+        <w:sectPr>
+          <w:type w:val="continuous"/>
+          <w:pgSz w:w="11906" w:h="16838"/>
+          <w:pgMar w:top="1701" w:right="1134" w:bottom="1134" w:left="1701" w:header="709" w:footer="709" w:gutter="0"/>
+          <w:pgNumType w:start="1"/>
+          <w:cols w:space="708"/>
+          <w:docGrid w:linePitch="360"/>
+        </w:sectPr>
+      </w:pPr>
+    </w:p>
+    <w:p>
+      <w:pPr>
+        <w:rPr>
+          <w:lang w:eastAsia="pt-BR"/>
+        </w:rPr>
+        <w:sectPr>
+          <w:headerReference w:type="default" r:id="rId9"/>
+          <w:type w:val="continuous"/>
+          <w:pgSz w:w="11906" w:h="16838"/>
+          <w:pgMar w:top="1701" w:right="1134" w:bottom="1134" w:left="1701" w:header="709" w:footer="709" w:gutter="0"/>
+          <w:pgNumType w:start="1"/>
+          <w:cols w:space="708"/>
+          <w:titlePg/>
+          <w:docGrid w:linePitch="360"/>
+        </w:sectPr>
+      </w:pPr>
+    </w:p>
+    <w:p>
+      <w:pPr>
+        <w:rPr>
+          <w:lang w:eastAsia="pt-BR"/>
+        </w:rPr>
+      </w:pPr>
+    </w:p>
+    <w:p>
+      <w:pPr>
+        <w:rPr>
+          <w:rFonts w:ascii="Arial" w:eastAsiaTheme="majorEastAsia" w:hAnsi="Arial" w:cs="Arial"/>
+          <w:b/>
+          <w:bCs/>
+          <w:color w:val="000000" w:themeColor="text1"/>
+          <w:sz w:val="28"/>
+          <w:szCs w:val="28"/>
+        </w:rPr>
+      </w:pPr>
+      <w:bookmarkStart w:id="0" w:name="_Toc206615424"/>
+      <w:r>
+        <w:rPr>
+          <w:rStyle w:val="Ttulo1Char"/>
+          <w:rFonts w:ascii="Arial" w:hAnsi="Arial" w:cs="Arial"/>
+          <w:b/>
+          <w:bCs/>
+          <w:color w:val="000000" w:themeColor="text1"/>
+          <w:sz w:val="28"/>
+          <w:szCs w:val="28"/>
+        </w:rPr>
+        <w:t xml:space="preserve">1 </w:t>
+      </w:r>
+      <w:r>
+        <w:rPr>
+          <w:rStyle w:val="Ttulo1Char"/>
+          <w:rFonts w:ascii="Arial" w:hAnsi="Arial" w:cs="Arial"/>
+          <w:b/>
+          <w:bCs/>
+          <w:color w:val="000000" w:themeColor="text1"/>
+          <w:sz w:val="28"/>
+          <w:szCs w:val="28"/>
+        </w:rPr>
+        <w:t>INTRODUÇÃO</w:t>
+      </w:r>
       <w:bookmarkEnd w:id="0"/>
+      <w:r>
+        <w:rPr>
+          <w:rFonts w:ascii="Arial" w:hAnsi="Arial" w:cs="Arial"/>
+          <w:b/>
+          <w:bCs/>
+          <w:sz w:val="28"/>
+          <w:szCs w:val="28"/>
+          <w:lang w:eastAsia="pt-BR"/>
+        </w:rPr>
+        <w:tab/>
+      </w:r>
+      <w:r>
+        <w:rPr>
+          <w:rFonts w:ascii="Arial" w:hAnsi="Arial" w:cs="Arial"/>
+          <w:b/>
+          <w:bCs/>
+          <w:sz w:val="28"/>
+          <w:szCs w:val="28"/>
+          <w:lang w:eastAsia="pt-BR"/>
+        </w:rPr>
+        <w:tab/>
+      </w:r>
+      <w:r>
+        <w:rPr>
+          <w:rFonts w:ascii="Arial" w:hAnsi="Arial" w:cs="Arial"/>
+          <w:b/>
+          <w:bCs/>
+          <w:sz w:val="28"/>
+          <w:szCs w:val="28"/>
+          <w:lang w:eastAsia="pt-BR"/>
+        </w:rPr>
+        <w:tab/>
+      </w:r>
+      <w:r>
+        <w:rPr>
+          <w:rFonts w:ascii="Arial" w:hAnsi="Arial" w:cs="Arial"/>
+          <w:b/>
+          <w:bCs/>
+          <w:sz w:val="28"/>
+          <w:szCs w:val="28"/>
+          <w:lang w:eastAsia="pt-BR"/>
+        </w:rPr>
+        <w:tab/>
+      </w:r>
+      <w:r>
+        <w:rPr>
+          <w:rFonts w:ascii="Arial" w:hAnsi="Arial" w:cs="Arial"/>
+          <w:b/>
+          <w:bCs/>
+          <w:sz w:val="28"/>
+          <w:szCs w:val="28"/>
+          <w:lang w:eastAsia="pt-BR"/>
+        </w:rPr>
+        <w:tab/>
+      </w:r>
+      <w:r>
+        <w:rPr>
+          <w:rFonts w:ascii="Arial" w:hAnsi="Arial" w:cs="Arial"/>
+          <w:b/>
+          <w:bCs/>
+          <w:sz w:val="28"/>
+          <w:szCs w:val="28"/>
+          <w:lang w:eastAsia="pt-BR"/>
+        </w:rPr>
+        <w:tab/>
+      </w:r>
+      <w:r>
+        <w:rPr>
+          <w:rFonts w:ascii="Arial" w:hAnsi="Arial" w:cs="Arial"/>
+          <w:b/>
+          <w:bCs/>
+          <w:sz w:val="28"/>
+          <w:szCs w:val="28"/>
+          <w:lang w:eastAsia="pt-BR"/>
+        </w:rPr>
+        <w:tab/>
+      </w:r>
+      <w:r>
+        <w:rPr>
+          <w:rFonts w:ascii="Arial" w:hAnsi="Arial" w:cs="Arial"/>
+          <w:b/>
+          <w:bCs/>
+          <w:sz w:val="28"/>
+          <w:szCs w:val="28"/>
+          <w:lang w:eastAsia="pt-BR"/>
+        </w:rPr>
+        <w:tab/>
+      </w:r>
+      <w:r>
+        <w:rPr>
+          <w:rFonts w:ascii="Arial" w:hAnsi="Arial" w:cs="Arial"/>
+          <w:b/>
+          <w:bCs/>
+          <w:sz w:val="28"/>
+          <w:szCs w:val="28"/>
+          <w:lang w:eastAsia="pt-BR"/>
+        </w:rPr>
+        <w:tab/>
+      </w:r>
+    </w:p>
+    <w:p>
+      <w:pPr>
+        <w:rPr>
+          <w:rFonts w:ascii="Arial" w:hAnsi="Arial" w:cs="Arial"/>
+          <w:b/>
+          <w:bCs/>
+          <w:sz w:val="28"/>
+          <w:szCs w:val="28"/>
+          <w:lang w:eastAsia="pt-BR"/>
+        </w:rPr>
+      </w:pPr>
+    </w:p>
+    <w:p>
+      <w:pPr>
+        <w:rPr>
+          <w:rFonts w:ascii="Arial" w:hAnsi="Arial" w:cs="Arial"/>
+          <w:b/>
+          <w:bCs/>
+          <w:sz w:val="28"/>
+          <w:szCs w:val="28"/>
+          <w:lang w:eastAsia="pt-BR"/>
+        </w:rPr>
+      </w:pPr>
+    </w:p>
+    <w:p>
+      <w:pPr>
+        <w:spacing w:line="240" w:lineRule="auto"/>
+        <w:rPr>
+          <w:rFonts w:ascii="Arial" w:hAnsi="Arial" w:cs="Arial"/>
+          <w:sz w:val="28"/>
+          <w:szCs w:val="28"/>
+        </w:rPr>
+      </w:pPr>
+      <w:r>
+        <w:rPr>
+          <w:rFonts w:ascii="Arial" w:hAnsi="Arial" w:cs="Arial"/>
+          <w:sz w:val="28"/>
+          <w:szCs w:val="28"/>
+        </w:rPr>
+        <w:t xml:space="preserve">Em ambientes que exigem um estoque, é fundamental que a organização esteja presente, e que seja feita com sucesso e simples de entender, contudo, muitos tem dificuldade em ter uma organização ideal, </w:t>
+      </w:r>
+      <w:proofErr w:type="gramStart"/>
+      <w:r>
+        <w:rPr>
+          <w:rFonts w:ascii="Arial" w:hAnsi="Arial" w:cs="Arial"/>
+          <w:sz w:val="28"/>
+          <w:szCs w:val="28"/>
+        </w:rPr>
+        <w:t>Baseado</w:t>
+      </w:r>
+      <w:proofErr w:type="gramEnd"/>
+      <w:r>
+        <w:rPr>
+          <w:rFonts w:ascii="Arial" w:hAnsi="Arial" w:cs="Arial"/>
+          <w:sz w:val="28"/>
+          <w:szCs w:val="28"/>
+        </w:rPr>
+        <w:t xml:space="preserve"> nisso, decidimos ajudar criando o </w:t>
+      </w:r>
+      <w:proofErr w:type="spellStart"/>
+      <w:r>
+        <w:rPr>
+          <w:rFonts w:ascii="Arial" w:hAnsi="Arial" w:cs="Arial"/>
+          <w:i/>
+          <w:sz w:val="28"/>
+          <w:szCs w:val="28"/>
+        </w:rPr>
+        <w:t>SmartStorage</w:t>
+      </w:r>
+      <w:proofErr w:type="spellEnd"/>
+      <w:r>
+        <w:rPr>
+          <w:rFonts w:ascii="Arial" w:hAnsi="Arial" w:cs="Arial"/>
+          <w:i/>
+          <w:sz w:val="28"/>
+          <w:szCs w:val="28"/>
+        </w:rPr>
+        <w:t>.</w:t>
+      </w:r>
+    </w:p>
+    <w:p>
+      <w:pPr>
+        <w:spacing w:line="360" w:lineRule="auto"/>
+        <w:rPr>
+          <w:rFonts w:ascii="Arial" w:hAnsi="Arial" w:cs="Arial"/>
+          <w:sz w:val="28"/>
+          <w:szCs w:val="28"/>
+        </w:rPr>
+      </w:pPr>
+    </w:p>
+    <w:p>
+      <w:pPr>
+        <w:spacing w:line="240" w:lineRule="auto"/>
+        <w:rPr>
+          <w:rFonts w:ascii="Arial" w:hAnsi="Arial" w:cs="Arial"/>
+          <w:sz w:val="28"/>
+          <w:szCs w:val="28"/>
+        </w:rPr>
+      </w:pPr>
+      <w:r>
+        <w:rPr>
+          <w:rFonts w:ascii="Arial" w:hAnsi="Arial" w:cs="Arial"/>
+          <w:sz w:val="28"/>
+          <w:szCs w:val="28"/>
+        </w:rPr>
+        <w:t xml:space="preserve">O </w:t>
+      </w:r>
+      <w:proofErr w:type="spellStart"/>
+      <w:r>
+        <w:rPr>
+          <w:rFonts w:ascii="Arial" w:hAnsi="Arial" w:cs="Arial"/>
+          <w:i/>
+          <w:iCs/>
+          <w:sz w:val="28"/>
+          <w:szCs w:val="28"/>
+        </w:rPr>
+        <w:t>SmartStorage</w:t>
+      </w:r>
+      <w:proofErr w:type="spellEnd"/>
+      <w:r>
+        <w:rPr>
+          <w:rFonts w:ascii="Arial" w:hAnsi="Arial" w:cs="Arial"/>
+          <w:sz w:val="28"/>
+          <w:szCs w:val="28"/>
+        </w:rPr>
+        <w:t xml:space="preserve"> é um site simples para gerenciar estoques, onde os usuários poderão criar vários estoques, podendo colocar uma foto para sinalizar tal estoque, colocar e criar categorias, adicionar vários produtos em cada estoque, adicionar a duração de um produto, adicionar a quantidade de um só produto e o compartilhamento do estoque com outros usuários.</w:t>
+      </w:r>
+    </w:p>
+    <w:p>
+      <w:pPr>
+        <w:spacing w:line="240" w:lineRule="auto"/>
+        <w:rPr>
+          <w:rFonts w:ascii="Arial" w:hAnsi="Arial" w:cs="Arial"/>
+          <w:sz w:val="28"/>
+          <w:szCs w:val="28"/>
+        </w:rPr>
+      </w:pPr>
+    </w:p>
+    <w:p>
+      <w:pPr>
+        <w:spacing w:line="240" w:lineRule="auto"/>
+        <w:rPr>
+          <w:rFonts w:ascii="Arial" w:hAnsi="Arial" w:cs="Arial"/>
+          <w:sz w:val="28"/>
+          <w:szCs w:val="28"/>
+        </w:rPr>
+      </w:pPr>
+    </w:p>
+    <w:p>
+      <w:pPr>
+        <w:spacing w:line="240" w:lineRule="auto"/>
+        <w:rPr>
+          <w:rFonts w:ascii="Arial" w:hAnsi="Arial" w:cs="Arial"/>
+          <w:sz w:val="28"/>
+          <w:szCs w:val="28"/>
+        </w:rPr>
+      </w:pPr>
+      <w:r>
+        <w:rPr>
+          <w:rFonts w:ascii="Arial" w:hAnsi="Arial" w:cs="Arial"/>
+          <w:sz w:val="28"/>
+          <w:szCs w:val="28"/>
+        </w:rPr>
+        <w:t xml:space="preserve">O nosso objetivo é facilitar cozinheiros, empresas e quem deseja organizar algo pessoal e que seja uma ferramenta bem simples de se utilizar. A </w:t>
+      </w:r>
+      <w:proofErr w:type="spellStart"/>
+      <w:r>
+        <w:rPr>
+          <w:rFonts w:ascii="Arial" w:hAnsi="Arial" w:cs="Arial"/>
+          <w:i/>
+          <w:iCs/>
+          <w:sz w:val="28"/>
+          <w:szCs w:val="28"/>
+        </w:rPr>
+        <w:t>SmartStorage</w:t>
+      </w:r>
+      <w:proofErr w:type="spellEnd"/>
+      <w:r>
+        <w:rPr>
+          <w:rFonts w:ascii="Arial" w:hAnsi="Arial" w:cs="Arial"/>
+          <w:sz w:val="28"/>
+          <w:szCs w:val="28"/>
+        </w:rPr>
+        <w:t xml:space="preserve"> busca sempre em melhorar a simplicidade da organização</w:t>
+      </w:r>
+    </w:p>
+    <w:p>
+      <w:pPr>
+        <w:rPr>
+          <w:rFonts w:ascii="Arial" w:hAnsi="Arial" w:cs="Arial"/>
+          <w:b/>
+          <w:bCs/>
+          <w:sz w:val="28"/>
+          <w:szCs w:val="28"/>
+          <w:lang w:eastAsia="pt-BR"/>
+        </w:rPr>
+      </w:pPr>
+    </w:p>
+    <w:p>
+      <w:pPr>
+        <w:rPr>
+          <w:lang w:eastAsia="pt-BR"/>
+        </w:rPr>
+      </w:pPr>
+    </w:p>
+    <w:p>
+      <w:pPr>
+        <w:rPr>
+          <w:lang w:eastAsia="pt-BR"/>
+        </w:rPr>
+      </w:pPr>
+    </w:p>
+    <w:p>
+      <w:pPr>
+        <w:rPr>
+          <w:lang w:eastAsia="pt-BR"/>
+        </w:rPr>
+      </w:pPr>
+    </w:p>
+    <w:p>
+      <w:pPr>
+        <w:rPr>
+          <w:lang w:eastAsia="pt-BR"/>
+        </w:rPr>
+      </w:pPr>
+    </w:p>
+    <w:p>
+      <w:pPr>
+        <w:rPr>
+          <w:lang w:eastAsia="pt-BR"/>
+        </w:rPr>
+      </w:pPr>
+    </w:p>
+    <w:p>
+      <w:pPr>
+        <w:jc w:val="center"/>
+        <w:rPr>
+          <w:rFonts w:ascii="Arial" w:hAnsi="Arial" w:cs="Arial"/>
+          <w:b/>
+          <w:sz w:val="28"/>
+          <w:szCs w:val="28"/>
+        </w:rPr>
+      </w:pPr>
+    </w:p>
+    <w:p>
+      <w:pPr>
+        <w:jc w:val="center"/>
+        <w:rPr>
+          <w:rFonts w:ascii="Arial" w:hAnsi="Arial" w:cs="Arial"/>
+          <w:b/>
+          <w:sz w:val="28"/>
+          <w:szCs w:val="28"/>
+        </w:rPr>
+      </w:pPr>
+    </w:p>
+    <w:p>
+      <w:pPr>
+        <w:jc w:val="center"/>
+        <w:rPr>
+          <w:rFonts w:ascii="Arial" w:hAnsi="Arial" w:cs="Arial"/>
+          <w:b/>
+          <w:sz w:val="28"/>
+          <w:szCs w:val="28"/>
+        </w:rPr>
+      </w:pPr>
+    </w:p>
+    <w:p>
+      <w:pPr>
+        <w:jc w:val="center"/>
+        <w:rPr>
+          <w:rFonts w:ascii="Arial" w:hAnsi="Arial" w:cs="Arial"/>
+          <w:b/>
+          <w:sz w:val="28"/>
+          <w:szCs w:val="28"/>
+        </w:rPr>
+      </w:pPr>
+    </w:p>
+    <w:p>
+      <w:pPr>
+        <w:jc w:val="center"/>
+        <w:rPr>
+          <w:rFonts w:ascii="Arial" w:hAnsi="Arial" w:cs="Arial"/>
+          <w:b/>
+          <w:sz w:val="28"/>
+          <w:szCs w:val="28"/>
+        </w:rPr>
+      </w:pPr>
+    </w:p>
+    <w:p>
+      <w:pPr>
+        <w:jc w:val="center"/>
+        <w:rPr>
+          <w:rFonts w:ascii="Arial" w:hAnsi="Arial" w:cs="Arial"/>
+          <w:b/>
+          <w:sz w:val="28"/>
+          <w:szCs w:val="28"/>
+        </w:rPr>
+      </w:pPr>
+    </w:p>
+    <w:p>
+      <w:pPr>
+        <w:jc w:val="center"/>
+        <w:rPr>
+          <w:rFonts w:ascii="Arial" w:hAnsi="Arial" w:cs="Arial"/>
+          <w:b/>
+          <w:sz w:val="28"/>
+          <w:szCs w:val="28"/>
+        </w:rPr>
+      </w:pPr>
+    </w:p>
+    <w:p>
+      <w:pPr>
+        <w:jc w:val="center"/>
+        <w:rPr>
+          <w:rFonts w:ascii="Arial" w:hAnsi="Arial" w:cs="Arial"/>
+          <w:b/>
+          <w:sz w:val="28"/>
+          <w:szCs w:val="28"/>
+        </w:rPr>
+      </w:pPr>
     </w:p>
     <w:sectPr>
+      <w:headerReference w:type="default" r:id="rId10"/>
+      <w:type w:val="continuous"/>
       <w:pgSz w:w="11906" w:h="16838"/>
-      <w:pgMar w:top="1417" w:right="1701" w:bottom="1417" w:left="1701" w:header="708" w:footer="708" w:gutter="0"/>
+      <w:pgMar w:top="1701" w:right="1134" w:bottom="1134" w:left="1701" w:header="709" w:footer="709" w:gutter="0"/>
+      <w:pgNumType w:start="1"/>
       <w:cols w:space="708"/>
       <w:docGrid w:linePitch="360"/>
     </w:sectPr>
@@ -932,8 +2068,158 @@
 </w:document>
 </file>
 
+<file path=word/endnotes.xml><?xml version="1.0" encoding="utf-8"?>
+<w:endnotes xmlns:wpc="http://schemas.microsoft.com/office/word/2010/wordprocessingCanvas" xmlns:cx="http://schemas.microsoft.com/office/drawing/2014/chartex" xmlns:cx1="http://schemas.microsoft.com/office/drawing/2015/9/8/chartex" xmlns:cx2="http://schemas.microsoft.com/office/drawing/2015/10/21/chartex" xmlns:cx3="http://schemas.microsoft.com/office/drawing/2016/5/9/chartex" xmlns:cx4="http://schemas.microsoft.com/office/drawing/2016/5/10/chartex" xmlns:cx5="http://schemas.microsoft.com/office/drawing/2016/5/11/chartex" xmlns:cx6="http://schemas.microsoft.com/office/drawing/2016/5/12/chartex" xmlns:cx7="http://schemas.microsoft.com/office/drawing/2016/5/13/chartex" xmlns:cx8="http://schemas.microsoft.com/office/drawing/2016/5/14/chartex" xmlns:mc="http://schemas.openxmlformats.org/markup-compatibility/2006" xmlns:aink="http://schemas.microsoft.com/office/drawing/2016/ink" xmlns:am3d="http://schemas.microsoft.com/office/drawing/2017/model3d" xmlns:o="urn:schemas-microsoft-com:office:office" xmlns:oel="http://schemas.microsoft.com/office/2019/extlst" xmlns:r="http://schemas.openxmlformats.org/officeDocument/2006/relationships" xmlns:m="http://schemas.openxmlformats.org/officeDocument/2006/math" xmlns:v="urn:schemas-microsoft-com:vml" xmlns:wp14="http://schemas.microsoft.com/office/word/2010/wordprocessingDrawing" xmlns:wp="http://schemas.openxmlformats.org/drawingml/2006/wordprocessingDrawing" xmlns:w10="urn:schemas-microsoft-com:office:word" xmlns:w="http://schemas.openxmlformats.org/wordprocessingml/2006/main" xmlns:w14="http://schemas.microsoft.com/office/word/2010/wordml" xmlns:w15="http://schemas.microsoft.com/office/word/2012/wordml" xmlns:w16cex="http://schemas.microsoft.com/office/word/2018/wordml/cex" xmlns:w16cid="http://schemas.microsoft.com/office/word/2016/wordml/cid" xmlns:w16="http://schemas.microsoft.com/office/word/2018/wordml" xmlns:w16du="http://schemas.microsoft.com/office/word/2023/wordml/word16du" xmlns:w16sdtdh="http://schemas.microsoft.com/office/word/2020/wordml/sdtdatahash" xmlns:w16sdtfl="http://schemas.microsoft.com/office/word/2024/wordml/sdtformatlock" xmlns:w16se="http://schemas.microsoft.com/office/word/2015/wordml/symex" xmlns:wpg="http://schemas.microsoft.com/office/word/2010/wordprocessingGroup" xmlns:wpi="http://schemas.microsoft.com/office/word/2010/wordprocessingInk" xmlns:wne="http://schemas.microsoft.com/office/word/2006/wordml" xmlns:wps="http://schemas.microsoft.com/office/word/2010/wordprocessingShape" mc:Ignorable="w14 w15 w16se w16cid w16 w16cex w16sdtdh w16sdtfl w16du wp14">
+  <w:endnote w:type="separator" w:id="-1">
+    <w:p>
+      <w:pPr>
+        <w:spacing w:after="0" w:line="240" w:lineRule="auto"/>
+      </w:pPr>
+      <w:r>
+        <w:separator/>
+      </w:r>
+    </w:p>
+  </w:endnote>
+  <w:endnote w:type="continuationSeparator" w:id="0">
+    <w:p>
+      <w:pPr>
+        <w:spacing w:after="0" w:line="240" w:lineRule="auto"/>
+      </w:pPr>
+      <w:r>
+        <w:continuationSeparator/>
+      </w:r>
+    </w:p>
+  </w:endnote>
+</w:endnotes>
+</file>
+
+<file path=word/footnotes.xml><?xml version="1.0" encoding="utf-8"?>
+<w:footnotes xmlns:wpc="http://schemas.microsoft.com/office/word/2010/wordprocessingCanvas" xmlns:cx="http://schemas.microsoft.com/office/drawing/2014/chartex" xmlns:cx1="http://schemas.microsoft.com/office/drawing/2015/9/8/chartex" xmlns:cx2="http://schemas.microsoft.com/office/drawing/2015/10/21/chartex" xmlns:cx3="http://schemas.microsoft.com/office/drawing/2016/5/9/chartex" xmlns:cx4="http://schemas.microsoft.com/office/drawing/2016/5/10/chartex" xmlns:cx5="http://schemas.microsoft.com/office/drawing/2016/5/11/chartex" xmlns:cx6="http://schemas.microsoft.com/office/drawing/2016/5/12/chartex" xmlns:cx7="http://schemas.microsoft.com/office/drawing/2016/5/13/chartex" xmlns:cx8="http://schemas.microsoft.com/office/drawing/2016/5/14/chartex" xmlns:mc="http://schemas.openxmlformats.org/markup-compatibility/2006" xmlns:aink="http://schemas.microsoft.com/office/drawing/2016/ink" xmlns:am3d="http://schemas.microsoft.com/office/drawing/2017/model3d" xmlns:o="urn:schemas-microsoft-com:office:office" xmlns:oel="http://schemas.microsoft.com/office/2019/extlst" xmlns:r="http://schemas.openxmlformats.org/officeDocument/2006/relationships" xmlns:m="http://schemas.openxmlformats.org/officeDocument/2006/math" xmlns:v="urn:schemas-microsoft-com:vml" xmlns:wp14="http://schemas.microsoft.com/office/word/2010/wordprocessingDrawing" xmlns:wp="http://schemas.openxmlformats.org/drawingml/2006/wordprocessingDrawing" xmlns:w10="urn:schemas-microsoft-com:office:word" xmlns:w="http://schemas.openxmlformats.org/wordprocessingml/2006/main" xmlns:w14="http://schemas.microsoft.com/office/word/2010/wordml" xmlns:w15="http://schemas.microsoft.com/office/word/2012/wordml" xmlns:w16cex="http://schemas.microsoft.com/office/word/2018/wordml/cex" xmlns:w16cid="http://schemas.microsoft.com/office/word/2016/wordml/cid" xmlns:w16="http://schemas.microsoft.com/office/word/2018/wordml" xmlns:w16du="http://schemas.microsoft.com/office/word/2023/wordml/word16du" xmlns:w16sdtdh="http://schemas.microsoft.com/office/word/2020/wordml/sdtdatahash" xmlns:w16sdtfl="http://schemas.microsoft.com/office/word/2024/wordml/sdtformatlock" xmlns:w16se="http://schemas.microsoft.com/office/word/2015/wordml/symex" xmlns:wpg="http://schemas.microsoft.com/office/word/2010/wordprocessingGroup" xmlns:wpi="http://schemas.microsoft.com/office/word/2010/wordprocessingInk" xmlns:wne="http://schemas.microsoft.com/office/word/2006/wordml" xmlns:wps="http://schemas.microsoft.com/office/word/2010/wordprocessingShape" mc:Ignorable="w14 w15 w16se w16cid w16 w16cex w16sdtdh w16sdtfl w16du wp14">
+  <w:footnote w:type="separator" w:id="-1">
+    <w:p>
+      <w:pPr>
+        <w:spacing w:after="0" w:line="240" w:lineRule="auto"/>
+      </w:pPr>
+      <w:r>
+        <w:separator/>
+      </w:r>
+    </w:p>
+  </w:footnote>
+  <w:footnote w:type="continuationSeparator" w:id="0">
+    <w:p>
+      <w:pPr>
+        <w:spacing w:after="0" w:line="240" w:lineRule="auto"/>
+      </w:pPr>
+      <w:r>
+        <w:continuationSeparator/>
+      </w:r>
+    </w:p>
+  </w:footnote>
+</w:footnotes>
+</file>
+
+<file path=word/header1.xml><?xml version="1.0" encoding="utf-8"?>
+<w:hdr xmlns:wpc="http://schemas.microsoft.com/office/word/2010/wordprocessingCanvas" xmlns:cx="http://schemas.microsoft.com/office/drawing/2014/chartex" xmlns:cx1="http://schemas.microsoft.com/office/drawing/2015/9/8/chartex" xmlns:cx2="http://schemas.microsoft.com/office/drawing/2015/10/21/chartex" xmlns:cx3="http://schemas.microsoft.com/office/drawing/2016/5/9/chartex" xmlns:cx4="http://schemas.microsoft.com/office/drawing/2016/5/10/chartex" xmlns:cx5="http://schemas.microsoft.com/office/drawing/2016/5/11/chartex" xmlns:cx6="http://schemas.microsoft.com/office/drawing/2016/5/12/chartex" xmlns:cx7="http://schemas.microsoft.com/office/drawing/2016/5/13/chartex" xmlns:cx8="http://schemas.microsoft.com/office/drawing/2016/5/14/chartex" xmlns:mc="http://schemas.openxmlformats.org/markup-compatibility/2006" xmlns:aink="http://schemas.microsoft.com/office/drawing/2016/ink" xmlns:am3d="http://schemas.microsoft.com/office/drawing/2017/model3d" xmlns:o="urn:schemas-microsoft-com:office:office" xmlns:oel="http://schemas.microsoft.com/office/2019/extlst" xmlns:r="http://schemas.openxmlformats.org/officeDocument/2006/relationships" xmlns:m="http://schemas.openxmlformats.org/officeDocument/2006/math" xmlns:v="urn:schemas-microsoft-com:vml" xmlns:wp14="http://schemas.microsoft.com/office/word/2010/wordprocessingDrawing" xmlns:wp="http://schemas.openxmlformats.org/drawingml/2006/wordprocessingDrawing" xmlns:w10="urn:schemas-microsoft-com:office:word" xmlns:w="http://schemas.openxmlformats.org/wordprocessingml/2006/main" xmlns:w14="http://schemas.microsoft.com/office/word/2010/wordml" xmlns:w15="http://schemas.microsoft.com/office/word/2012/wordml" xmlns:w16cex="http://schemas.microsoft.com/office/word/2018/wordml/cex" xmlns:w16cid="http://schemas.microsoft.com/office/word/2016/wordml/cid" xmlns:w16="http://schemas.microsoft.com/office/word/2018/wordml" xmlns:w16du="http://schemas.microsoft.com/office/word/2023/wordml/word16du" xmlns:w16sdtdh="http://schemas.microsoft.com/office/word/2020/wordml/sdtdatahash" xmlns:w16sdtfl="http://schemas.microsoft.com/office/word/2024/wordml/sdtformatlock" xmlns:w16se="http://schemas.microsoft.com/office/word/2015/wordml/symex" xmlns:wpg="http://schemas.microsoft.com/office/word/2010/wordprocessingGroup" xmlns:wpi="http://schemas.microsoft.com/office/word/2010/wordprocessingInk" xmlns:wne="http://schemas.microsoft.com/office/word/2006/wordml" xmlns:wps="http://schemas.microsoft.com/office/word/2010/wordprocessingShape" mc:Ignorable="w14 w15 w16se w16cid w16 w16cex w16sdtdh w16sdtfl w16du wp14">
+  <w:p>
+    <w:pPr>
+      <w:pStyle w:val="Cabealho"/>
+      <w:jc w:val="right"/>
+    </w:pPr>
+  </w:p>
+  <w:p>
+    <w:pPr>
+      <w:pStyle w:val="Cabealho"/>
+    </w:pPr>
+  </w:p>
+</w:hdr>
+</file>
+
+<file path=word/header2.xml><?xml version="1.0" encoding="utf-8"?>
+<w:hdr xmlns:wpc="http://schemas.microsoft.com/office/word/2010/wordprocessingCanvas" xmlns:cx="http://schemas.microsoft.com/office/drawing/2014/chartex" xmlns:cx1="http://schemas.microsoft.com/office/drawing/2015/9/8/chartex" xmlns:cx2="http://schemas.microsoft.com/office/drawing/2015/10/21/chartex" xmlns:cx3="http://schemas.microsoft.com/office/drawing/2016/5/9/chartex" xmlns:cx4="http://schemas.microsoft.com/office/drawing/2016/5/10/chartex" xmlns:cx5="http://schemas.microsoft.com/office/drawing/2016/5/11/chartex" xmlns:cx6="http://schemas.microsoft.com/office/drawing/2016/5/12/chartex" xmlns:cx7="http://schemas.microsoft.com/office/drawing/2016/5/13/chartex" xmlns:cx8="http://schemas.microsoft.com/office/drawing/2016/5/14/chartex" xmlns:mc="http://schemas.openxmlformats.org/markup-compatibility/2006" xmlns:aink="http://schemas.microsoft.com/office/drawing/2016/ink" xmlns:am3d="http://schemas.microsoft.com/office/drawing/2017/model3d" xmlns:o="urn:schemas-microsoft-com:office:office" xmlns:oel="http://schemas.microsoft.com/office/2019/extlst" xmlns:r="http://schemas.openxmlformats.org/officeDocument/2006/relationships" xmlns:m="http://schemas.openxmlformats.org/officeDocument/2006/math" xmlns:v="urn:schemas-microsoft-com:vml" xmlns:wp14="http://schemas.microsoft.com/office/word/2010/wordprocessingDrawing" xmlns:wp="http://schemas.openxmlformats.org/drawingml/2006/wordprocessingDrawing" xmlns:w10="urn:schemas-microsoft-com:office:word" xmlns:w="http://schemas.openxmlformats.org/wordprocessingml/2006/main" xmlns:w14="http://schemas.microsoft.com/office/word/2010/wordml" xmlns:w15="http://schemas.microsoft.com/office/word/2012/wordml" xmlns:w16cex="http://schemas.microsoft.com/office/word/2018/wordml/cex" xmlns:w16cid="http://schemas.microsoft.com/office/word/2016/wordml/cid" xmlns:w16="http://schemas.microsoft.com/office/word/2018/wordml" xmlns:w16du="http://schemas.microsoft.com/office/word/2023/wordml/word16du" xmlns:w16sdtdh="http://schemas.microsoft.com/office/word/2020/wordml/sdtdatahash" xmlns:w16sdtfl="http://schemas.microsoft.com/office/word/2024/wordml/sdtformatlock" xmlns:w16se="http://schemas.microsoft.com/office/word/2015/wordml/symex" xmlns:wpg="http://schemas.microsoft.com/office/word/2010/wordprocessingGroup" xmlns:wpi="http://schemas.microsoft.com/office/word/2010/wordprocessingInk" xmlns:wne="http://schemas.microsoft.com/office/word/2006/wordml" xmlns:wps="http://schemas.microsoft.com/office/word/2010/wordprocessingShape" mc:Ignorable="w14 w15 w16se w16cid w16 w16cex w16sdtdh w16sdtfl w16du wp14">
+  <w:sdt>
+    <w:sdtPr>
+      <w:id w:val="-915942934"/>
+      <w:docPartObj>
+        <w:docPartGallery w:val="Page Numbers (Top of Page)"/>
+        <w:docPartUnique/>
+      </w:docPartObj>
+    </w:sdtPr>
+    <w:sdtContent>
+      <w:p>
+        <w:pPr>
+          <w:pStyle w:val="Cabealho"/>
+          <w:jc w:val="right"/>
+        </w:pPr>
+        <w:r>
+          <w:fldChar w:fldCharType="begin"/>
+        </w:r>
+        <w:r>
+          <w:instrText>PAGE   \* MERGEFORMAT</w:instrText>
+        </w:r>
+        <w:r>
+          <w:fldChar w:fldCharType="separate"/>
+        </w:r>
+        <w:r>
+          <w:t>2</w:t>
+        </w:r>
+        <w:r>
+          <w:fldChar w:fldCharType="end"/>
+        </w:r>
+      </w:p>
+    </w:sdtContent>
+  </w:sdt>
+  <w:p>
+    <w:pPr>
+      <w:pStyle w:val="Cabealho"/>
+    </w:pPr>
+  </w:p>
+</w:hdr>
+</file>
+
+<file path=word/header3.xml><?xml version="1.0" encoding="utf-8"?>
+<w:hdr xmlns:wpc="http://schemas.microsoft.com/office/word/2010/wordprocessingCanvas" xmlns:cx="http://schemas.microsoft.com/office/drawing/2014/chartex" xmlns:cx1="http://schemas.microsoft.com/office/drawing/2015/9/8/chartex" xmlns:cx2="http://schemas.microsoft.com/office/drawing/2015/10/21/chartex" xmlns:cx3="http://schemas.microsoft.com/office/drawing/2016/5/9/chartex" xmlns:cx4="http://schemas.microsoft.com/office/drawing/2016/5/10/chartex" xmlns:cx5="http://schemas.microsoft.com/office/drawing/2016/5/11/chartex" xmlns:cx6="http://schemas.microsoft.com/office/drawing/2016/5/12/chartex" xmlns:cx7="http://schemas.microsoft.com/office/drawing/2016/5/13/chartex" xmlns:cx8="http://schemas.microsoft.com/office/drawing/2016/5/14/chartex" xmlns:mc="http://schemas.openxmlformats.org/markup-compatibility/2006" xmlns:aink="http://schemas.microsoft.com/office/drawing/2016/ink" xmlns:am3d="http://schemas.microsoft.com/office/drawing/2017/model3d" xmlns:o="urn:schemas-microsoft-com:office:office" xmlns:oel="http://schemas.microsoft.com/office/2019/extlst" xmlns:r="http://schemas.openxmlformats.org/officeDocument/2006/relationships" xmlns:m="http://schemas.openxmlformats.org/officeDocument/2006/math" xmlns:v="urn:schemas-microsoft-com:vml" xmlns:wp14="http://schemas.microsoft.com/office/word/2010/wordprocessingDrawing" xmlns:wp="http://schemas.openxmlformats.org/drawingml/2006/wordprocessingDrawing" xmlns:w10="urn:schemas-microsoft-com:office:word" xmlns:w="http://schemas.openxmlformats.org/wordprocessingml/2006/main" xmlns:w14="http://schemas.microsoft.com/office/word/2010/wordml" xmlns:w15="http://schemas.microsoft.com/office/word/2012/wordml" xmlns:w16cex="http://schemas.microsoft.com/office/word/2018/wordml/cex" xmlns:w16cid="http://schemas.microsoft.com/office/word/2016/wordml/cid" xmlns:w16="http://schemas.microsoft.com/office/word/2018/wordml" xmlns:w16du="http://schemas.microsoft.com/office/word/2023/wordml/word16du" xmlns:w16sdtdh="http://schemas.microsoft.com/office/word/2020/wordml/sdtdatahash" xmlns:w16sdtfl="http://schemas.microsoft.com/office/word/2024/wordml/sdtformatlock" xmlns:w16se="http://schemas.microsoft.com/office/word/2015/wordml/symex" xmlns:wpg="http://schemas.microsoft.com/office/word/2010/wordprocessingGroup" xmlns:wpi="http://schemas.microsoft.com/office/word/2010/wordprocessingInk" xmlns:wne="http://schemas.microsoft.com/office/word/2006/wordml" xmlns:wps="http://schemas.microsoft.com/office/word/2010/wordprocessingShape" mc:Ignorable="w14 w15 w16se w16cid w16 w16cex w16sdtdh w16sdtfl w16du wp14">
+  <w:sdt>
+    <w:sdtPr>
+      <w:id w:val="-1350567595"/>
+      <w:docPartObj>
+        <w:docPartGallery w:val="Page Numbers (Top of Page)"/>
+        <w:docPartUnique/>
+      </w:docPartObj>
+    </w:sdtPr>
+    <w:sdtContent>
+      <w:p>
+        <w:pPr>
+          <w:pStyle w:val="Cabealho"/>
+          <w:jc w:val="right"/>
+        </w:pPr>
+        <w:r>
+          <w:fldChar w:fldCharType="begin"/>
+        </w:r>
+        <w:r>
+          <w:instrText>PAGE   \* MERGEFORMAT</w:instrText>
+        </w:r>
+        <w:r>
+          <w:fldChar w:fldCharType="separate"/>
+        </w:r>
+        <w:r>
+          <w:t>2</w:t>
+        </w:r>
+        <w:r>
+          <w:fldChar w:fldCharType="end"/>
+        </w:r>
+      </w:p>
+    </w:sdtContent>
+  </w:sdt>
+  <w:p>
+    <w:pPr>
+      <w:pStyle w:val="Cabealho"/>
+    </w:pPr>
+  </w:p>
+</w:hdr>
+</file>
+
 <file path=word/numbering.xml><?xml version="1.0" encoding="utf-8"?>
-<w:numbering xmlns:wpc="http://schemas.microsoft.com/office/word/2010/wordprocessingCanvas" xmlns:cx="http://schemas.microsoft.com/office/drawing/2014/chartex" xmlns:mc="http://schemas.openxmlformats.org/markup-compatibility/2006" xmlns:o="urn:schemas-microsoft-com:office:office" xmlns:r="http://schemas.openxmlformats.org/officeDocument/2006/relationships" xmlns:m="http://schemas.openxmlformats.org/officeDocument/2006/math" xmlns:v="urn:schemas-microsoft-com:vml" xmlns:wp14="http://schemas.microsoft.com/office/word/2010/wordprocessingDrawing" xmlns:wp="http://schemas.openxmlformats.org/drawingml/2006/wordprocessingDrawing" xmlns:w10="urn:schemas-microsoft-com:office:word" xmlns:w="http://schemas.openxmlformats.org/wordprocessingml/2006/main" xmlns:w14="http://schemas.microsoft.com/office/word/2010/wordml" xmlns:w15="http://schemas.microsoft.com/office/word/2012/wordml" xmlns:w16se="http://schemas.microsoft.com/office/word/2015/wordml/symex" xmlns:wpg="http://schemas.microsoft.com/office/word/2010/wordprocessingGroup" xmlns:wpi="http://schemas.microsoft.com/office/word/2010/wordprocessingInk" xmlns:wne="http://schemas.microsoft.com/office/word/2006/wordml" xmlns:wps="http://schemas.microsoft.com/office/word/2010/wordprocessingShape" mc:Ignorable="w14 w15 w16se wp14">
+<w:numbering xmlns:wpc="http://schemas.microsoft.com/office/word/2010/wordprocessingCanvas" xmlns:cx="http://schemas.microsoft.com/office/drawing/2014/chartex" xmlns:cx1="http://schemas.microsoft.com/office/drawing/2015/9/8/chartex" xmlns:cx2="http://schemas.microsoft.com/office/drawing/2015/10/21/chartex" xmlns:cx3="http://schemas.microsoft.com/office/drawing/2016/5/9/chartex" xmlns:cx4="http://schemas.microsoft.com/office/drawing/2016/5/10/chartex" xmlns:cx5="http://schemas.microsoft.com/office/drawing/2016/5/11/chartex" xmlns:cx6="http://schemas.microsoft.com/office/drawing/2016/5/12/chartex" xmlns:cx7="http://schemas.microsoft.com/office/drawing/2016/5/13/chartex" xmlns:cx8="http://schemas.microsoft.com/office/drawing/2016/5/14/chartex" xmlns:mc="http://schemas.openxmlformats.org/markup-compatibility/2006" xmlns:aink="http://schemas.microsoft.com/office/drawing/2016/ink" xmlns:am3d="http://schemas.microsoft.com/office/drawing/2017/model3d" xmlns:o="urn:schemas-microsoft-com:office:office" xmlns:oel="http://schemas.microsoft.com/office/2019/extlst" xmlns:r="http://schemas.openxmlformats.org/officeDocument/2006/relationships" xmlns:m="http://schemas.openxmlformats.org/officeDocument/2006/math" xmlns:v="urn:schemas-microsoft-com:vml" xmlns:wp14="http://schemas.microsoft.com/office/word/2010/wordprocessingDrawing" xmlns:wp="http://schemas.openxmlformats.org/drawingml/2006/wordprocessingDrawing" xmlns:w10="urn:schemas-microsoft-com:office:word" xmlns:w="http://schemas.openxmlformats.org/wordprocessingml/2006/main" xmlns:w14="http://schemas.microsoft.com/office/word/2010/wordml" xmlns:w15="http://schemas.microsoft.com/office/word/2012/wordml" xmlns:w16cex="http://schemas.microsoft.com/office/word/2018/wordml/cex" xmlns:w16cid="http://schemas.microsoft.com/office/word/2016/wordml/cid" xmlns:w16="http://schemas.microsoft.com/office/word/2018/wordml" xmlns:w16du="http://schemas.microsoft.com/office/word/2023/wordml/word16du" xmlns:w16sdtdh="http://schemas.microsoft.com/office/word/2020/wordml/sdtdatahash" xmlns:w16sdtfl="http://schemas.microsoft.com/office/word/2024/wordml/sdtformatlock" xmlns:w16se="http://schemas.microsoft.com/office/word/2015/wordml/symex" xmlns:wpg="http://schemas.microsoft.com/office/word/2010/wordprocessingGroup" xmlns:wpi="http://schemas.microsoft.com/office/word/2010/wordprocessingInk" xmlns:wne="http://schemas.microsoft.com/office/word/2006/wordml" xmlns:wps="http://schemas.microsoft.com/office/word/2010/wordprocessingShape" mc:Ignorable="w14 w15 w16se w16cid w16 w16cex w16sdtdh w16sdtfl w16du wp14">
   <w:abstractNum w:abstractNumId="0" w15:restartNumberingAfterBreak="0">
     <w:nsid w:val="4F286AE2"/>
     <w:multiLevelType w:val="hybridMultilevel"/>
@@ -1023,14 +2309,14 @@
       </w:pPr>
     </w:lvl>
   </w:abstractNum>
-  <w:num w:numId="1">
+  <w:num w:numId="1" w16cid:durableId="1891726059">
     <w:abstractNumId w:val="0"/>
   </w:num>
 </w:numbering>
 </file>
 
 <file path=word/styles.xml><?xml version="1.0" encoding="utf-8"?>
-<w:styles xmlns:mc="http://schemas.openxmlformats.org/markup-compatibility/2006" xmlns:r="http://schemas.openxmlformats.org/officeDocument/2006/relationships" xmlns:w="http://schemas.openxmlformats.org/wordprocessingml/2006/main" xmlns:w14="http://schemas.microsoft.com/office/word/2010/wordml" xmlns:w15="http://schemas.microsoft.com/office/word/2012/wordml" xmlns:w16se="http://schemas.microsoft.com/office/word/2015/wordml/symex" mc:Ignorable="w14 w15 w16se">
+<w:styles xmlns:mc="http://schemas.openxmlformats.org/markup-compatibility/2006" xmlns:r="http://schemas.openxmlformats.org/officeDocument/2006/relationships" xmlns:w="http://schemas.openxmlformats.org/wordprocessingml/2006/main" xmlns:w14="http://schemas.microsoft.com/office/word/2010/wordml" xmlns:w15="http://schemas.microsoft.com/office/word/2012/wordml" xmlns:w16cex="http://schemas.microsoft.com/office/word/2018/wordml/cex" xmlns:w16cid="http://schemas.microsoft.com/office/word/2016/wordml/cid" xmlns:w16="http://schemas.microsoft.com/office/word/2018/wordml" xmlns:w16du="http://schemas.microsoft.com/office/word/2023/wordml/word16du" xmlns:w16sdtdh="http://schemas.microsoft.com/office/word/2020/wordml/sdtdatahash" xmlns:w16sdtfl="http://schemas.microsoft.com/office/word/2024/wordml/sdtformatlock" xmlns:w16se="http://schemas.microsoft.com/office/word/2015/wordml/symex" mc:Ignorable="w14 w15 w16se w16cid w16 w16cex w16sdtdh w16sdtfl w16du">
   <w:docDefaults>
     <w:rPrDefault>
       <w:rPr>
@@ -1046,7 +2332,7 @@
       </w:pPr>
     </w:pPrDefault>
   </w:docDefaults>
-  <w:latentStyles w:defLockedState="0" w:defUIPriority="99" w:defSemiHidden="0" w:defUnhideWhenUsed="0" w:defQFormat="0" w:count="371">
+  <w:latentStyles w:defLockedState="0" w:defUIPriority="99" w:defSemiHidden="0" w:defUnhideWhenUsed="0" w:defQFormat="0" w:count="376">
     <w:lsdException w:name="Normal" w:uiPriority="0" w:qFormat="1"/>
     <w:lsdException w:name="heading 1" w:uiPriority="9" w:qFormat="1"/>
     <w:lsdException w:name="heading 2" w:semiHidden="1" w:uiPriority="9" w:unhideWhenUsed="1" w:qFormat="1"/>
@@ -1418,10 +2704,16 @@
     <w:lsdException w:name="List Table 5 Dark Accent 6" w:uiPriority="50"/>
     <w:lsdException w:name="List Table 6 Colorful Accent 6" w:uiPriority="51"/>
     <w:lsdException w:name="List Table 7 Colorful Accent 6" w:uiPriority="52"/>
+    <w:lsdException w:name="Mention" w:semiHidden="1" w:unhideWhenUsed="1"/>
+    <w:lsdException w:name="Smart Hyperlink" w:semiHidden="1" w:unhideWhenUsed="1"/>
+    <w:lsdException w:name="Hashtag" w:semiHidden="1" w:unhideWhenUsed="1"/>
+    <w:lsdException w:name="Unresolved Mention" w:semiHidden="1" w:unhideWhenUsed="1"/>
+    <w:lsdException w:name="Smart Link" w:semiHidden="1" w:unhideWhenUsed="1"/>
   </w:latentStyles>
   <w:style w:type="paragraph" w:default="1" w:styleId="Normal">
     <w:name w:val="Normal"/>
     <w:qFormat/>
+    <w:rsid w:val="00AF6D4B"/>
   </w:style>
   <w:style w:type="paragraph" w:styleId="Ttulo1">
     <w:name w:val="heading 1"/>
@@ -1594,544 +2886,70 @@
       <w:lang w:eastAsia="pt-BR"/>
     </w:rPr>
   </w:style>
-</w:styles>
-</file>
-
-<file path=word/glossary/document.xml><?xml version="1.0" encoding="utf-8"?>
-<w:glossaryDocument xmlns:wpc="http://schemas.microsoft.com/office/word/2010/wordprocessingCanvas" xmlns:cx="http://schemas.microsoft.com/office/drawing/2014/chartex" xmlns:mc="http://schemas.openxmlformats.org/markup-compatibility/2006" xmlns:o="urn:schemas-microsoft-com:office:office" xmlns:r="http://schemas.openxmlformats.org/officeDocument/2006/relationships" xmlns:m="http://schemas.openxmlformats.org/officeDocument/2006/math" xmlns:v="urn:schemas-microsoft-com:vml" xmlns:wp14="http://schemas.microsoft.com/office/word/2010/wordprocessingDrawing" xmlns:wp="http://schemas.openxmlformats.org/drawingml/2006/wordprocessingDrawing" xmlns:w10="urn:schemas-microsoft-com:office:word" xmlns:w="http://schemas.openxmlformats.org/wordprocessingml/2006/main" xmlns:w14="http://schemas.microsoft.com/office/word/2010/wordml" xmlns:w15="http://schemas.microsoft.com/office/word/2012/wordml" xmlns:w16se="http://schemas.microsoft.com/office/word/2015/wordml/symex" xmlns:wpg="http://schemas.microsoft.com/office/word/2010/wordprocessingGroup" xmlns:wpi="http://schemas.microsoft.com/office/word/2010/wordprocessingInk" xmlns:wne="http://schemas.microsoft.com/office/word/2006/wordml" xmlns:wps="http://schemas.microsoft.com/office/word/2010/wordprocessingShape" mc:Ignorable="w14 w15 w16se wp14"/>
-</file>
-
-<file path=word/glossary/fontTable.xml><?xml version="1.0" encoding="utf-8"?>
-<w:fonts xmlns:mc="http://schemas.openxmlformats.org/markup-compatibility/2006" xmlns:r="http://schemas.openxmlformats.org/officeDocument/2006/relationships" xmlns:w="http://schemas.openxmlformats.org/wordprocessingml/2006/main" xmlns:w14="http://schemas.microsoft.com/office/word/2010/wordml" xmlns:w15="http://schemas.microsoft.com/office/word/2012/wordml" xmlns:w16se="http://schemas.microsoft.com/office/word/2015/wordml/symex" mc:Ignorable="w14 w15 w16se">
-  <w:font w:name="Times New Roman">
-    <w:panose1 w:val="02020603050405020304"/>
-    <w:charset w:val="00"/>
-    <w:family w:val="roman"/>
-    <w:pitch w:val="variable"/>
-    <w:sig w:usb0="E0002AFF" w:usb1="C0007841" w:usb2="00000009" w:usb3="00000000" w:csb0="000001FF" w:csb1="00000000"/>
-  </w:font>
-  <w:font w:name="Calibri">
-    <w:panose1 w:val="020F0502020204030204"/>
-    <w:charset w:val="00"/>
-    <w:family w:val="swiss"/>
-    <w:pitch w:val="variable"/>
-    <w:sig w:usb0="E10002FF" w:usb1="4000ACFF" w:usb2="00000009" w:usb3="00000000" w:csb0="0000019F" w:csb1="00000000"/>
-  </w:font>
-  <w:font w:name="Calibri Light">
-    <w:panose1 w:val="020F0302020204030204"/>
-    <w:charset w:val="00"/>
-    <w:family w:val="swiss"/>
-    <w:pitch w:val="variable"/>
-    <w:sig w:usb0="A00002EF" w:usb1="4000207B" w:usb2="00000000" w:usb3="00000000" w:csb0="0000009F" w:csb1="00000000"/>
-  </w:font>
-  <w:font w:name="Arial">
-    <w:panose1 w:val="020B0604020202020204"/>
-    <w:charset w:val="00"/>
-    <w:family w:val="swiss"/>
-    <w:pitch w:val="variable"/>
-    <w:sig w:usb0="E0002AFF" w:usb1="C0007843" w:usb2="00000009" w:usb3="00000000" w:csb0="000001FF" w:csb1="00000000"/>
-  </w:font>
-</w:fonts>
-</file>
-
-<file path=word/glossary/settings.xml><?xml version="1.0" encoding="utf-8"?>
-<w:settings xmlns:mc="http://schemas.openxmlformats.org/markup-compatibility/2006" xmlns:o="urn:schemas-microsoft-com:office:office" xmlns:r="http://schemas.openxmlformats.org/officeDocument/2006/relationships" xmlns:m="http://schemas.openxmlformats.org/officeDocument/2006/math" xmlns:v="urn:schemas-microsoft-com:vml" xmlns:w10="urn:schemas-microsoft-com:office:word" xmlns:w="http://schemas.openxmlformats.org/wordprocessingml/2006/main" xmlns:w14="http://schemas.microsoft.com/office/word/2010/wordml" xmlns:w15="http://schemas.microsoft.com/office/word/2012/wordml" xmlns:w16se="http://schemas.microsoft.com/office/word/2015/wordml/symex" xmlns:sl="http://schemas.openxmlformats.org/schemaLibrary/2006/main" mc:Ignorable="w14 w15 w16se">
-  <w:view w:val="normal"/>
-  <w:defaultTabStop w:val="708"/>
-  <w:hyphenationZone w:val="425"/>
-  <w:characterSpacingControl w:val="doNotCompress"/>
-  <w:compat>
-    <w:useFELayout/>
-    <w:compatSetting w:name="compatibilityMode" w:uri="http://schemas.microsoft.com/office/word" w:val="15"/>
-    <w:compatSetting w:name="overrideTableStyleFontSizeAndJustification" w:uri="http://schemas.microsoft.com/office/word" w:val="1"/>
-    <w:compatSetting w:name="enableOpenTypeFeatures" w:uri="http://schemas.microsoft.com/office/word" w:val="1"/>
-    <w:compatSetting w:name="doNotFlipMirrorIndents" w:uri="http://schemas.microsoft.com/office/word" w:val="1"/>
-    <w:compatSetting w:name="differentiateMultirowTableHeaders" w:uri="http://schemas.microsoft.com/office/word" w:val="1"/>
-  </w:compat>
-  <w:rsids>
-    <w:rsidRoot w:val="0094416D"/>
-    <w:rsid w:val="0094416D"/>
-  </w:rsids>
-  <m:mathPr>
-    <m:mathFont m:val="Cambria Math"/>
-    <m:brkBin m:val="before"/>
-    <m:brkBinSub m:val="--"/>
-    <m:smallFrac m:val="0"/>
-    <m:dispDef/>
-    <m:lMargin m:val="0"/>
-    <m:rMargin m:val="0"/>
-    <m:defJc m:val="centerGroup"/>
-    <m:wrapIndent m:val="1440"/>
-    <m:intLim m:val="subSup"/>
-    <m:naryLim m:val="undOvr"/>
-  </m:mathPr>
-  <w:themeFontLang w:val="pt-BR"/>
-  <w:clrSchemeMapping w:bg1="light1" w:t1="dark1" w:bg2="light2" w:t2="dark2" w:accent1="accent1" w:accent2="accent2" w:accent3="accent3" w:accent4="accent4" w:accent5="accent5" w:accent6="accent6" w:hyperlink="hyperlink" w:followedHyperlink="followedHyperlink"/>
-  <w:decimalSymbol w:val=","/>
-  <w:listSeparator w:val=";"/>
-  <w15:chartTrackingRefBased/>
-</w:settings>
-</file>
-
-<file path=word/glossary/styles.xml><?xml version="1.0" encoding="utf-8"?>
-<w:styles xmlns:mc="http://schemas.openxmlformats.org/markup-compatibility/2006" xmlns:r="http://schemas.openxmlformats.org/officeDocument/2006/relationships" xmlns:w="http://schemas.openxmlformats.org/wordprocessingml/2006/main" xmlns:w14="http://schemas.microsoft.com/office/word/2010/wordml" xmlns:w15="http://schemas.microsoft.com/office/word/2012/wordml" xmlns:w16se="http://schemas.microsoft.com/office/word/2015/wordml/symex" mc:Ignorable="w14 w15 w16se">
-  <w:docDefaults>
-    <w:rPrDefault>
-      <w:rPr>
-        <w:rFonts w:asciiTheme="minorHAnsi" w:eastAsiaTheme="minorEastAsia" w:hAnsiTheme="minorHAnsi" w:cstheme="minorBidi"/>
-        <w:sz w:val="22"/>
-        <w:szCs w:val="22"/>
-        <w:lang w:val="pt-BR" w:eastAsia="pt-BR" w:bidi="ar-SA"/>
-      </w:rPr>
-    </w:rPrDefault>
-    <w:pPrDefault>
-      <w:pPr>
-        <w:spacing w:after="160" w:line="259" w:lineRule="auto"/>
-      </w:pPr>
-    </w:pPrDefault>
-  </w:docDefaults>
-  <w:latentStyles w:defLockedState="0" w:defUIPriority="99" w:defSemiHidden="0" w:defUnhideWhenUsed="0" w:defQFormat="0" w:count="371">
-    <w:lsdException w:name="Normal" w:uiPriority="0" w:qFormat="1"/>
-    <w:lsdException w:name="heading 1" w:uiPriority="9" w:qFormat="1"/>
-    <w:lsdException w:name="heading 2" w:semiHidden="1" w:uiPriority="9" w:unhideWhenUsed="1" w:qFormat="1"/>
-    <w:lsdException w:name="heading 3" w:semiHidden="1" w:uiPriority="9" w:unhideWhenUsed="1" w:qFormat="1"/>
-    <w:lsdException w:name="heading 4" w:semiHidden="1" w:uiPriority="9" w:unhideWhenUsed="1" w:qFormat="1"/>
-    <w:lsdException w:name="heading 5" w:semiHidden="1" w:uiPriority="9" w:unhideWhenUsed="1" w:qFormat="1"/>
-    <w:lsdException w:name="heading 6" w:semiHidden="1" w:uiPriority="9" w:unhideWhenUsed="1" w:qFormat="1"/>
-    <w:lsdException w:name="heading 7" w:semiHidden="1" w:uiPriority="9" w:unhideWhenUsed="1" w:qFormat="1"/>
-    <w:lsdException w:name="heading 8" w:semiHidden="1" w:uiPriority="9" w:unhideWhenUsed="1" w:qFormat="1"/>
-    <w:lsdException w:name="heading 9" w:semiHidden="1" w:uiPriority="9" w:unhideWhenUsed="1" w:qFormat="1"/>
-    <w:lsdException w:name="index 1" w:semiHidden="1" w:unhideWhenUsed="1"/>
-    <w:lsdException w:name="index 2" w:semiHidden="1" w:unhideWhenUsed="1"/>
-    <w:lsdException w:name="index 3" w:semiHidden="1" w:unhideWhenUsed="1"/>
-    <w:lsdException w:name="index 4" w:semiHidden="1" w:unhideWhenUsed="1"/>
-    <w:lsdException w:name="index 5" w:semiHidden="1" w:unhideWhenUsed="1"/>
-    <w:lsdException w:name="index 6" w:semiHidden="1" w:unhideWhenUsed="1"/>
-    <w:lsdException w:name="index 7" w:semiHidden="1" w:unhideWhenUsed="1"/>
-    <w:lsdException w:name="index 8" w:semiHidden="1" w:unhideWhenUsed="1"/>
-    <w:lsdException w:name="index 9" w:semiHidden="1" w:unhideWhenUsed="1"/>
-    <w:lsdException w:name="toc 1" w:semiHidden="1" w:uiPriority="39" w:unhideWhenUsed="1"/>
-    <w:lsdException w:name="toc 2" w:semiHidden="1" w:uiPriority="39" w:unhideWhenUsed="1"/>
-    <w:lsdException w:name="toc 3" w:semiHidden="1" w:uiPriority="39" w:unhideWhenUsed="1"/>
-    <w:lsdException w:name="toc 4" w:semiHidden="1" w:uiPriority="39" w:unhideWhenUsed="1"/>
-    <w:lsdException w:name="toc 5" w:semiHidden="1" w:uiPriority="39" w:unhideWhenUsed="1"/>
-    <w:lsdException w:name="toc 6" w:semiHidden="1" w:uiPriority="39" w:unhideWhenUsed="1"/>
-    <w:lsdException w:name="toc 7" w:semiHidden="1" w:uiPriority="39" w:unhideWhenUsed="1"/>
-    <w:lsdException w:name="toc 8" w:semiHidden="1" w:uiPriority="39" w:unhideWhenUsed="1"/>
-    <w:lsdException w:name="toc 9" w:semiHidden="1" w:uiPriority="39" w:unhideWhenUsed="1"/>
-    <w:lsdException w:name="Normal Indent" w:semiHidden="1" w:unhideWhenUsed="1"/>
-    <w:lsdException w:name="footnote text" w:semiHidden="1" w:unhideWhenUsed="1"/>
-    <w:lsdException w:name="annotation text" w:semiHidden="1" w:unhideWhenUsed="1"/>
-    <w:lsdException w:name="header" w:semiHidden="1" w:unhideWhenUsed="1"/>
-    <w:lsdException w:name="footer" w:semiHidden="1" w:unhideWhenUsed="1"/>
-    <w:lsdException w:name="index heading" w:semiHidden="1" w:unhideWhenUsed="1"/>
-    <w:lsdException w:name="caption" w:semiHidden="1" w:uiPriority="35" w:unhideWhenUsed="1" w:qFormat="1"/>
-    <w:lsdException w:name="table of figures" w:semiHidden="1" w:unhideWhenUsed="1"/>
-    <w:lsdException w:name="envelope address" w:semiHidden="1" w:unhideWhenUsed="1"/>
-    <w:lsdException w:name="envelope return" w:semiHidden="1" w:unhideWhenUsed="1"/>
-    <w:lsdException w:name="footnote reference" w:semiHidden="1" w:unhideWhenUsed="1"/>
-    <w:lsdException w:name="annotation reference" w:semiHidden="1" w:unhideWhenUsed="1"/>
-    <w:lsdException w:name="line number" w:semiHidden="1" w:unhideWhenUsed="1"/>
-    <w:lsdException w:name="page number" w:semiHidden="1" w:unhideWhenUsed="1"/>
-    <w:lsdException w:name="endnote reference" w:semiHidden="1" w:unhideWhenUsed="1"/>
-    <w:lsdException w:name="endnote text" w:semiHidden="1" w:unhideWhenUsed="1"/>
-    <w:lsdException w:name="table of authorities" w:semiHidden="1" w:unhideWhenUsed="1"/>
-    <w:lsdException w:name="macro" w:semiHidden="1" w:unhideWhenUsed="1"/>
-    <w:lsdException w:name="toa heading" w:semiHidden="1" w:unhideWhenUsed="1"/>
-    <w:lsdException w:name="List" w:semiHidden="1" w:unhideWhenUsed="1"/>
-    <w:lsdException w:name="List Bullet" w:semiHidden="1" w:unhideWhenUsed="1"/>
-    <w:lsdException w:name="List Number" w:semiHidden="1" w:unhideWhenUsed="1"/>
-    <w:lsdException w:name="List 2" w:semiHidden="1" w:unhideWhenUsed="1"/>
-    <w:lsdException w:name="List 3" w:semiHidden="1" w:unhideWhenUsed="1"/>
-    <w:lsdException w:name="List 4" w:semiHidden="1" w:unhideWhenUsed="1"/>
-    <w:lsdException w:name="List 5" w:semiHidden="1" w:unhideWhenUsed="1"/>
-    <w:lsdException w:name="List Bullet 2" w:semiHidden="1" w:unhideWhenUsed="1"/>
-    <w:lsdException w:name="List Bullet 3" w:semiHidden="1" w:unhideWhenUsed="1"/>
-    <w:lsdException w:name="List Bullet 4" w:semiHidden="1" w:unhideWhenUsed="1"/>
-    <w:lsdException w:name="List Bullet 5" w:semiHidden="1" w:unhideWhenUsed="1"/>
-    <w:lsdException w:name="List Number 2" w:semiHidden="1" w:unhideWhenUsed="1"/>
-    <w:lsdException w:name="List Number 3" w:semiHidden="1" w:unhideWhenUsed="1"/>
-    <w:lsdException w:name="List Number 4" w:semiHidden="1" w:unhideWhenUsed="1"/>
-    <w:lsdException w:name="List Number 5" w:semiHidden="1" w:unhideWhenUsed="1"/>
-    <w:lsdException w:name="Title" w:uiPriority="10" w:qFormat="1"/>
-    <w:lsdException w:name="Closing" w:semiHidden="1" w:unhideWhenUsed="1"/>
-    <w:lsdException w:name="Signature" w:semiHidden="1" w:unhideWhenUsed="1"/>
-    <w:lsdException w:name="Default Paragraph Font" w:semiHidden="1" w:uiPriority="1" w:unhideWhenUsed="1"/>
-    <w:lsdException w:name="Body Text" w:semiHidden="1" w:unhideWhenUsed="1"/>
-    <w:lsdException w:name="Body Text Indent" w:semiHidden="1" w:unhideWhenUsed="1"/>
-    <w:lsdException w:name="List Continue" w:semiHidden="1" w:unhideWhenUsed="1"/>
-    <w:lsdException w:name="List Continue 2" w:semiHidden="1" w:unhideWhenUsed="1"/>
-    <w:lsdException w:name="List Continue 3" w:semiHidden="1" w:unhideWhenUsed="1"/>
-    <w:lsdException w:name="List Continue 4" w:semiHidden="1" w:unhideWhenUsed="1"/>
-    <w:lsdException w:name="List Continue 5" w:semiHidden="1" w:unhideWhenUsed="1"/>
-    <w:lsdException w:name="Message Header" w:semiHidden="1" w:unhideWhenUsed="1"/>
-    <w:lsdException w:name="Subtitle" w:uiPriority="11" w:qFormat="1"/>
-    <w:lsdException w:name="Salutation" w:semiHidden="1" w:unhideWhenUsed="1"/>
-    <w:lsdException w:name="Date" w:semiHidden="1" w:unhideWhenUsed="1"/>
-    <w:lsdException w:name="Body Text First Indent" w:semiHidden="1" w:unhideWhenUsed="1"/>
-    <w:lsdException w:name="Body Text First Indent 2" w:semiHidden="1" w:unhideWhenUsed="1"/>
-    <w:lsdException w:name="Note Heading" w:semiHidden="1" w:unhideWhenUsed="1"/>
-    <w:lsdException w:name="Body Text 2" w:semiHidden="1" w:unhideWhenUsed="1"/>
-    <w:lsdException w:name="Body Text 3" w:semiHidden="1" w:unhideWhenUsed="1"/>
-    <w:lsdException w:name="Body Text Indent 2" w:semiHidden="1" w:unhideWhenUsed="1"/>
-    <w:lsdException w:name="Body Text Indent 3" w:semiHidden="1" w:unhideWhenUsed="1"/>
-    <w:lsdException w:name="Block Text" w:semiHidden="1" w:unhideWhenUsed="1"/>
-    <w:lsdException w:name="Hyperlink" w:semiHidden="1" w:unhideWhenUsed="1"/>
-    <w:lsdException w:name="FollowedHyperlink" w:semiHidden="1" w:unhideWhenUsed="1"/>
-    <w:lsdException w:name="Strong" w:uiPriority="22" w:qFormat="1"/>
-    <w:lsdException w:name="Emphasis" w:uiPriority="20" w:qFormat="1"/>
-    <w:lsdException w:name="Document Map" w:semiHidden="1" w:unhideWhenUsed="1"/>
-    <w:lsdException w:name="Plain Text" w:semiHidden="1" w:unhideWhenUsed="1"/>
-    <w:lsdException w:name="E-mail Signature" w:semiHidden="1" w:unhideWhenUsed="1"/>
-    <w:lsdException w:name="HTML Top of Form" w:semiHidden="1" w:unhideWhenUsed="1"/>
-    <w:lsdException w:name="HTML Bottom of Form" w:semiHidden="1" w:unhideWhenUsed="1"/>
-    <w:lsdException w:name="Normal (Web)" w:semiHidden="1" w:unhideWhenUsed="1"/>
-    <w:lsdException w:name="HTML Acronym" w:semiHidden="1" w:unhideWhenUsed="1"/>
-    <w:lsdException w:name="HTML Address" w:semiHidden="1" w:unhideWhenUsed="1"/>
-    <w:lsdException w:name="HTML Cite" w:semiHidden="1" w:unhideWhenUsed="1"/>
-    <w:lsdException w:name="HTML Code" w:semiHidden="1" w:unhideWhenUsed="1"/>
-    <w:lsdException w:name="HTML Definition" w:semiHidden="1" w:unhideWhenUsed="1"/>
-    <w:lsdException w:name="HTML Keyboard" w:semiHidden="1" w:unhideWhenUsed="1"/>
-    <w:lsdException w:name="HTML Preformatted" w:semiHidden="1" w:unhideWhenUsed="1"/>
-    <w:lsdException w:name="HTML Sample" w:semiHidden="1" w:unhideWhenUsed="1"/>
-    <w:lsdException w:name="HTML Typewriter" w:semiHidden="1" w:unhideWhenUsed="1"/>
-    <w:lsdException w:name="HTML Variable" w:semiHidden="1" w:unhideWhenUsed="1"/>
-    <w:lsdException w:name="Normal Table" w:semiHidden="1" w:unhideWhenUsed="1"/>
-    <w:lsdException w:name="annotation subject" w:semiHidden="1" w:unhideWhenUsed="1"/>
-    <w:lsdException w:name="No List" w:semiHidden="1" w:unhideWhenUsed="1"/>
-    <w:lsdException w:name="Outline List 1" w:semiHidden="1" w:unhideWhenUsed="1"/>
-    <w:lsdException w:name="Outline List 2" w:semiHidden="1" w:unhideWhenUsed="1"/>
-    <w:lsdException w:name="Outline List 3" w:semiHidden="1" w:unhideWhenUsed="1"/>
-    <w:lsdException w:name="Table Simple 1" w:semiHidden="1" w:unhideWhenUsed="1"/>
-    <w:lsdException w:name="Table Simple 2" w:semiHidden="1" w:unhideWhenUsed="1"/>
-    <w:lsdException w:name="Table Simple 3" w:semiHidden="1" w:unhideWhenUsed="1"/>
-    <w:lsdException w:name="Table Classic 1" w:semiHidden="1" w:unhideWhenUsed="1"/>
-    <w:lsdException w:name="Table Classic 2" w:semiHidden="1" w:unhideWhenUsed="1"/>
-    <w:lsdException w:name="Table Classic 3" w:semiHidden="1" w:unhideWhenUsed="1"/>
-    <w:lsdException w:name="Table Classic 4" w:semiHidden="1" w:unhideWhenUsed="1"/>
-    <w:lsdException w:name="Table Colorful 1" w:semiHidden="1" w:unhideWhenUsed="1"/>
-    <w:lsdException w:name="Table Colorful 2" w:semiHidden="1" w:unhideWhenUsed="1"/>
-    <w:lsdException w:name="Table Colorful 3" w:semiHidden="1" w:unhideWhenUsed="1"/>
-    <w:lsdException w:name="Table Columns 1" w:semiHidden="1" w:unhideWhenUsed="1"/>
-    <w:lsdException w:name="Table Columns 2" w:semiHidden="1" w:unhideWhenUsed="1"/>
-    <w:lsdException w:name="Table Columns 3" w:semiHidden="1" w:unhideWhenUsed="1"/>
-    <w:lsdException w:name="Table Columns 4" w:semiHidden="1" w:unhideWhenUsed="1"/>
-    <w:lsdException w:name="Table Columns 5" w:semiHidden="1" w:unhideWhenUsed="1"/>
-    <w:lsdException w:name="Table Grid 1" w:semiHidden="1" w:unhideWhenUsed="1"/>
-    <w:lsdException w:name="Table Grid 2" w:semiHidden="1" w:unhideWhenUsed="1"/>
-    <w:lsdException w:name="Table Grid 3" w:semiHidden="1" w:unhideWhenUsed="1"/>
-    <w:lsdException w:name="Table Grid 4" w:semiHidden="1" w:unhideWhenUsed="1"/>
-    <w:lsdException w:name="Table Grid 5" w:semiHidden="1" w:unhideWhenUsed="1"/>
-    <w:lsdException w:name="Table Grid 6" w:semiHidden="1" w:unhideWhenUsed="1"/>
-    <w:lsdException w:name="Table Grid 7" w:semiHidden="1" w:unhideWhenUsed="1"/>
-    <w:lsdException w:name="Table Grid 8" w:semiHidden="1" w:unhideWhenUsed="1"/>
-    <w:lsdException w:name="Table List 1" w:semiHidden="1" w:unhideWhenUsed="1"/>
-    <w:lsdException w:name="Table List 2" w:semiHidden="1" w:unhideWhenUsed="1"/>
-    <w:lsdException w:name="Table List 3" w:semiHidden="1" w:unhideWhenUsed="1"/>
-    <w:lsdException w:name="Table List 4" w:semiHidden="1" w:unhideWhenUsed="1"/>
-    <w:lsdException w:name="Table List 5" w:semiHidden="1" w:unhideWhenUsed="1"/>
-    <w:lsdException w:name="Table List 6" w:semiHidden="1" w:unhideWhenUsed="1"/>
-    <w:lsdException w:name="Table List 7" w:semiHidden="1" w:unhideWhenUsed="1"/>
-    <w:lsdException w:name="Table List 8" w:semiHidden="1" w:unhideWhenUsed="1"/>
-    <w:lsdException w:name="Table 3D effects 1" w:semiHidden="1" w:unhideWhenUsed="1"/>
-    <w:lsdException w:name="Table 3D effects 2" w:semiHidden="1" w:unhideWhenUsed="1"/>
-    <w:lsdException w:name="Table 3D effects 3" w:semiHidden="1" w:unhideWhenUsed="1"/>
-    <w:lsdException w:name="Table Contemporary" w:semiHidden="1" w:unhideWhenUsed="1"/>
-    <w:lsdException w:name="Table Elegant" w:semiHidden="1" w:unhideWhenUsed="1"/>
-    <w:lsdException w:name="Table Professional" w:semiHidden="1" w:unhideWhenUsed="1"/>
-    <w:lsdException w:name="Table Subtle 1" w:semiHidden="1" w:unhideWhenUsed="1"/>
-    <w:lsdException w:name="Table Subtle 2" w:semiHidden="1" w:unhideWhenUsed="1"/>
-    <w:lsdException w:name="Table Web 1" w:semiHidden="1" w:unhideWhenUsed="1"/>
-    <w:lsdException w:name="Table Web 2" w:semiHidden="1" w:unhideWhenUsed="1"/>
-    <w:lsdException w:name="Table Web 3" w:semiHidden="1" w:unhideWhenUsed="1"/>
-    <w:lsdException w:name="Balloon Text" w:semiHidden="1" w:unhideWhenUsed="1"/>
-    <w:lsdException w:name="Table Grid" w:uiPriority="39"/>
-    <w:lsdException w:name="Table Theme" w:semiHidden="1" w:unhideWhenUsed="1"/>
-    <w:lsdException w:name="Placeholder Text" w:semiHidden="1"/>
-    <w:lsdException w:name="No Spacing" w:uiPriority="1" w:qFormat="1"/>
-    <w:lsdException w:name="Light Shading" w:uiPriority="60"/>
-    <w:lsdException w:name="Light List" w:uiPriority="61"/>
-    <w:lsdException w:name="Light Grid" w:uiPriority="62"/>
-    <w:lsdException w:name="Medium Shading 1" w:uiPriority="63"/>
-    <w:lsdException w:name="Medium Shading 2" w:uiPriority="64"/>
-    <w:lsdException w:name="Medium List 1" w:uiPriority="65"/>
-    <w:lsdException w:name="Medium List 2" w:uiPriority="66"/>
-    <w:lsdException w:name="Medium Grid 1" w:uiPriority="67"/>
-    <w:lsdException w:name="Medium Grid 2" w:uiPriority="68"/>
-    <w:lsdException w:name="Medium Grid 3" w:uiPriority="69"/>
-    <w:lsdException w:name="Dark List" w:uiPriority="70"/>
-    <w:lsdException w:name="Colorful Shading" w:uiPriority="71"/>
-    <w:lsdException w:name="Colorful List" w:uiPriority="72"/>
-    <w:lsdException w:name="Colorful Grid" w:uiPriority="73"/>
-    <w:lsdException w:name="Light Shading Accent 1" w:uiPriority="60"/>
-    <w:lsdException w:name="Light List Accent 1" w:uiPriority="61"/>
-    <w:lsdException w:name="Light Grid Accent 1" w:uiPriority="62"/>
-    <w:lsdException w:name="Medium Shading 1 Accent 1" w:uiPriority="63"/>
-    <w:lsdException w:name="Medium Shading 2 Accent 1" w:uiPriority="64"/>
-    <w:lsdException w:name="Medium List 1 Accent 1" w:uiPriority="65"/>
-    <w:lsdException w:name="Revision" w:semiHidden="1"/>
-    <w:lsdException w:name="List Paragraph" w:uiPriority="34" w:qFormat="1"/>
-    <w:lsdException w:name="Quote" w:uiPriority="29" w:qFormat="1"/>
-    <w:lsdException w:name="Intense Quote" w:uiPriority="30" w:qFormat="1"/>
-    <w:lsdException w:name="Medium List 2 Accent 1" w:uiPriority="66"/>
-    <w:lsdException w:name="Medium Grid 1 Accent 1" w:uiPriority="67"/>
-    <w:lsdException w:name="Medium Grid 2 Accent 1" w:uiPriority="68"/>
-    <w:lsdException w:name="Medium Grid 3 Accent 1" w:uiPriority="69"/>
-    <w:lsdException w:name="Dark List Accent 1" w:uiPriority="70"/>
-    <w:lsdException w:name="Colorful Shading Accent 1" w:uiPriority="71"/>
-    <w:lsdException w:name="Colorful List Accent 1" w:uiPriority="72"/>
-    <w:lsdException w:name="Colorful Grid Accent 1" w:uiPriority="73"/>
-    <w:lsdException w:name="Light Shading Accent 2" w:uiPriority="60"/>
-    <w:lsdException w:name="Light List Accent 2" w:uiPriority="61"/>
-    <w:lsdException w:name="Light Grid Accent 2" w:uiPriority="62"/>
-    <w:lsdException w:name="Medium Shading 1 Accent 2" w:uiPriority="63"/>
-    <w:lsdException w:name="Medium Shading 2 Accent 2" w:uiPriority="64"/>
-    <w:lsdException w:name="Medium List 1 Accent 2" w:uiPriority="65"/>
-    <w:lsdException w:name="Medium List 2 Accent 2" w:uiPriority="66"/>
-    <w:lsdException w:name="Medium Grid 1 Accent 2" w:uiPriority="67"/>
-    <w:lsdException w:name="Medium Grid 2 Accent 2" w:uiPriority="68"/>
-    <w:lsdException w:name="Medium Grid 3 Accent 2" w:uiPriority="69"/>
-    <w:lsdException w:name="Dark List Accent 2" w:uiPriority="70"/>
-    <w:lsdException w:name="Colorful Shading Accent 2" w:uiPriority="71"/>
-    <w:lsdException w:name="Colorful List Accent 2" w:uiPriority="72"/>
-    <w:lsdException w:name="Colorful Grid Accent 2" w:uiPriority="73"/>
-    <w:lsdException w:name="Light Shading Accent 3" w:uiPriority="60"/>
-    <w:lsdException w:name="Light List Accent 3" w:uiPriority="61"/>
-    <w:lsdException w:name="Light Grid Accent 3" w:uiPriority="62"/>
-    <w:lsdException w:name="Medium Shading 1 Accent 3" w:uiPriority="63"/>
-    <w:lsdException w:name="Medium Shading 2 Accent 3" w:uiPriority="64"/>
-    <w:lsdException w:name="Medium List 1 Accent 3" w:uiPriority="65"/>
-    <w:lsdException w:name="Medium List 2 Accent 3" w:uiPriority="66"/>
-    <w:lsdException w:name="Medium Grid 1 Accent 3" w:uiPriority="67"/>
-    <w:lsdException w:name="Medium Grid 2 Accent 3" w:uiPriority="68"/>
-    <w:lsdException w:name="Medium Grid 3 Accent 3" w:uiPriority="69"/>
-    <w:lsdException w:name="Dark List Accent 3" w:uiPriority="70"/>
-    <w:lsdException w:name="Colorful Shading Accent 3" w:uiPriority="71"/>
-    <w:lsdException w:name="Colorful List Accent 3" w:uiPriority="72"/>
-    <w:lsdException w:name="Colorful Grid Accent 3" w:uiPriority="73"/>
-    <w:lsdException w:name="Light Shading Accent 4" w:uiPriority="60"/>
-    <w:lsdException w:name="Light List Accent 4" w:uiPriority="61"/>
-    <w:lsdException w:name="Light Grid Accent 4" w:uiPriority="62"/>
-    <w:lsdException w:name="Medium Shading 1 Accent 4" w:uiPriority="63"/>
-    <w:lsdException w:name="Medium Shading 2 Accent 4" w:uiPriority="64"/>
-    <w:lsdException w:name="Medium List 1 Accent 4" w:uiPriority="65"/>
-    <w:lsdException w:name="Medium List 2 Accent 4" w:uiPriority="66"/>
-    <w:lsdException w:name="Medium Grid 1 Accent 4" w:uiPriority="67"/>
-    <w:lsdException w:name="Medium Grid 2 Accent 4" w:uiPriority="68"/>
-    <w:lsdException w:name="Medium Grid 3 Accent 4" w:uiPriority="69"/>
-    <w:lsdException w:name="Dark List Accent 4" w:uiPriority="70"/>
-    <w:lsdException w:name="Colorful Shading Accent 4" w:uiPriority="71"/>
-    <w:lsdException w:name="Colorful List Accent 4" w:uiPriority="72"/>
-    <w:lsdException w:name="Colorful Grid Accent 4" w:uiPriority="73"/>
-    <w:lsdException w:name="Light Shading Accent 5" w:uiPriority="60"/>
-    <w:lsdException w:name="Light List Accent 5" w:uiPriority="61"/>
-    <w:lsdException w:name="Light Grid Accent 5" w:uiPriority="62"/>
-    <w:lsdException w:name="Medium Shading 1 Accent 5" w:uiPriority="63"/>
-    <w:lsdException w:name="Medium Shading 2 Accent 5" w:uiPriority="64"/>
-    <w:lsdException w:name="Medium List 1 Accent 5" w:uiPriority="65"/>
-    <w:lsdException w:name="Medium List 2 Accent 5" w:uiPriority="66"/>
-    <w:lsdException w:name="Medium Grid 1 Accent 5" w:uiPriority="67"/>
-    <w:lsdException w:name="Medium Grid 2 Accent 5" w:uiPriority="68"/>
-    <w:lsdException w:name="Medium Grid 3 Accent 5" w:uiPriority="69"/>
-    <w:lsdException w:name="Dark List Accent 5" w:uiPriority="70"/>
-    <w:lsdException w:name="Colorful Shading Accent 5" w:uiPriority="71"/>
-    <w:lsdException w:name="Colorful List Accent 5" w:uiPriority="72"/>
-    <w:lsdException w:name="Colorful Grid Accent 5" w:uiPriority="73"/>
-    <w:lsdException w:name="Light Shading Accent 6" w:uiPriority="60"/>
-    <w:lsdException w:name="Light List Accent 6" w:uiPriority="61"/>
-    <w:lsdException w:name="Light Grid Accent 6" w:uiPriority="62"/>
-    <w:lsdException w:name="Medium Shading 1 Accent 6" w:uiPriority="63"/>
-    <w:lsdException w:name="Medium Shading 2 Accent 6" w:uiPriority="64"/>
-    <w:lsdException w:name="Medium List 1 Accent 6" w:uiPriority="65"/>
-    <w:lsdException w:name="Medium List 2 Accent 6" w:uiPriority="66"/>
-    <w:lsdException w:name="Medium Grid 1 Accent 6" w:uiPriority="67"/>
-    <w:lsdException w:name="Medium Grid 2 Accent 6" w:uiPriority="68"/>
-    <w:lsdException w:name="Medium Grid 3 Accent 6" w:uiPriority="69"/>
-    <w:lsdException w:name="Dark List Accent 6" w:uiPriority="70"/>
-    <w:lsdException w:name="Colorful Shading Accent 6" w:uiPriority="71"/>
-    <w:lsdException w:name="Colorful List Accent 6" w:uiPriority="72"/>
-    <w:lsdException w:name="Colorful Grid Accent 6" w:uiPriority="73"/>
-    <w:lsdException w:name="Subtle Emphasis" w:uiPriority="19" w:qFormat="1"/>
-    <w:lsdException w:name="Intense Emphasis" w:uiPriority="21" w:qFormat="1"/>
-    <w:lsdException w:name="Subtle Reference" w:uiPriority="31" w:qFormat="1"/>
-    <w:lsdException w:name="Intense Reference" w:uiPriority="32" w:qFormat="1"/>
-    <w:lsdException w:name="Book Title" w:uiPriority="33" w:qFormat="1"/>
-    <w:lsdException w:name="Bibliography" w:semiHidden="1" w:uiPriority="37" w:unhideWhenUsed="1"/>
-    <w:lsdException w:name="TOC Heading" w:semiHidden="1" w:uiPriority="39" w:unhideWhenUsed="1" w:qFormat="1"/>
-    <w:lsdException w:name="Plain Table 1" w:uiPriority="41"/>
-    <w:lsdException w:name="Plain Table 2" w:uiPriority="42"/>
-    <w:lsdException w:name="Plain Table 3" w:uiPriority="43"/>
-    <w:lsdException w:name="Plain Table 4" w:uiPriority="44"/>
-    <w:lsdException w:name="Plain Table 5" w:uiPriority="45"/>
-    <w:lsdException w:name="Grid Table Light" w:uiPriority="40"/>
-    <w:lsdException w:name="Grid Table 1 Light" w:uiPriority="46"/>
-    <w:lsdException w:name="Grid Table 2" w:uiPriority="47"/>
-    <w:lsdException w:name="Grid Table 3" w:uiPriority="48"/>
-    <w:lsdException w:name="Grid Table 4" w:uiPriority="49"/>
-    <w:lsdException w:name="Grid Table 5 Dark" w:uiPriority="50"/>
-    <w:lsdException w:name="Grid Table 6 Colorful" w:uiPriority="51"/>
-    <w:lsdException w:name="Grid Table 7 Colorful" w:uiPriority="52"/>
-    <w:lsdException w:name="Grid Table 1 Light Accent 1" w:uiPriority="46"/>
-    <w:lsdException w:name="Grid Table 2 Accent 1" w:uiPriority="47"/>
-    <w:lsdException w:name="Grid Table 3 Accent 1" w:uiPriority="48"/>
-    <w:lsdException w:name="Grid Table 4 Accent 1" w:uiPriority="49"/>
-    <w:lsdException w:name="Grid Table 5 Dark Accent 1" w:uiPriority="50"/>
-    <w:lsdException w:name="Grid Table 6 Colorful Accent 1" w:uiPriority="51"/>
-    <w:lsdException w:name="Grid Table 7 Colorful Accent 1" w:uiPriority="52"/>
-    <w:lsdException w:name="Grid Table 1 Light Accent 2" w:uiPriority="46"/>
-    <w:lsdException w:name="Grid Table 2 Accent 2" w:uiPriority="47"/>
-    <w:lsdException w:name="Grid Table 3 Accent 2" w:uiPriority="48"/>
-    <w:lsdException w:name="Grid Table 4 Accent 2" w:uiPriority="49"/>
-    <w:lsdException w:name="Grid Table 5 Dark Accent 2" w:uiPriority="50"/>
-    <w:lsdException w:name="Grid Table 6 Colorful Accent 2" w:uiPriority="51"/>
-    <w:lsdException w:name="Grid Table 7 Colorful Accent 2" w:uiPriority="52"/>
-    <w:lsdException w:name="Grid Table 1 Light Accent 3" w:uiPriority="46"/>
-    <w:lsdException w:name="Grid Table 2 Accent 3" w:uiPriority="47"/>
-    <w:lsdException w:name="Grid Table 3 Accent 3" w:uiPriority="48"/>
-    <w:lsdException w:name="Grid Table 4 Accent 3" w:uiPriority="49"/>
-    <w:lsdException w:name="Grid Table 5 Dark Accent 3" w:uiPriority="50"/>
-    <w:lsdException w:name="Grid Table 6 Colorful Accent 3" w:uiPriority="51"/>
-    <w:lsdException w:name="Grid Table 7 Colorful Accent 3" w:uiPriority="52"/>
-    <w:lsdException w:name="Grid Table 1 Light Accent 4" w:uiPriority="46"/>
-    <w:lsdException w:name="Grid Table 2 Accent 4" w:uiPriority="47"/>
-    <w:lsdException w:name="Grid Table 3 Accent 4" w:uiPriority="48"/>
-    <w:lsdException w:name="Grid Table 4 Accent 4" w:uiPriority="49"/>
-    <w:lsdException w:name="Grid Table 5 Dark Accent 4" w:uiPriority="50"/>
-    <w:lsdException w:name="Grid Table 6 Colorful Accent 4" w:uiPriority="51"/>
-    <w:lsdException w:name="Grid Table 7 Colorful Accent 4" w:uiPriority="52"/>
-    <w:lsdException w:name="Grid Table 1 Light Accent 5" w:uiPriority="46"/>
-    <w:lsdException w:name="Grid Table 2 Accent 5" w:uiPriority="47"/>
-    <w:lsdException w:name="Grid Table 3 Accent 5" w:uiPriority="48"/>
-    <w:lsdException w:name="Grid Table 4 Accent 5" w:uiPriority="49"/>
-    <w:lsdException w:name="Grid Table 5 Dark Accent 5" w:uiPriority="50"/>
-    <w:lsdException w:name="Grid Table 6 Colorful Accent 5" w:uiPriority="51"/>
-    <w:lsdException w:name="Grid Table 7 Colorful Accent 5" w:uiPriority="52"/>
-    <w:lsdException w:name="Grid Table 1 Light Accent 6" w:uiPriority="46"/>
-    <w:lsdException w:name="Grid Table 2 Accent 6" w:uiPriority="47"/>
-    <w:lsdException w:name="Grid Table 3 Accent 6" w:uiPriority="48"/>
-    <w:lsdException w:name="Grid Table 4 Accent 6" w:uiPriority="49"/>
-    <w:lsdException w:name="Grid Table 5 Dark Accent 6" w:uiPriority="50"/>
-    <w:lsdException w:name="Grid Table 6 Colorful Accent 6" w:uiPriority="51"/>
-    <w:lsdException w:name="Grid Table 7 Colorful Accent 6" w:uiPriority="52"/>
-    <w:lsdException w:name="List Table 1 Light" w:uiPriority="46"/>
-    <w:lsdException w:name="List Table 2" w:uiPriority="47"/>
-    <w:lsdException w:name="List Table 3" w:uiPriority="48"/>
-    <w:lsdException w:name="List Table 4" w:uiPriority="49"/>
-    <w:lsdException w:name="List Table 5 Dark" w:uiPriority="50"/>
-    <w:lsdException w:name="List Table 6 Colorful" w:uiPriority="51"/>
-    <w:lsdException w:name="List Table 7 Colorful" w:uiPriority="52"/>
-    <w:lsdException w:name="List Table 1 Light Accent 1" w:uiPriority="46"/>
-    <w:lsdException w:name="List Table 2 Accent 1" w:uiPriority="47"/>
-    <w:lsdException w:name="List Table 3 Accent 1" w:uiPriority="48"/>
-    <w:lsdException w:name="List Table 4 Accent 1" w:uiPriority="49"/>
-    <w:lsdException w:name="List Table 5 Dark Accent 1" w:uiPriority="50"/>
-    <w:lsdException w:name="List Table 6 Colorful Accent 1" w:uiPriority="51"/>
-    <w:lsdException w:name="List Table 7 Colorful Accent 1" w:uiPriority="52"/>
-    <w:lsdException w:name="List Table 1 Light Accent 2" w:uiPriority="46"/>
-    <w:lsdException w:name="List Table 2 Accent 2" w:uiPriority="47"/>
-    <w:lsdException w:name="List Table 3 Accent 2" w:uiPriority="48"/>
-    <w:lsdException w:name="List Table 4 Accent 2" w:uiPriority="49"/>
-    <w:lsdException w:name="List Table 5 Dark Accent 2" w:uiPriority="50"/>
-    <w:lsdException w:name="List Table 6 Colorful Accent 2" w:uiPriority="51"/>
-    <w:lsdException w:name="List Table 7 Colorful Accent 2" w:uiPriority="52"/>
-    <w:lsdException w:name="List Table 1 Light Accent 3" w:uiPriority="46"/>
-    <w:lsdException w:name="List Table 2 Accent 3" w:uiPriority="47"/>
-    <w:lsdException w:name="List Table 3 Accent 3" w:uiPriority="48"/>
-    <w:lsdException w:name="List Table 4 Accent 3" w:uiPriority="49"/>
-    <w:lsdException w:name="List Table 5 Dark Accent 3" w:uiPriority="50"/>
-    <w:lsdException w:name="List Table 6 Colorful Accent 3" w:uiPriority="51"/>
-    <w:lsdException w:name="List Table 7 Colorful Accent 3" w:uiPriority="52"/>
-    <w:lsdException w:name="List Table 1 Light Accent 4" w:uiPriority="46"/>
-    <w:lsdException w:name="List Table 2 Accent 4" w:uiPriority="47"/>
-    <w:lsdException w:name="List Table 3 Accent 4" w:uiPriority="48"/>
-    <w:lsdException w:name="List Table 4 Accent 4" w:uiPriority="49"/>
-    <w:lsdException w:name="List Table 5 Dark Accent 4" w:uiPriority="50"/>
-    <w:lsdException w:name="List Table 6 Colorful Accent 4" w:uiPriority="51"/>
-    <w:lsdException w:name="List Table 7 Colorful Accent 4" w:uiPriority="52"/>
-    <w:lsdException w:name="List Table 1 Light Accent 5" w:uiPriority="46"/>
-    <w:lsdException w:name="List Table 2 Accent 5" w:uiPriority="47"/>
-    <w:lsdException w:name="List Table 3 Accent 5" w:uiPriority="48"/>
-    <w:lsdException w:name="List Table 4 Accent 5" w:uiPriority="49"/>
-    <w:lsdException w:name="List Table 5 Dark Accent 5" w:uiPriority="50"/>
-    <w:lsdException w:name="List Table 6 Colorful Accent 5" w:uiPriority="51"/>
-    <w:lsdException w:name="List Table 7 Colorful Accent 5" w:uiPriority="52"/>
-    <w:lsdException w:name="List Table 1 Light Accent 6" w:uiPriority="46"/>
-    <w:lsdException w:name="List Table 2 Accent 6" w:uiPriority="47"/>
-    <w:lsdException w:name="List Table 3 Accent 6" w:uiPriority="48"/>
-    <w:lsdException w:name="List Table 4 Accent 6" w:uiPriority="49"/>
-    <w:lsdException w:name="List Table 5 Dark Accent 6" w:uiPriority="50"/>
-    <w:lsdException w:name="List Table 6 Colorful Accent 6" w:uiPriority="51"/>
-    <w:lsdException w:name="List Table 7 Colorful Accent 6" w:uiPriority="52"/>
-  </w:latentStyles>
-  <w:style w:type="paragraph" w:default="1" w:styleId="Normal">
-    <w:name w:val="Normal"/>
-    <w:qFormat/>
+  <w:style w:type="character" w:styleId="Hyperlink">
+    <w:name w:val="Hyperlink"/>
+    <w:basedOn w:val="Fontepargpadro"/>
+    <w:uiPriority w:val="99"/>
+    <w:unhideWhenUsed/>
+    <w:rsid w:val="00C0046D"/>
+    <w:rPr>
+      <w:color w:val="0563C1" w:themeColor="hyperlink"/>
+      <w:u w:val="single"/>
+    </w:rPr>
   </w:style>
-  <w:style w:type="character" w:default="1" w:styleId="Fontepargpadro">
-    <w:name w:val="Default Paragraph Font"/>
-    <w:uiPriority w:val="1"/>
-    <w:semiHidden/>
+  <w:style w:type="paragraph" w:styleId="Cabealho">
+    <w:name w:val="header"/>
+    <w:basedOn w:val="Normal"/>
+    <w:link w:val="CabealhoChar"/>
+    <w:uiPriority w:val="99"/>
     <w:unhideWhenUsed/>
+    <w:rsid w:val="00C0046D"/>
+    <w:pPr>
+      <w:tabs>
+        <w:tab w:val="center" w:pos="4252"/>
+        <w:tab w:val="right" w:pos="8504"/>
+      </w:tabs>
+      <w:spacing w:after="0" w:line="240" w:lineRule="auto"/>
+    </w:pPr>
   </w:style>
-  <w:style w:type="table" w:default="1" w:styleId="Tabelanormal">
-    <w:name w:val="Normal Table"/>
+  <w:style w:type="character" w:customStyle="1" w:styleId="CabealhoChar">
+    <w:name w:val="Cabeçalho Char"/>
+    <w:basedOn w:val="Fontepargpadro"/>
+    <w:link w:val="Cabealho"/>
+    <w:uiPriority w:val="99"/>
+    <w:rsid w:val="00C0046D"/>
+  </w:style>
+  <w:style w:type="paragraph" w:styleId="Rodap">
+    <w:name w:val="footer"/>
+    <w:basedOn w:val="Normal"/>
+    <w:link w:val="RodapChar"/>
+    <w:uiPriority w:val="99"/>
+    <w:unhideWhenUsed/>
+    <w:rsid w:val="00C0046D"/>
+    <w:pPr>
+      <w:tabs>
+        <w:tab w:val="center" w:pos="4252"/>
+        <w:tab w:val="right" w:pos="8504"/>
+      </w:tabs>
+      <w:spacing w:after="0" w:line="240" w:lineRule="auto"/>
+    </w:pPr>
+  </w:style>
+  <w:style w:type="character" w:customStyle="1" w:styleId="RodapChar">
+    <w:name w:val="Rodapé Char"/>
+    <w:basedOn w:val="Fontepargpadro"/>
+    <w:link w:val="Rodap"/>
+    <w:uiPriority w:val="99"/>
+    <w:rsid w:val="00C0046D"/>
+  </w:style>
+  <w:style w:type="character" w:styleId="Nmerodelinha">
+    <w:name w:val="line number"/>
+    <w:basedOn w:val="Fontepargpadro"/>
     <w:uiPriority w:val="99"/>
     <w:semiHidden/>
     <w:unhideWhenUsed/>
-    <w:tblPr>
-      <w:tblInd w:w="0" w:type="dxa"/>
-      <w:tblCellMar>
-        <w:top w:w="0" w:type="dxa"/>
-        <w:left w:w="108" w:type="dxa"/>
-        <w:bottom w:w="0" w:type="dxa"/>
-        <w:right w:w="108" w:type="dxa"/>
-      </w:tblCellMar>
-    </w:tblPr>
-  </w:style>
-  <w:style w:type="numbering" w:default="1" w:styleId="Semlista">
-    <w:name w:val="No List"/>
-    <w:uiPriority w:val="99"/>
-    <w:semiHidden/>
-    <w:unhideWhenUsed/>
-  </w:style>
-  <w:style w:type="paragraph" w:customStyle="1" w:styleId="0540348C9B8744E2A7A73A989FAA91B5">
-    <w:name w:val="0540348C9B8744E2A7A73A989FAA91B5"/>
-    <w:rsid w:val="0094416D"/>
-  </w:style>
-  <w:style w:type="paragraph" w:customStyle="1" w:styleId="66629FF0A0F042428E34E38C06F58BEB">
-    <w:name w:val="66629FF0A0F042428E34E38C06F58BEB"/>
-    <w:rsid w:val="0094416D"/>
-  </w:style>
-  <w:style w:type="paragraph" w:customStyle="1" w:styleId="AD667019B7014B58A7B2A7D728CBEC70">
-    <w:name w:val="AD667019B7014B58A7B2A7D728CBEC70"/>
-    <w:rsid w:val="0094416D"/>
-  </w:style>
-  <w:style w:type="paragraph" w:customStyle="1" w:styleId="CD4F77C326EC41C48F00AA9BE165D16D">
-    <w:name w:val="CD4F77C326EC41C48F00AA9BE165D16D"/>
-  </w:style>
-  <w:style w:type="paragraph" w:customStyle="1" w:styleId="20D480FCC76E4B019A739B5A94037A5F">
-    <w:name w:val="20D480FCC76E4B019A739B5A94037A5F"/>
-  </w:style>
-  <w:style w:type="paragraph" w:customStyle="1" w:styleId="3778741121D44402A697D87C07D33F27">
-    <w:name w:val="3778741121D44402A697D87C07D33F27"/>
-  </w:style>
-  <w:style w:type="paragraph" w:customStyle="1" w:styleId="09BB9834C6CB438FB5DCB4B1AFEF07F3">
-    <w:name w:val="09BB9834C6CB438FB5DCB4B1AFEF07F3"/>
-  </w:style>
-  <w:style w:type="paragraph" w:customStyle="1" w:styleId="54C00B6DC4D94F7EB0FC0631AD079894">
-    <w:name w:val="54C00B6DC4D94F7EB0FC0631AD079894"/>
-  </w:style>
-  <w:style w:type="paragraph" w:customStyle="1" w:styleId="BCECF9B924BF4F6889C6DE7F32F0F118">
-    <w:name w:val="BCECF9B924BF4F6889C6DE7F32F0F118"/>
+    <w:rsid w:val="00C0046D"/>
   </w:style>
 </w:styles>
-</file>
-
-<file path=word/glossary/webSettings.xml><?xml version="1.0" encoding="utf-8"?>
-<w:webSettings xmlns:mc="http://schemas.openxmlformats.org/markup-compatibility/2006" xmlns:r="http://schemas.openxmlformats.org/officeDocument/2006/relationships" xmlns:w="http://schemas.openxmlformats.org/wordprocessingml/2006/main" xmlns:w14="http://schemas.microsoft.com/office/word/2010/wordml" xmlns:w15="http://schemas.microsoft.com/office/word/2012/wordml" xmlns:w16se="http://schemas.microsoft.com/office/word/2015/wordml/symex" mc:Ignorable="w14 w15 w16se">
-  <w:optimizeForBrowser/>
-  <w:allowPNG/>
-</w:webSettings>
 </file>
 
 <file path=word/theme/theme1.xml><?xml version="1.0" encoding="utf-8"?>

--- a/Documents/ETEC-TCC.docx
+++ b/Documents/ETEC-TCC.docx
@@ -1,6 +1,6 @@
 
 <file path=word/document.xml><?xml version="1.0" encoding="utf-8"?>
-<w:document xmlns:wpc="http://schemas.microsoft.com/office/word/2010/wordprocessingCanvas" xmlns:cx="http://schemas.microsoft.com/office/drawing/2014/chartex" xmlns:cx1="http://schemas.microsoft.com/office/drawing/2015/9/8/chartex" xmlns:cx2="http://schemas.microsoft.com/office/drawing/2015/10/21/chartex" xmlns:cx3="http://schemas.microsoft.com/office/drawing/2016/5/9/chartex" xmlns:cx4="http://schemas.microsoft.com/office/drawing/2016/5/10/chartex" xmlns:cx5="http://schemas.microsoft.com/office/drawing/2016/5/11/chartex" xmlns:cx6="http://schemas.microsoft.com/office/drawing/2016/5/12/chartex" xmlns:cx7="http://schemas.microsoft.com/office/drawing/2016/5/13/chartex" xmlns:cx8="http://schemas.microsoft.com/office/drawing/2016/5/14/chartex" xmlns:mc="http://schemas.openxmlformats.org/markup-compatibility/2006" xmlns:aink="http://schemas.microsoft.com/office/drawing/2016/ink" xmlns:am3d="http://schemas.microsoft.com/office/drawing/2017/model3d" xmlns:o="urn:schemas-microsoft-com:office:office" xmlns:oel="http://schemas.microsoft.com/office/2019/extlst" xmlns:r="http://schemas.openxmlformats.org/officeDocument/2006/relationships" xmlns:m="http://schemas.openxmlformats.org/officeDocument/2006/math" xmlns:v="urn:schemas-microsoft-com:vml" xmlns:wp14="http://schemas.microsoft.com/office/word/2010/wordprocessingDrawing" xmlns:wp="http://schemas.openxmlformats.org/drawingml/2006/wordprocessingDrawing" xmlns:w10="urn:schemas-microsoft-com:office:word" xmlns:w="http://schemas.openxmlformats.org/wordprocessingml/2006/main" xmlns:w14="http://schemas.microsoft.com/office/word/2010/wordml" xmlns:w15="http://schemas.microsoft.com/office/word/2012/wordml" xmlns:w16cex="http://schemas.microsoft.com/office/word/2018/wordml/cex" xmlns:w16cid="http://schemas.microsoft.com/office/word/2016/wordml/cid" xmlns:w16="http://schemas.microsoft.com/office/word/2018/wordml" xmlns:w16du="http://schemas.microsoft.com/office/word/2023/wordml/word16du" xmlns:w16sdtdh="http://schemas.microsoft.com/office/word/2020/wordml/sdtdatahash" xmlns:w16sdtfl="http://schemas.microsoft.com/office/word/2024/wordml/sdtformatlock" xmlns:w16se="http://schemas.microsoft.com/office/word/2015/wordml/symex" xmlns:wpg="http://schemas.microsoft.com/office/word/2010/wordprocessingGroup" xmlns:wpi="http://schemas.microsoft.com/office/word/2010/wordprocessingInk" xmlns:wne="http://schemas.microsoft.com/office/word/2006/wordml" xmlns:wps="http://schemas.microsoft.com/office/word/2010/wordprocessingShape" mc:Ignorable="w14 w15 w16se w16cid w16 w16cex w16sdtdh w16sdtfl w16du wp14">
+<w:document xmlns:wpc="http://schemas.microsoft.com/office/word/2010/wordprocessingCanvas" xmlns:cx="http://schemas.microsoft.com/office/drawing/2014/chartex" xmlns:mc="http://schemas.openxmlformats.org/markup-compatibility/2006" xmlns:o="urn:schemas-microsoft-com:office:office" xmlns:r="http://schemas.openxmlformats.org/officeDocument/2006/relationships" xmlns:m="http://schemas.openxmlformats.org/officeDocument/2006/math" xmlns:v="urn:schemas-microsoft-com:vml" xmlns:wp14="http://schemas.microsoft.com/office/word/2010/wordprocessingDrawing" xmlns:wp="http://schemas.openxmlformats.org/drawingml/2006/wordprocessingDrawing" xmlns:w10="urn:schemas-microsoft-com:office:word" xmlns:w="http://schemas.openxmlformats.org/wordprocessingml/2006/main" xmlns:w14="http://schemas.microsoft.com/office/word/2010/wordml" xmlns:w15="http://schemas.microsoft.com/office/word/2012/wordml" xmlns:w16se="http://schemas.microsoft.com/office/word/2015/wordml/symex" xmlns:wpg="http://schemas.microsoft.com/office/word/2010/wordprocessingGroup" xmlns:wpi="http://schemas.microsoft.com/office/word/2010/wordprocessingInk" xmlns:wne="http://schemas.microsoft.com/office/word/2006/wordml" xmlns:wps="http://schemas.microsoft.com/office/word/2010/wordprocessingShape" mc:Ignorable="w14 w15 w16se wp14">
   <w:body>
     <w:p>
       <w:pPr>
@@ -581,6 +581,7 @@
           <w:noProof/>
           <w:sz w:val="28"/>
           <w:szCs w:val="28"/>
+          <w:lang w:eastAsia="pt-BR"/>
         </w:rPr>
         <mc:AlternateContent>
           <mc:Choice Requires="wps">
@@ -703,7 +704,7 @@
                 <v:stroke joinstyle="miter"/>
                 <v:path gradientshapeok="t" o:connecttype="rect"/>
               </v:shapetype>
-              <v:shape id="Caixa de Texto 2" o:spid="_x0000_s1026" type="#_x0000_t202" style="position:absolute;left:0;text-align:left;margin-left:250.6pt;margin-top:25.35pt;width:242pt;height:110.6pt;z-index:251661312;visibility:visible;mso-wrap-style:square;mso-width-percent:0;mso-height-percent:200;mso-wrap-distance-left:9pt;mso-wrap-distance-top:3.6pt;mso-wrap-distance-right:9pt;mso-wrap-distance-bottom:3.6pt;mso-position-horizontal:absolute;mso-position-horizontal-relative:margin;mso-position-vertical:absolute;mso-position-vertical-relative:text;mso-width-percent:0;mso-height-percent:200;mso-width-relative:margin;mso-height-relative:margin;v-text-anchor:top" o:gfxdata="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">
+              <v:shape id="Caixa de Texto 2" o:spid="_x0000_s1026" type="#_x0000_t202" style="position:absolute;left:0;text-align:left;margin-left:250.6pt;margin-top:25.35pt;width:242pt;height:110.6pt;z-index:251661312;visibility:visible;mso-wrap-style:square;mso-width-percent:0;mso-height-percent:200;mso-wrap-distance-left:9pt;mso-wrap-distance-top:3.6pt;mso-wrap-distance-right:9pt;mso-wrap-distance-bottom:3.6pt;mso-position-horizontal:absolute;mso-position-horizontal-relative:margin;mso-position-vertical:absolute;mso-position-vertical-relative:text;mso-width-percent:0;mso-height-percent:200;mso-width-relative:margin;mso-height-relative:margin;v-text-anchor:top" o:gfxdata="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">
                 <v:textbox style="mso-fit-shape-to-text:t">
                   <w:txbxContent>
                     <w:p>
@@ -933,33 +934,43 @@
           <w:sz w:val="28"/>
           <w:szCs w:val="28"/>
         </w:rPr>
-        <w:t>AGRADECIMENTOS:</w:t>
-      </w:r>
-    </w:p>
-    <w:p>
-      <w:pPr>
-        <w:jc w:val="center"/>
-        <w:rPr>
-          <w:rFonts w:ascii="Arial" w:hAnsi="Arial" w:cs="Arial"/>
-          <w:b/>
-          <w:sz w:val="28"/>
-          <w:szCs w:val="28"/>
-        </w:rPr>
-      </w:pPr>
-    </w:p>
-    <w:p>
-      <w:pPr>
-        <w:jc w:val="center"/>
-        <w:rPr>
-          <w:rFonts w:ascii="Arial" w:hAnsi="Arial" w:cs="Arial"/>
-          <w:b/>
-          <w:sz w:val="28"/>
-          <w:szCs w:val="28"/>
-        </w:rPr>
-      </w:pPr>
-    </w:p>
-    <w:p>
-      <w:pPr>
+        <w:t>RESUMO</w:t>
+      </w:r>
+      <w:r>
+        <w:rPr>
+          <w:rFonts w:ascii="Arial" w:hAnsi="Arial" w:cs="Arial"/>
+          <w:b/>
+          <w:sz w:val="28"/>
+          <w:szCs w:val="28"/>
+        </w:rPr>
+        <w:t>:</w:t>
+      </w:r>
+    </w:p>
+    <w:p>
+      <w:pPr>
+        <w:jc w:val="center"/>
+        <w:rPr>
+          <w:rFonts w:ascii="Arial" w:hAnsi="Arial" w:cs="Arial"/>
+          <w:b/>
+          <w:sz w:val="28"/>
+          <w:szCs w:val="28"/>
+        </w:rPr>
+      </w:pPr>
+    </w:p>
+    <w:p>
+      <w:pPr>
+        <w:jc w:val="center"/>
+        <w:rPr>
+          <w:rFonts w:ascii="Arial" w:hAnsi="Arial" w:cs="Arial"/>
+          <w:b/>
+          <w:sz w:val="28"/>
+          <w:szCs w:val="28"/>
+        </w:rPr>
+      </w:pPr>
+    </w:p>
+    <w:p>
+      <w:pPr>
+        <w:ind w:left="708"/>
         <w:jc w:val="center"/>
         <w:rPr>
           <w:rFonts w:ascii="Arial" w:hAnsi="Arial" w:cs="Arial"/>
@@ -971,267 +982,446 @@
       <w:r>
         <w:rPr>
           <w:rFonts w:ascii="Arial" w:hAnsi="Arial" w:cs="Arial"/>
-          <w:bCs/>
-          <w:sz w:val="28"/>
-          <w:szCs w:val="28"/>
-        </w:rPr>
-        <w:t>Agradecemos a Thiago Gonçalves Mendes pela ajuda e a atenção para auxiliar com o nosso TCC e como organizá-lo</w:t>
-      </w:r>
-    </w:p>
-    <w:p>
-      <w:pPr>
-        <w:jc w:val="center"/>
-        <w:rPr>
-          <w:rFonts w:ascii="Arial" w:hAnsi="Arial" w:cs="Arial"/>
-          <w:b/>
-          <w:sz w:val="28"/>
-          <w:szCs w:val="28"/>
-        </w:rPr>
-      </w:pPr>
-    </w:p>
-    <w:p>
-      <w:pPr>
-        <w:jc w:val="center"/>
-        <w:rPr>
-          <w:rFonts w:ascii="Arial" w:hAnsi="Arial" w:cs="Arial"/>
-          <w:b/>
-          <w:sz w:val="28"/>
-          <w:szCs w:val="28"/>
-        </w:rPr>
-      </w:pPr>
-    </w:p>
-    <w:p>
-      <w:pPr>
-        <w:jc w:val="center"/>
-        <w:rPr>
-          <w:rFonts w:ascii="Arial" w:hAnsi="Arial" w:cs="Arial"/>
-          <w:b/>
-          <w:sz w:val="28"/>
-          <w:szCs w:val="28"/>
-        </w:rPr>
-      </w:pPr>
-    </w:p>
-    <w:p>
-      <w:pPr>
-        <w:jc w:val="center"/>
-        <w:rPr>
-          <w:rFonts w:ascii="Arial" w:hAnsi="Arial" w:cs="Arial"/>
-          <w:b/>
-          <w:sz w:val="28"/>
-          <w:szCs w:val="28"/>
-        </w:rPr>
-      </w:pPr>
-    </w:p>
-    <w:p>
-      <w:pPr>
-        <w:jc w:val="center"/>
-        <w:rPr>
-          <w:rFonts w:ascii="Arial" w:hAnsi="Arial" w:cs="Arial"/>
-          <w:b/>
-          <w:sz w:val="28"/>
-          <w:szCs w:val="28"/>
-        </w:rPr>
-      </w:pPr>
-    </w:p>
-    <w:p>
-      <w:pPr>
-        <w:jc w:val="center"/>
-        <w:rPr>
-          <w:rFonts w:ascii="Arial" w:hAnsi="Arial" w:cs="Arial"/>
-          <w:b/>
-          <w:sz w:val="28"/>
-          <w:szCs w:val="28"/>
-        </w:rPr>
-      </w:pPr>
-    </w:p>
-    <w:p>
-      <w:pPr>
-        <w:jc w:val="center"/>
-        <w:rPr>
-          <w:rFonts w:ascii="Arial" w:hAnsi="Arial" w:cs="Arial"/>
-          <w:b/>
-          <w:sz w:val="28"/>
-          <w:szCs w:val="28"/>
-        </w:rPr>
-      </w:pPr>
-    </w:p>
-    <w:p>
-      <w:pPr>
-        <w:jc w:val="center"/>
-        <w:rPr>
-          <w:rFonts w:ascii="Arial" w:hAnsi="Arial" w:cs="Arial"/>
-          <w:b/>
-          <w:sz w:val="28"/>
-          <w:szCs w:val="28"/>
-        </w:rPr>
-      </w:pPr>
-    </w:p>
-    <w:p>
-      <w:pPr>
-        <w:jc w:val="center"/>
-        <w:rPr>
-          <w:rFonts w:ascii="Arial" w:hAnsi="Arial" w:cs="Arial"/>
-          <w:b/>
-          <w:sz w:val="28"/>
-          <w:szCs w:val="28"/>
-        </w:rPr>
-      </w:pPr>
-    </w:p>
-    <w:p>
-      <w:pPr>
-        <w:jc w:val="center"/>
-        <w:rPr>
-          <w:rFonts w:ascii="Arial" w:hAnsi="Arial" w:cs="Arial"/>
-          <w:b/>
-          <w:sz w:val="28"/>
-          <w:szCs w:val="28"/>
-        </w:rPr>
-      </w:pPr>
-    </w:p>
-    <w:p>
-      <w:pPr>
-        <w:jc w:val="center"/>
-        <w:rPr>
-          <w:rFonts w:ascii="Arial" w:hAnsi="Arial" w:cs="Arial"/>
-          <w:b/>
-          <w:sz w:val="28"/>
-          <w:szCs w:val="28"/>
-        </w:rPr>
-      </w:pPr>
-    </w:p>
-    <w:p>
-      <w:pPr>
-        <w:jc w:val="center"/>
-        <w:rPr>
-          <w:rFonts w:ascii="Arial" w:hAnsi="Arial" w:cs="Arial"/>
-          <w:b/>
-          <w:sz w:val="28"/>
-          <w:szCs w:val="28"/>
-        </w:rPr>
-      </w:pPr>
-    </w:p>
-    <w:p>
-      <w:pPr>
-        <w:jc w:val="center"/>
-        <w:rPr>
-          <w:rFonts w:ascii="Arial" w:hAnsi="Arial" w:cs="Arial"/>
-          <w:b/>
-          <w:sz w:val="28"/>
-          <w:szCs w:val="28"/>
-        </w:rPr>
-      </w:pPr>
-    </w:p>
-    <w:p>
-      <w:pPr>
-        <w:jc w:val="center"/>
-        <w:rPr>
-          <w:rFonts w:ascii="Arial" w:hAnsi="Arial" w:cs="Arial"/>
-          <w:b/>
-          <w:sz w:val="28"/>
-          <w:szCs w:val="28"/>
-        </w:rPr>
-      </w:pPr>
-    </w:p>
-    <w:p>
-      <w:pPr>
-        <w:jc w:val="center"/>
-        <w:rPr>
-          <w:rFonts w:ascii="Arial" w:hAnsi="Arial" w:cs="Arial"/>
-          <w:b/>
-          <w:sz w:val="28"/>
-          <w:szCs w:val="28"/>
-        </w:rPr>
-      </w:pPr>
-    </w:p>
-    <w:p>
-      <w:pPr>
-        <w:jc w:val="center"/>
-        <w:rPr>
-          <w:rFonts w:ascii="Arial" w:hAnsi="Arial" w:cs="Arial"/>
-          <w:b/>
-          <w:sz w:val="28"/>
-          <w:szCs w:val="28"/>
-        </w:rPr>
-      </w:pPr>
-    </w:p>
-    <w:p>
-      <w:pPr>
-        <w:jc w:val="center"/>
-        <w:rPr>
-          <w:rFonts w:ascii="Arial" w:hAnsi="Arial" w:cs="Arial"/>
-          <w:b/>
-          <w:sz w:val="28"/>
-          <w:szCs w:val="28"/>
-        </w:rPr>
-      </w:pPr>
-    </w:p>
-    <w:p>
-      <w:pPr>
-        <w:jc w:val="center"/>
-        <w:rPr>
-          <w:rFonts w:ascii="Arial" w:hAnsi="Arial" w:cs="Arial"/>
-          <w:b/>
-          <w:sz w:val="28"/>
-          <w:szCs w:val="28"/>
-        </w:rPr>
-      </w:pPr>
-    </w:p>
-    <w:p>
-      <w:pPr>
-        <w:jc w:val="center"/>
-        <w:rPr>
-          <w:rFonts w:ascii="Arial" w:hAnsi="Arial" w:cs="Arial"/>
-          <w:b/>
-          <w:sz w:val="28"/>
-          <w:szCs w:val="28"/>
-        </w:rPr>
-      </w:pPr>
-    </w:p>
-    <w:p>
-      <w:pPr>
-        <w:jc w:val="center"/>
-        <w:rPr>
-          <w:rFonts w:ascii="Arial" w:hAnsi="Arial" w:cs="Arial"/>
-          <w:b/>
-          <w:sz w:val="28"/>
-          <w:szCs w:val="28"/>
-        </w:rPr>
-      </w:pPr>
-    </w:p>
-    <w:p>
-      <w:pPr>
-        <w:jc w:val="center"/>
-        <w:rPr>
-          <w:rFonts w:ascii="Arial" w:hAnsi="Arial" w:cs="Arial"/>
-          <w:b/>
-          <w:sz w:val="28"/>
-          <w:szCs w:val="28"/>
-        </w:rPr>
-      </w:pPr>
-    </w:p>
-    <w:p>
-      <w:pPr>
-        <w:jc w:val="center"/>
-        <w:rPr>
-          <w:rFonts w:ascii="Arial" w:hAnsi="Arial" w:cs="Arial"/>
-          <w:b/>
-          <w:sz w:val="28"/>
-          <w:szCs w:val="28"/>
-        </w:rPr>
-      </w:pPr>
-      <w:r>
-        <w:rPr>
-          <w:rFonts w:ascii="Arial" w:hAnsi="Arial" w:cs="Arial"/>
-          <w:b/>
-          <w:sz w:val="28"/>
-          <w:szCs w:val="28"/>
-        </w:rPr>
-        <w:lastRenderedPageBreak/>
+          <w:sz w:val="28"/>
+          <w:szCs w:val="28"/>
+        </w:rPr>
+        <w:t xml:space="preserve">Este artigo tem como objetivo apresentar o </w:t>
+      </w:r>
+      <w:proofErr w:type="spellStart"/>
+      <w:r>
+        <w:rPr>
+          <w:rStyle w:val="nfase"/>
+          <w:rFonts w:ascii="Arial" w:hAnsi="Arial" w:cs="Arial"/>
+          <w:sz w:val="28"/>
+          <w:szCs w:val="28"/>
+        </w:rPr>
+        <w:t>SmartStorage</w:t>
+      </w:r>
+      <w:proofErr w:type="spellEnd"/>
+      <w:r>
+        <w:rPr>
+          <w:rFonts w:ascii="Arial" w:hAnsi="Arial" w:cs="Arial"/>
+          <w:sz w:val="28"/>
+          <w:szCs w:val="28"/>
+        </w:rPr>
+        <w:t xml:space="preserve">, um </w:t>
+      </w:r>
+      <w:r>
+        <w:rPr>
+          <w:rFonts w:ascii="Arial" w:hAnsi="Arial" w:cs="Arial"/>
+          <w:i/>
+          <w:sz w:val="28"/>
+          <w:szCs w:val="28"/>
+        </w:rPr>
+        <w:t>Website</w:t>
+      </w:r>
+      <w:r>
+        <w:rPr>
+          <w:rFonts w:ascii="Arial" w:hAnsi="Arial" w:cs="Arial"/>
+          <w:sz w:val="28"/>
+          <w:szCs w:val="28"/>
+        </w:rPr>
+        <w:t xml:space="preserve"> </w:t>
+      </w:r>
+      <w:r>
+        <w:rPr>
+          <w:rFonts w:ascii="Arial" w:hAnsi="Arial" w:cs="Arial"/>
+          <w:sz w:val="28"/>
+          <w:szCs w:val="28"/>
+        </w:rPr>
+        <w:t xml:space="preserve">desenvolvido para facilitar o gerenciamento de estoques de cozinha. Sua criação </w:t>
+      </w:r>
+      <w:r>
+        <w:rPr>
+          <w:rFonts w:ascii="Arial" w:hAnsi="Arial" w:cs="Arial"/>
+          <w:sz w:val="28"/>
+          <w:szCs w:val="28"/>
+        </w:rPr>
+        <w:t>foi baseada</w:t>
+      </w:r>
+      <w:r>
+        <w:rPr>
+          <w:rFonts w:ascii="Arial" w:hAnsi="Arial" w:cs="Arial"/>
+          <w:sz w:val="28"/>
+          <w:szCs w:val="28"/>
+        </w:rPr>
+        <w:t xml:space="preserve"> pelas dificuldades enfrentadas por cozinheiros e usuários na orga</w:t>
+      </w:r>
+      <w:r>
+        <w:rPr>
+          <w:rFonts w:ascii="Arial" w:hAnsi="Arial" w:cs="Arial"/>
+          <w:sz w:val="28"/>
+          <w:szCs w:val="28"/>
+        </w:rPr>
+        <w:t>nização eficiente de alimentos</w:t>
+      </w:r>
+      <w:r>
+        <w:rPr>
+          <w:rFonts w:ascii="Arial" w:hAnsi="Arial" w:cs="Arial"/>
+          <w:sz w:val="28"/>
+          <w:szCs w:val="28"/>
+        </w:rPr>
+        <w:t xml:space="preserve">. A plataforma permite a criação de estoques personalizados, com funcionalidades como adição e auditoria de itens, categorização especializada, compartilhamento com outros usuários e criação de pratos personalizados. O sistema também conta com recursos avançados, como uma inteligência artificial para sugerir receitas com base nos itens disponíveis e integração com a assistente </w:t>
+      </w:r>
+      <w:r>
+        <w:rPr>
+          <w:rFonts w:ascii="Arial" w:hAnsi="Arial" w:cs="Arial"/>
+          <w:sz w:val="28"/>
+          <w:szCs w:val="28"/>
+        </w:rPr>
+        <w:t xml:space="preserve">virtual </w:t>
+      </w:r>
+      <w:proofErr w:type="spellStart"/>
+      <w:r>
+        <w:rPr>
+          <w:rFonts w:ascii="Arial" w:hAnsi="Arial" w:cs="Arial"/>
+          <w:i/>
+          <w:sz w:val="28"/>
+          <w:szCs w:val="28"/>
+        </w:rPr>
+        <w:t>Alexa</w:t>
+      </w:r>
+      <w:proofErr w:type="spellEnd"/>
+      <w:r>
+        <w:rPr>
+          <w:rFonts w:ascii="Arial" w:hAnsi="Arial" w:cs="Arial"/>
+          <w:i/>
+          <w:sz w:val="28"/>
+          <w:szCs w:val="28"/>
+        </w:rPr>
+        <w:t>,</w:t>
+      </w:r>
+      <w:r>
+        <w:rPr>
+          <w:rFonts w:ascii="Arial" w:hAnsi="Arial" w:cs="Arial"/>
+          <w:sz w:val="28"/>
+          <w:szCs w:val="28"/>
+        </w:rPr>
+        <w:t xml:space="preserve"> proporcionando maior praticidade e interatividade no gerenciamento de estoques culinários.</w:t>
+      </w:r>
+    </w:p>
+    <w:p>
+      <w:pPr>
+        <w:jc w:val="center"/>
+        <w:rPr>
+          <w:rFonts w:ascii="Arial" w:hAnsi="Arial" w:cs="Arial"/>
+          <w:b/>
+          <w:sz w:val="28"/>
+          <w:szCs w:val="28"/>
+        </w:rPr>
+      </w:pPr>
+    </w:p>
+    <w:p>
+      <w:pPr>
+        <w:jc w:val="center"/>
+        <w:rPr>
+          <w:rFonts w:ascii="Arial" w:hAnsi="Arial" w:cs="Arial"/>
+          <w:b/>
+          <w:sz w:val="28"/>
+          <w:szCs w:val="28"/>
+        </w:rPr>
+      </w:pPr>
+    </w:p>
+    <w:p>
+      <w:pPr>
+        <w:jc w:val="center"/>
+        <w:rPr>
+          <w:rFonts w:ascii="Arial" w:hAnsi="Arial" w:cs="Arial"/>
+          <w:b/>
+          <w:sz w:val="28"/>
+          <w:szCs w:val="28"/>
+        </w:rPr>
+      </w:pPr>
+      <w:r>
+        <w:rPr>
+          <w:rFonts w:ascii="Arial" w:hAnsi="Arial" w:cs="Arial"/>
+          <w:b/>
+          <w:sz w:val="28"/>
+          <w:szCs w:val="28"/>
+        </w:rPr>
+        <w:t xml:space="preserve">Palavras chaves: </w:t>
+      </w:r>
+      <w:proofErr w:type="spellStart"/>
+      <w:r>
+        <w:rPr>
+          <w:rFonts w:ascii="Arial" w:hAnsi="Arial" w:cs="Arial"/>
+          <w:b/>
+          <w:sz w:val="28"/>
+          <w:szCs w:val="28"/>
+        </w:rPr>
+        <w:t>Alexa</w:t>
+      </w:r>
+      <w:proofErr w:type="spellEnd"/>
+      <w:r>
+        <w:rPr>
+          <w:rFonts w:ascii="Arial" w:hAnsi="Arial" w:cs="Arial"/>
+          <w:b/>
+          <w:sz w:val="28"/>
+          <w:szCs w:val="28"/>
+        </w:rPr>
+        <w:t xml:space="preserve">, </w:t>
+      </w:r>
+      <w:proofErr w:type="spellStart"/>
+      <w:r>
+        <w:rPr>
+          <w:rFonts w:ascii="Arial" w:hAnsi="Arial" w:cs="Arial"/>
+          <w:b/>
+          <w:sz w:val="28"/>
+          <w:szCs w:val="28"/>
+        </w:rPr>
+        <w:t>SmartStorage</w:t>
+      </w:r>
+      <w:proofErr w:type="spellEnd"/>
+      <w:r>
+        <w:rPr>
+          <w:rFonts w:ascii="Arial" w:hAnsi="Arial" w:cs="Arial"/>
+          <w:b/>
+          <w:sz w:val="28"/>
+          <w:szCs w:val="28"/>
+        </w:rPr>
+        <w:t>, Gerenciamento, Funcionalidades</w:t>
+      </w:r>
+      <w:bookmarkStart w:id="0" w:name="_GoBack"/>
+      <w:bookmarkEnd w:id="0"/>
+    </w:p>
+    <w:p>
+      <w:pPr>
+        <w:jc w:val="center"/>
+        <w:rPr>
+          <w:rFonts w:ascii="Arial" w:hAnsi="Arial" w:cs="Arial"/>
+          <w:b/>
+          <w:sz w:val="28"/>
+          <w:szCs w:val="28"/>
+        </w:rPr>
+      </w:pPr>
+    </w:p>
+    <w:p>
+      <w:pPr>
+        <w:jc w:val="center"/>
+        <w:rPr>
+          <w:rFonts w:ascii="Arial" w:hAnsi="Arial" w:cs="Arial"/>
+          <w:b/>
+          <w:sz w:val="28"/>
+          <w:szCs w:val="28"/>
+        </w:rPr>
+      </w:pPr>
+    </w:p>
+    <w:p>
+      <w:pPr>
+        <w:jc w:val="center"/>
+        <w:rPr>
+          <w:rFonts w:ascii="Arial" w:hAnsi="Arial" w:cs="Arial"/>
+          <w:b/>
+          <w:sz w:val="28"/>
+          <w:szCs w:val="28"/>
+        </w:rPr>
+      </w:pPr>
+    </w:p>
+    <w:p>
+      <w:pPr>
+        <w:jc w:val="center"/>
+        <w:rPr>
+          <w:rFonts w:ascii="Arial" w:hAnsi="Arial" w:cs="Arial"/>
+          <w:b/>
+          <w:sz w:val="28"/>
+          <w:szCs w:val="28"/>
+        </w:rPr>
+      </w:pPr>
+    </w:p>
+    <w:p>
+      <w:pPr>
+        <w:jc w:val="center"/>
+        <w:rPr>
+          <w:rFonts w:ascii="Arial" w:hAnsi="Arial" w:cs="Arial"/>
+          <w:b/>
+          <w:sz w:val="28"/>
+          <w:szCs w:val="28"/>
+        </w:rPr>
+      </w:pPr>
+    </w:p>
+    <w:p>
+      <w:pPr>
+        <w:jc w:val="center"/>
+        <w:rPr>
+          <w:rFonts w:ascii="Arial" w:hAnsi="Arial" w:cs="Arial"/>
+          <w:b/>
+          <w:sz w:val="28"/>
+          <w:szCs w:val="28"/>
+        </w:rPr>
+      </w:pPr>
+    </w:p>
+    <w:p>
+      <w:pPr>
+        <w:jc w:val="center"/>
+        <w:rPr>
+          <w:rFonts w:ascii="Arial" w:hAnsi="Arial" w:cs="Arial"/>
+          <w:b/>
+          <w:sz w:val="28"/>
+          <w:szCs w:val="28"/>
+        </w:rPr>
+      </w:pPr>
+    </w:p>
+    <w:p>
+      <w:pPr>
+        <w:jc w:val="center"/>
+        <w:rPr>
+          <w:rFonts w:ascii="Arial" w:hAnsi="Arial" w:cs="Arial"/>
+          <w:b/>
+          <w:sz w:val="28"/>
+          <w:szCs w:val="28"/>
+        </w:rPr>
+      </w:pPr>
+    </w:p>
+    <w:p>
+      <w:pPr>
+        <w:jc w:val="center"/>
+        <w:rPr>
+          <w:rFonts w:ascii="Arial" w:hAnsi="Arial" w:cs="Arial"/>
+          <w:b/>
+          <w:sz w:val="28"/>
+          <w:szCs w:val="28"/>
+        </w:rPr>
+      </w:pPr>
+    </w:p>
+    <w:p>
+      <w:pPr>
+        <w:jc w:val="center"/>
+        <w:rPr>
+          <w:rFonts w:ascii="Arial" w:hAnsi="Arial" w:cs="Arial"/>
+          <w:b/>
+          <w:sz w:val="28"/>
+          <w:szCs w:val="28"/>
+        </w:rPr>
+      </w:pPr>
+    </w:p>
+    <w:p>
+      <w:pPr>
+        <w:jc w:val="center"/>
+        <w:rPr>
+          <w:rFonts w:ascii="Arial" w:hAnsi="Arial" w:cs="Arial"/>
+          <w:b/>
+          <w:sz w:val="28"/>
+          <w:szCs w:val="28"/>
+        </w:rPr>
+      </w:pPr>
+    </w:p>
+    <w:p>
+      <w:pPr>
+        <w:jc w:val="center"/>
+        <w:rPr>
+          <w:rFonts w:ascii="Arial" w:hAnsi="Arial" w:cs="Arial"/>
+          <w:b/>
+          <w:sz w:val="28"/>
+          <w:szCs w:val="28"/>
+        </w:rPr>
+      </w:pPr>
+    </w:p>
+    <w:p>
+      <w:pPr>
+        <w:jc w:val="center"/>
+        <w:rPr>
+          <w:rFonts w:ascii="Arial" w:hAnsi="Arial" w:cs="Arial"/>
+          <w:b/>
+          <w:sz w:val="28"/>
+          <w:szCs w:val="28"/>
+        </w:rPr>
+      </w:pPr>
+    </w:p>
+    <w:p>
+      <w:pPr>
+        <w:jc w:val="center"/>
+        <w:rPr>
+          <w:rFonts w:ascii="Arial" w:hAnsi="Arial" w:cs="Arial"/>
+          <w:b/>
+          <w:sz w:val="28"/>
+          <w:szCs w:val="28"/>
+        </w:rPr>
+      </w:pPr>
+    </w:p>
+    <w:p>
+      <w:pPr>
+        <w:jc w:val="center"/>
+        <w:rPr>
+          <w:rFonts w:ascii="Arial" w:hAnsi="Arial" w:cs="Arial"/>
+          <w:b/>
+          <w:sz w:val="28"/>
+          <w:szCs w:val="28"/>
+        </w:rPr>
+      </w:pPr>
+    </w:p>
+    <w:p>
+      <w:pPr>
+        <w:jc w:val="center"/>
+        <w:rPr>
+          <w:rFonts w:ascii="Arial" w:hAnsi="Arial" w:cs="Arial"/>
+          <w:b/>
+          <w:sz w:val="28"/>
+          <w:szCs w:val="28"/>
+        </w:rPr>
+      </w:pPr>
+    </w:p>
+    <w:p>
+      <w:pPr>
+        <w:jc w:val="center"/>
+        <w:rPr>
+          <w:rFonts w:ascii="Arial" w:hAnsi="Arial" w:cs="Arial"/>
+          <w:b/>
+          <w:sz w:val="28"/>
+          <w:szCs w:val="28"/>
+        </w:rPr>
+      </w:pPr>
+    </w:p>
+    <w:p>
+      <w:pPr>
+        <w:jc w:val="center"/>
+        <w:rPr>
+          <w:rFonts w:ascii="Arial" w:hAnsi="Arial" w:cs="Arial"/>
+          <w:b/>
+          <w:sz w:val="28"/>
+          <w:szCs w:val="28"/>
+        </w:rPr>
+      </w:pPr>
+    </w:p>
+    <w:p>
+      <w:pPr>
+        <w:jc w:val="center"/>
+        <w:rPr>
+          <w:rFonts w:ascii="Arial" w:hAnsi="Arial" w:cs="Arial"/>
+          <w:b/>
+          <w:sz w:val="28"/>
+          <w:szCs w:val="28"/>
+        </w:rPr>
+      </w:pPr>
+    </w:p>
+    <w:p>
+      <w:pPr>
+        <w:jc w:val="center"/>
+        <w:rPr>
+          <w:rFonts w:ascii="Arial" w:hAnsi="Arial" w:cs="Arial"/>
+          <w:b/>
+          <w:sz w:val="28"/>
+          <w:szCs w:val="28"/>
+        </w:rPr>
+      </w:pPr>
+      <w:r>
+        <w:rPr>
+          <w:rFonts w:ascii="Arial" w:hAnsi="Arial" w:cs="Arial"/>
+          <w:b/>
+          <w:sz w:val="28"/>
+          <w:szCs w:val="28"/>
+        </w:rPr>
         <w:t>SUMÁRIO</w:t>
       </w:r>
     </w:p>
     <w:sdt>
       <w:sdtPr>
+        <w:rPr>
+          <w:rFonts w:asciiTheme="minorHAnsi" w:eastAsiaTheme="minorHAnsi" w:hAnsiTheme="minorHAnsi" w:cstheme="minorBidi"/>
+          <w:color w:val="auto"/>
+          <w:sz w:val="22"/>
+          <w:szCs w:val="22"/>
+          <w:lang w:eastAsia="en-US"/>
+        </w:rPr>
         <w:id w:val="-2105258365"/>
         <w:docPartObj>
           <w:docPartGallery w:val="Table of Contents"/>
@@ -1240,13 +1430,8 @@
       </w:sdtPr>
       <w:sdtEndPr>
         <w:rPr>
-          <w:rFonts w:asciiTheme="minorHAnsi" w:eastAsiaTheme="minorHAnsi" w:hAnsiTheme="minorHAnsi" w:cstheme="minorBidi"/>
           <w:b/>
           <w:bCs/>
-          <w:color w:val="auto"/>
-          <w:sz w:val="22"/>
-          <w:szCs w:val="22"/>
-          <w:lang w:eastAsia="en-US"/>
         </w:rPr>
       </w:sdtEndPr>
       <w:sdtContent>
@@ -1608,7 +1793,7 @@
           <w:szCs w:val="28"/>
         </w:rPr>
       </w:pPr>
-      <w:bookmarkStart w:id="0" w:name="_Toc206615424"/>
+      <w:bookmarkStart w:id="1" w:name="_Toc206615424"/>
       <w:r>
         <w:rPr>
           <w:rStyle w:val="Ttulo1Char"/>
@@ -1633,7 +1818,7 @@
         </w:rPr>
         <w:t>INTRODUÇÃO</w:t>
       </w:r>
-      <w:bookmarkEnd w:id="0"/>
+      <w:bookmarkEnd w:id="1"/>
       <w:r>
         <w:rPr>
           <w:rFonts w:ascii="Arial" w:hAnsi="Arial" w:cs="Arial"/>
@@ -1773,7 +1958,7 @@
           <w:sz w:val="28"/>
           <w:szCs w:val="28"/>
         </w:rPr>
-        <w:t xml:space="preserve">Em ambientes que exigem um estoque, é fundamental que a organização esteja presente, e que seja feita com sucesso e simples de entender, contudo, muitos tem dificuldade em ter uma organização ideal, </w:t>
+        <w:t xml:space="preserve">Em ambientes que exigem um estoque, é fundamental que a organização esteja presente, e que seja feita com sucesso e simples de entender, contudo, </w:t>
       </w:r>
       <w:proofErr w:type="gramStart"/>
       <w:r>
@@ -1782,7 +1967,7 @@
           <w:sz w:val="28"/>
           <w:szCs w:val="28"/>
         </w:rPr>
-        <w:t>Baseado</w:t>
+        <w:t>muitos tem</w:t>
       </w:r>
       <w:proofErr w:type="gramEnd"/>
       <w:r>
@@ -1791,7 +1976,7 @@
           <w:sz w:val="28"/>
           <w:szCs w:val="28"/>
         </w:rPr>
-        <w:t xml:space="preserve"> nisso, decidimos ajudar criando o </w:t>
+        <w:t xml:space="preserve"> dificuldade em ter uma organização ideal, Baseado nisso, decidimos ajudar criando o </w:t>
       </w:r>
       <w:proofErr w:type="spellStart"/>
       <w:r>
@@ -2069,7 +2254,7 @@
 </file>
 
 <file path=word/endnotes.xml><?xml version="1.0" encoding="utf-8"?>
-<w:endnotes xmlns:wpc="http://schemas.microsoft.com/office/word/2010/wordprocessingCanvas" xmlns:cx="http://schemas.microsoft.com/office/drawing/2014/chartex" xmlns:cx1="http://schemas.microsoft.com/office/drawing/2015/9/8/chartex" xmlns:cx2="http://schemas.microsoft.com/office/drawing/2015/10/21/chartex" xmlns:cx3="http://schemas.microsoft.com/office/drawing/2016/5/9/chartex" xmlns:cx4="http://schemas.microsoft.com/office/drawing/2016/5/10/chartex" xmlns:cx5="http://schemas.microsoft.com/office/drawing/2016/5/11/chartex" xmlns:cx6="http://schemas.microsoft.com/office/drawing/2016/5/12/chartex" xmlns:cx7="http://schemas.microsoft.com/office/drawing/2016/5/13/chartex" xmlns:cx8="http://schemas.microsoft.com/office/drawing/2016/5/14/chartex" xmlns:mc="http://schemas.openxmlformats.org/markup-compatibility/2006" xmlns:aink="http://schemas.microsoft.com/office/drawing/2016/ink" xmlns:am3d="http://schemas.microsoft.com/office/drawing/2017/model3d" xmlns:o="urn:schemas-microsoft-com:office:office" xmlns:oel="http://schemas.microsoft.com/office/2019/extlst" xmlns:r="http://schemas.openxmlformats.org/officeDocument/2006/relationships" xmlns:m="http://schemas.openxmlformats.org/officeDocument/2006/math" xmlns:v="urn:schemas-microsoft-com:vml" xmlns:wp14="http://schemas.microsoft.com/office/word/2010/wordprocessingDrawing" xmlns:wp="http://schemas.openxmlformats.org/drawingml/2006/wordprocessingDrawing" xmlns:w10="urn:schemas-microsoft-com:office:word" xmlns:w="http://schemas.openxmlformats.org/wordprocessingml/2006/main" xmlns:w14="http://schemas.microsoft.com/office/word/2010/wordml" xmlns:w15="http://schemas.microsoft.com/office/word/2012/wordml" xmlns:w16cex="http://schemas.microsoft.com/office/word/2018/wordml/cex" xmlns:w16cid="http://schemas.microsoft.com/office/word/2016/wordml/cid" xmlns:w16="http://schemas.microsoft.com/office/word/2018/wordml" xmlns:w16du="http://schemas.microsoft.com/office/word/2023/wordml/word16du" xmlns:w16sdtdh="http://schemas.microsoft.com/office/word/2020/wordml/sdtdatahash" xmlns:w16sdtfl="http://schemas.microsoft.com/office/word/2024/wordml/sdtformatlock" xmlns:w16se="http://schemas.microsoft.com/office/word/2015/wordml/symex" xmlns:wpg="http://schemas.microsoft.com/office/word/2010/wordprocessingGroup" xmlns:wpi="http://schemas.microsoft.com/office/word/2010/wordprocessingInk" xmlns:wne="http://schemas.microsoft.com/office/word/2006/wordml" xmlns:wps="http://schemas.microsoft.com/office/word/2010/wordprocessingShape" mc:Ignorable="w14 w15 w16se w16cid w16 w16cex w16sdtdh w16sdtfl w16du wp14">
+<w:endnotes xmlns:wpc="http://schemas.microsoft.com/office/word/2010/wordprocessingCanvas" xmlns:cx="http://schemas.microsoft.com/office/drawing/2014/chartex" xmlns:mc="http://schemas.openxmlformats.org/markup-compatibility/2006" xmlns:o="urn:schemas-microsoft-com:office:office" xmlns:r="http://schemas.openxmlformats.org/officeDocument/2006/relationships" xmlns:m="http://schemas.openxmlformats.org/officeDocument/2006/math" xmlns:v="urn:schemas-microsoft-com:vml" xmlns:wp14="http://schemas.microsoft.com/office/word/2010/wordprocessingDrawing" xmlns:wp="http://schemas.openxmlformats.org/drawingml/2006/wordprocessingDrawing" xmlns:w10="urn:schemas-microsoft-com:office:word" xmlns:w="http://schemas.openxmlformats.org/wordprocessingml/2006/main" xmlns:w14="http://schemas.microsoft.com/office/word/2010/wordml" xmlns:w15="http://schemas.microsoft.com/office/word/2012/wordml" xmlns:w16se="http://schemas.microsoft.com/office/word/2015/wordml/symex" xmlns:wpg="http://schemas.microsoft.com/office/word/2010/wordprocessingGroup" xmlns:wpi="http://schemas.microsoft.com/office/word/2010/wordprocessingInk" xmlns:wne="http://schemas.microsoft.com/office/word/2006/wordml" xmlns:wps="http://schemas.microsoft.com/office/word/2010/wordprocessingShape" mc:Ignorable="w14 w15 w16se wp14">
   <w:endnote w:type="separator" w:id="-1">
     <w:p>
       <w:pPr>
@@ -2094,7 +2279,7 @@
 </file>
 
 <file path=word/footnotes.xml><?xml version="1.0" encoding="utf-8"?>
-<w:footnotes xmlns:wpc="http://schemas.microsoft.com/office/word/2010/wordprocessingCanvas" xmlns:cx="http://schemas.microsoft.com/office/drawing/2014/chartex" xmlns:cx1="http://schemas.microsoft.com/office/drawing/2015/9/8/chartex" xmlns:cx2="http://schemas.microsoft.com/office/drawing/2015/10/21/chartex" xmlns:cx3="http://schemas.microsoft.com/office/drawing/2016/5/9/chartex" xmlns:cx4="http://schemas.microsoft.com/office/drawing/2016/5/10/chartex" xmlns:cx5="http://schemas.microsoft.com/office/drawing/2016/5/11/chartex" xmlns:cx6="http://schemas.microsoft.com/office/drawing/2016/5/12/chartex" xmlns:cx7="http://schemas.microsoft.com/office/drawing/2016/5/13/chartex" xmlns:cx8="http://schemas.microsoft.com/office/drawing/2016/5/14/chartex" xmlns:mc="http://schemas.openxmlformats.org/markup-compatibility/2006" xmlns:aink="http://schemas.microsoft.com/office/drawing/2016/ink" xmlns:am3d="http://schemas.microsoft.com/office/drawing/2017/model3d" xmlns:o="urn:schemas-microsoft-com:office:office" xmlns:oel="http://schemas.microsoft.com/office/2019/extlst" xmlns:r="http://schemas.openxmlformats.org/officeDocument/2006/relationships" xmlns:m="http://schemas.openxmlformats.org/officeDocument/2006/math" xmlns:v="urn:schemas-microsoft-com:vml" xmlns:wp14="http://schemas.microsoft.com/office/word/2010/wordprocessingDrawing" xmlns:wp="http://schemas.openxmlformats.org/drawingml/2006/wordprocessingDrawing" xmlns:w10="urn:schemas-microsoft-com:office:word" xmlns:w="http://schemas.openxmlformats.org/wordprocessingml/2006/main" xmlns:w14="http://schemas.microsoft.com/office/word/2010/wordml" xmlns:w15="http://schemas.microsoft.com/office/word/2012/wordml" xmlns:w16cex="http://schemas.microsoft.com/office/word/2018/wordml/cex" xmlns:w16cid="http://schemas.microsoft.com/office/word/2016/wordml/cid" xmlns:w16="http://schemas.microsoft.com/office/word/2018/wordml" xmlns:w16du="http://schemas.microsoft.com/office/word/2023/wordml/word16du" xmlns:w16sdtdh="http://schemas.microsoft.com/office/word/2020/wordml/sdtdatahash" xmlns:w16sdtfl="http://schemas.microsoft.com/office/word/2024/wordml/sdtformatlock" xmlns:w16se="http://schemas.microsoft.com/office/word/2015/wordml/symex" xmlns:wpg="http://schemas.microsoft.com/office/word/2010/wordprocessingGroup" xmlns:wpi="http://schemas.microsoft.com/office/word/2010/wordprocessingInk" xmlns:wne="http://schemas.microsoft.com/office/word/2006/wordml" xmlns:wps="http://schemas.microsoft.com/office/word/2010/wordprocessingShape" mc:Ignorable="w14 w15 w16se w16cid w16 w16cex w16sdtdh w16sdtfl w16du wp14">
+<w:footnotes xmlns:wpc="http://schemas.microsoft.com/office/word/2010/wordprocessingCanvas" xmlns:cx="http://schemas.microsoft.com/office/drawing/2014/chartex" xmlns:mc="http://schemas.openxmlformats.org/markup-compatibility/2006" xmlns:o="urn:schemas-microsoft-com:office:office" xmlns:r="http://schemas.openxmlformats.org/officeDocument/2006/relationships" xmlns:m="http://schemas.openxmlformats.org/officeDocument/2006/math" xmlns:v="urn:schemas-microsoft-com:vml" xmlns:wp14="http://schemas.microsoft.com/office/word/2010/wordprocessingDrawing" xmlns:wp="http://schemas.openxmlformats.org/drawingml/2006/wordprocessingDrawing" xmlns:w10="urn:schemas-microsoft-com:office:word" xmlns:w="http://schemas.openxmlformats.org/wordprocessingml/2006/main" xmlns:w14="http://schemas.microsoft.com/office/word/2010/wordml" xmlns:w15="http://schemas.microsoft.com/office/word/2012/wordml" xmlns:w16se="http://schemas.microsoft.com/office/word/2015/wordml/symex" xmlns:wpg="http://schemas.microsoft.com/office/word/2010/wordprocessingGroup" xmlns:wpi="http://schemas.microsoft.com/office/word/2010/wordprocessingInk" xmlns:wne="http://schemas.microsoft.com/office/word/2006/wordml" xmlns:wps="http://schemas.microsoft.com/office/word/2010/wordprocessingShape" mc:Ignorable="w14 w15 w16se wp14">
   <w:footnote w:type="separator" w:id="-1">
     <w:p>
       <w:pPr>
@@ -2119,7 +2304,7 @@
 </file>
 
 <file path=word/header1.xml><?xml version="1.0" encoding="utf-8"?>
-<w:hdr xmlns:wpc="http://schemas.microsoft.com/office/word/2010/wordprocessingCanvas" xmlns:cx="http://schemas.microsoft.com/office/drawing/2014/chartex" xmlns:cx1="http://schemas.microsoft.com/office/drawing/2015/9/8/chartex" xmlns:cx2="http://schemas.microsoft.com/office/drawing/2015/10/21/chartex" xmlns:cx3="http://schemas.microsoft.com/office/drawing/2016/5/9/chartex" xmlns:cx4="http://schemas.microsoft.com/office/drawing/2016/5/10/chartex" xmlns:cx5="http://schemas.microsoft.com/office/drawing/2016/5/11/chartex" xmlns:cx6="http://schemas.microsoft.com/office/drawing/2016/5/12/chartex" xmlns:cx7="http://schemas.microsoft.com/office/drawing/2016/5/13/chartex" xmlns:cx8="http://schemas.microsoft.com/office/drawing/2016/5/14/chartex" xmlns:mc="http://schemas.openxmlformats.org/markup-compatibility/2006" xmlns:aink="http://schemas.microsoft.com/office/drawing/2016/ink" xmlns:am3d="http://schemas.microsoft.com/office/drawing/2017/model3d" xmlns:o="urn:schemas-microsoft-com:office:office" xmlns:oel="http://schemas.microsoft.com/office/2019/extlst" xmlns:r="http://schemas.openxmlformats.org/officeDocument/2006/relationships" xmlns:m="http://schemas.openxmlformats.org/officeDocument/2006/math" xmlns:v="urn:schemas-microsoft-com:vml" xmlns:wp14="http://schemas.microsoft.com/office/word/2010/wordprocessingDrawing" xmlns:wp="http://schemas.openxmlformats.org/drawingml/2006/wordprocessingDrawing" xmlns:w10="urn:schemas-microsoft-com:office:word" xmlns:w="http://schemas.openxmlformats.org/wordprocessingml/2006/main" xmlns:w14="http://schemas.microsoft.com/office/word/2010/wordml" xmlns:w15="http://schemas.microsoft.com/office/word/2012/wordml" xmlns:w16cex="http://schemas.microsoft.com/office/word/2018/wordml/cex" xmlns:w16cid="http://schemas.microsoft.com/office/word/2016/wordml/cid" xmlns:w16="http://schemas.microsoft.com/office/word/2018/wordml" xmlns:w16du="http://schemas.microsoft.com/office/word/2023/wordml/word16du" xmlns:w16sdtdh="http://schemas.microsoft.com/office/word/2020/wordml/sdtdatahash" xmlns:w16sdtfl="http://schemas.microsoft.com/office/word/2024/wordml/sdtformatlock" xmlns:w16se="http://schemas.microsoft.com/office/word/2015/wordml/symex" xmlns:wpg="http://schemas.microsoft.com/office/word/2010/wordprocessingGroup" xmlns:wpi="http://schemas.microsoft.com/office/word/2010/wordprocessingInk" xmlns:wne="http://schemas.microsoft.com/office/word/2006/wordml" xmlns:wps="http://schemas.microsoft.com/office/word/2010/wordprocessingShape" mc:Ignorable="w14 w15 w16se w16cid w16 w16cex w16sdtdh w16sdtfl w16du wp14">
+<w:hdr xmlns:wpc="http://schemas.microsoft.com/office/word/2010/wordprocessingCanvas" xmlns:cx="http://schemas.microsoft.com/office/drawing/2014/chartex" xmlns:mc="http://schemas.openxmlformats.org/markup-compatibility/2006" xmlns:o="urn:schemas-microsoft-com:office:office" xmlns:r="http://schemas.openxmlformats.org/officeDocument/2006/relationships" xmlns:m="http://schemas.openxmlformats.org/officeDocument/2006/math" xmlns:v="urn:schemas-microsoft-com:vml" xmlns:wp14="http://schemas.microsoft.com/office/word/2010/wordprocessingDrawing" xmlns:wp="http://schemas.openxmlformats.org/drawingml/2006/wordprocessingDrawing" xmlns:w10="urn:schemas-microsoft-com:office:word" xmlns:w="http://schemas.openxmlformats.org/wordprocessingml/2006/main" xmlns:w14="http://schemas.microsoft.com/office/word/2010/wordml" xmlns:w15="http://schemas.microsoft.com/office/word/2012/wordml" xmlns:w16se="http://schemas.microsoft.com/office/word/2015/wordml/symex" xmlns:wpg="http://schemas.microsoft.com/office/word/2010/wordprocessingGroup" xmlns:wpi="http://schemas.microsoft.com/office/word/2010/wordprocessingInk" xmlns:wne="http://schemas.microsoft.com/office/word/2006/wordml" xmlns:wps="http://schemas.microsoft.com/office/word/2010/wordprocessingShape" mc:Ignorable="w14 w15 w16se wp14">
   <w:p>
     <w:pPr>
       <w:pStyle w:val="Cabealho"/>
@@ -2135,7 +2320,7 @@
 </file>
 
 <file path=word/header2.xml><?xml version="1.0" encoding="utf-8"?>
-<w:hdr xmlns:wpc="http://schemas.microsoft.com/office/word/2010/wordprocessingCanvas" xmlns:cx="http://schemas.microsoft.com/office/drawing/2014/chartex" xmlns:cx1="http://schemas.microsoft.com/office/drawing/2015/9/8/chartex" xmlns:cx2="http://schemas.microsoft.com/office/drawing/2015/10/21/chartex" xmlns:cx3="http://schemas.microsoft.com/office/drawing/2016/5/9/chartex" xmlns:cx4="http://schemas.microsoft.com/office/drawing/2016/5/10/chartex" xmlns:cx5="http://schemas.microsoft.com/office/drawing/2016/5/11/chartex" xmlns:cx6="http://schemas.microsoft.com/office/drawing/2016/5/12/chartex" xmlns:cx7="http://schemas.microsoft.com/office/drawing/2016/5/13/chartex" xmlns:cx8="http://schemas.microsoft.com/office/drawing/2016/5/14/chartex" xmlns:mc="http://schemas.openxmlformats.org/markup-compatibility/2006" xmlns:aink="http://schemas.microsoft.com/office/drawing/2016/ink" xmlns:am3d="http://schemas.microsoft.com/office/drawing/2017/model3d" xmlns:o="urn:schemas-microsoft-com:office:office" xmlns:oel="http://schemas.microsoft.com/office/2019/extlst" xmlns:r="http://schemas.openxmlformats.org/officeDocument/2006/relationships" xmlns:m="http://schemas.openxmlformats.org/officeDocument/2006/math" xmlns:v="urn:schemas-microsoft-com:vml" xmlns:wp14="http://schemas.microsoft.com/office/word/2010/wordprocessingDrawing" xmlns:wp="http://schemas.openxmlformats.org/drawingml/2006/wordprocessingDrawing" xmlns:w10="urn:schemas-microsoft-com:office:word" xmlns:w="http://schemas.openxmlformats.org/wordprocessingml/2006/main" xmlns:w14="http://schemas.microsoft.com/office/word/2010/wordml" xmlns:w15="http://schemas.microsoft.com/office/word/2012/wordml" xmlns:w16cex="http://schemas.microsoft.com/office/word/2018/wordml/cex" xmlns:w16cid="http://schemas.microsoft.com/office/word/2016/wordml/cid" xmlns:w16="http://schemas.microsoft.com/office/word/2018/wordml" xmlns:w16du="http://schemas.microsoft.com/office/word/2023/wordml/word16du" xmlns:w16sdtdh="http://schemas.microsoft.com/office/word/2020/wordml/sdtdatahash" xmlns:w16sdtfl="http://schemas.microsoft.com/office/word/2024/wordml/sdtformatlock" xmlns:w16se="http://schemas.microsoft.com/office/word/2015/wordml/symex" xmlns:wpg="http://schemas.microsoft.com/office/word/2010/wordprocessingGroup" xmlns:wpi="http://schemas.microsoft.com/office/word/2010/wordprocessingInk" xmlns:wne="http://schemas.microsoft.com/office/word/2006/wordml" xmlns:wps="http://schemas.microsoft.com/office/word/2010/wordprocessingShape" mc:Ignorable="w14 w15 w16se w16cid w16 w16cex w16sdtdh w16sdtfl w16du wp14">
+<w:hdr xmlns:wpc="http://schemas.microsoft.com/office/word/2010/wordprocessingCanvas" xmlns:cx="http://schemas.microsoft.com/office/drawing/2014/chartex" xmlns:mc="http://schemas.openxmlformats.org/markup-compatibility/2006" xmlns:o="urn:schemas-microsoft-com:office:office" xmlns:r="http://schemas.openxmlformats.org/officeDocument/2006/relationships" xmlns:m="http://schemas.openxmlformats.org/officeDocument/2006/math" xmlns:v="urn:schemas-microsoft-com:vml" xmlns:wp14="http://schemas.microsoft.com/office/word/2010/wordprocessingDrawing" xmlns:wp="http://schemas.openxmlformats.org/drawingml/2006/wordprocessingDrawing" xmlns:w10="urn:schemas-microsoft-com:office:word" xmlns:w="http://schemas.openxmlformats.org/wordprocessingml/2006/main" xmlns:w14="http://schemas.microsoft.com/office/word/2010/wordml" xmlns:w15="http://schemas.microsoft.com/office/word/2012/wordml" xmlns:w16se="http://schemas.microsoft.com/office/word/2015/wordml/symex" xmlns:wpg="http://schemas.microsoft.com/office/word/2010/wordprocessingGroup" xmlns:wpi="http://schemas.microsoft.com/office/word/2010/wordprocessingInk" xmlns:wne="http://schemas.microsoft.com/office/word/2006/wordml" xmlns:wps="http://schemas.microsoft.com/office/word/2010/wordprocessingShape" mc:Ignorable="w14 w15 w16se wp14">
   <w:sdt>
     <w:sdtPr>
       <w:id w:val="-915942934"/>
@@ -2144,6 +2329,7 @@
         <w:docPartUnique/>
       </w:docPartObj>
     </w:sdtPr>
+    <w:sdtEndPr/>
     <w:sdtContent>
       <w:p>
         <w:pPr>
@@ -2177,7 +2363,7 @@
 </file>
 
 <file path=word/header3.xml><?xml version="1.0" encoding="utf-8"?>
-<w:hdr xmlns:wpc="http://schemas.microsoft.com/office/word/2010/wordprocessingCanvas" xmlns:cx="http://schemas.microsoft.com/office/drawing/2014/chartex" xmlns:cx1="http://schemas.microsoft.com/office/drawing/2015/9/8/chartex" xmlns:cx2="http://schemas.microsoft.com/office/drawing/2015/10/21/chartex" xmlns:cx3="http://schemas.microsoft.com/office/drawing/2016/5/9/chartex" xmlns:cx4="http://schemas.microsoft.com/office/drawing/2016/5/10/chartex" xmlns:cx5="http://schemas.microsoft.com/office/drawing/2016/5/11/chartex" xmlns:cx6="http://schemas.microsoft.com/office/drawing/2016/5/12/chartex" xmlns:cx7="http://schemas.microsoft.com/office/drawing/2016/5/13/chartex" xmlns:cx8="http://schemas.microsoft.com/office/drawing/2016/5/14/chartex" xmlns:mc="http://schemas.openxmlformats.org/markup-compatibility/2006" xmlns:aink="http://schemas.microsoft.com/office/drawing/2016/ink" xmlns:am3d="http://schemas.microsoft.com/office/drawing/2017/model3d" xmlns:o="urn:schemas-microsoft-com:office:office" xmlns:oel="http://schemas.microsoft.com/office/2019/extlst" xmlns:r="http://schemas.openxmlformats.org/officeDocument/2006/relationships" xmlns:m="http://schemas.openxmlformats.org/officeDocument/2006/math" xmlns:v="urn:schemas-microsoft-com:vml" xmlns:wp14="http://schemas.microsoft.com/office/word/2010/wordprocessingDrawing" xmlns:wp="http://schemas.openxmlformats.org/drawingml/2006/wordprocessingDrawing" xmlns:w10="urn:schemas-microsoft-com:office:word" xmlns:w="http://schemas.openxmlformats.org/wordprocessingml/2006/main" xmlns:w14="http://schemas.microsoft.com/office/word/2010/wordml" xmlns:w15="http://schemas.microsoft.com/office/word/2012/wordml" xmlns:w16cex="http://schemas.microsoft.com/office/word/2018/wordml/cex" xmlns:w16cid="http://schemas.microsoft.com/office/word/2016/wordml/cid" xmlns:w16="http://schemas.microsoft.com/office/word/2018/wordml" xmlns:w16du="http://schemas.microsoft.com/office/word/2023/wordml/word16du" xmlns:w16sdtdh="http://schemas.microsoft.com/office/word/2020/wordml/sdtdatahash" xmlns:w16sdtfl="http://schemas.microsoft.com/office/word/2024/wordml/sdtformatlock" xmlns:w16se="http://schemas.microsoft.com/office/word/2015/wordml/symex" xmlns:wpg="http://schemas.microsoft.com/office/word/2010/wordprocessingGroup" xmlns:wpi="http://schemas.microsoft.com/office/word/2010/wordprocessingInk" xmlns:wne="http://schemas.microsoft.com/office/word/2006/wordml" xmlns:wps="http://schemas.microsoft.com/office/word/2010/wordprocessingShape" mc:Ignorable="w14 w15 w16se w16cid w16 w16cex w16sdtdh w16sdtfl w16du wp14">
+<w:hdr xmlns:wpc="http://schemas.microsoft.com/office/word/2010/wordprocessingCanvas" xmlns:cx="http://schemas.microsoft.com/office/drawing/2014/chartex" xmlns:mc="http://schemas.openxmlformats.org/markup-compatibility/2006" xmlns:o="urn:schemas-microsoft-com:office:office" xmlns:r="http://schemas.openxmlformats.org/officeDocument/2006/relationships" xmlns:m="http://schemas.openxmlformats.org/officeDocument/2006/math" xmlns:v="urn:schemas-microsoft-com:vml" xmlns:wp14="http://schemas.microsoft.com/office/word/2010/wordprocessingDrawing" xmlns:wp="http://schemas.openxmlformats.org/drawingml/2006/wordprocessingDrawing" xmlns:w10="urn:schemas-microsoft-com:office:word" xmlns:w="http://schemas.openxmlformats.org/wordprocessingml/2006/main" xmlns:w14="http://schemas.microsoft.com/office/word/2010/wordml" xmlns:w15="http://schemas.microsoft.com/office/word/2012/wordml" xmlns:w16se="http://schemas.microsoft.com/office/word/2015/wordml/symex" xmlns:wpg="http://schemas.microsoft.com/office/word/2010/wordprocessingGroup" xmlns:wpi="http://schemas.microsoft.com/office/word/2010/wordprocessingInk" xmlns:wne="http://schemas.microsoft.com/office/word/2006/wordml" xmlns:wps="http://schemas.microsoft.com/office/word/2010/wordprocessingShape" mc:Ignorable="w14 w15 w16se wp14">
   <w:sdt>
     <w:sdtPr>
       <w:id w:val="-1350567595"/>
@@ -2186,6 +2372,7 @@
         <w:docPartUnique/>
       </w:docPartObj>
     </w:sdtPr>
+    <w:sdtEndPr/>
     <w:sdtContent>
       <w:p>
         <w:pPr>
@@ -2202,6 +2389,9 @@
           <w:fldChar w:fldCharType="separate"/>
         </w:r>
         <w:r>
+          <w:rPr>
+            <w:noProof/>
+          </w:rPr>
           <w:t>2</w:t>
         </w:r>
         <w:r>
@@ -2219,7 +2409,7 @@
 </file>
 
 <file path=word/numbering.xml><?xml version="1.0" encoding="utf-8"?>
-<w:numbering xmlns:wpc="http://schemas.microsoft.com/office/word/2010/wordprocessingCanvas" xmlns:cx="http://schemas.microsoft.com/office/drawing/2014/chartex" xmlns:cx1="http://schemas.microsoft.com/office/drawing/2015/9/8/chartex" xmlns:cx2="http://schemas.microsoft.com/office/drawing/2015/10/21/chartex" xmlns:cx3="http://schemas.microsoft.com/office/drawing/2016/5/9/chartex" xmlns:cx4="http://schemas.microsoft.com/office/drawing/2016/5/10/chartex" xmlns:cx5="http://schemas.microsoft.com/office/drawing/2016/5/11/chartex" xmlns:cx6="http://schemas.microsoft.com/office/drawing/2016/5/12/chartex" xmlns:cx7="http://schemas.microsoft.com/office/drawing/2016/5/13/chartex" xmlns:cx8="http://schemas.microsoft.com/office/drawing/2016/5/14/chartex" xmlns:mc="http://schemas.openxmlformats.org/markup-compatibility/2006" xmlns:aink="http://schemas.microsoft.com/office/drawing/2016/ink" xmlns:am3d="http://schemas.microsoft.com/office/drawing/2017/model3d" xmlns:o="urn:schemas-microsoft-com:office:office" xmlns:oel="http://schemas.microsoft.com/office/2019/extlst" xmlns:r="http://schemas.openxmlformats.org/officeDocument/2006/relationships" xmlns:m="http://schemas.openxmlformats.org/officeDocument/2006/math" xmlns:v="urn:schemas-microsoft-com:vml" xmlns:wp14="http://schemas.microsoft.com/office/word/2010/wordprocessingDrawing" xmlns:wp="http://schemas.openxmlformats.org/drawingml/2006/wordprocessingDrawing" xmlns:w10="urn:schemas-microsoft-com:office:word" xmlns:w="http://schemas.openxmlformats.org/wordprocessingml/2006/main" xmlns:w14="http://schemas.microsoft.com/office/word/2010/wordml" xmlns:w15="http://schemas.microsoft.com/office/word/2012/wordml" xmlns:w16cex="http://schemas.microsoft.com/office/word/2018/wordml/cex" xmlns:w16cid="http://schemas.microsoft.com/office/word/2016/wordml/cid" xmlns:w16="http://schemas.microsoft.com/office/word/2018/wordml" xmlns:w16du="http://schemas.microsoft.com/office/word/2023/wordml/word16du" xmlns:w16sdtdh="http://schemas.microsoft.com/office/word/2020/wordml/sdtdatahash" xmlns:w16sdtfl="http://schemas.microsoft.com/office/word/2024/wordml/sdtformatlock" xmlns:w16se="http://schemas.microsoft.com/office/word/2015/wordml/symex" xmlns:wpg="http://schemas.microsoft.com/office/word/2010/wordprocessingGroup" xmlns:wpi="http://schemas.microsoft.com/office/word/2010/wordprocessingInk" xmlns:wne="http://schemas.microsoft.com/office/word/2006/wordml" xmlns:wps="http://schemas.microsoft.com/office/word/2010/wordprocessingShape" mc:Ignorable="w14 w15 w16se w16cid w16 w16cex w16sdtdh w16sdtfl w16du wp14">
+<w:numbering xmlns:wpc="http://schemas.microsoft.com/office/word/2010/wordprocessingCanvas" xmlns:cx="http://schemas.microsoft.com/office/drawing/2014/chartex" xmlns:mc="http://schemas.openxmlformats.org/markup-compatibility/2006" xmlns:o="urn:schemas-microsoft-com:office:office" xmlns:r="http://schemas.openxmlformats.org/officeDocument/2006/relationships" xmlns:m="http://schemas.openxmlformats.org/officeDocument/2006/math" xmlns:v="urn:schemas-microsoft-com:vml" xmlns:wp14="http://schemas.microsoft.com/office/word/2010/wordprocessingDrawing" xmlns:wp="http://schemas.openxmlformats.org/drawingml/2006/wordprocessingDrawing" xmlns:w10="urn:schemas-microsoft-com:office:word" xmlns:w="http://schemas.openxmlformats.org/wordprocessingml/2006/main" xmlns:w14="http://schemas.microsoft.com/office/word/2010/wordml" xmlns:w15="http://schemas.microsoft.com/office/word/2012/wordml" xmlns:w16se="http://schemas.microsoft.com/office/word/2015/wordml/symex" xmlns:wpg="http://schemas.microsoft.com/office/word/2010/wordprocessingGroup" xmlns:wpi="http://schemas.microsoft.com/office/word/2010/wordprocessingInk" xmlns:wne="http://schemas.microsoft.com/office/word/2006/wordml" xmlns:wps="http://schemas.microsoft.com/office/word/2010/wordprocessingShape" mc:Ignorable="w14 w15 w16se wp14">
   <w:abstractNum w:abstractNumId="0" w15:restartNumberingAfterBreak="0">
     <w:nsid w:val="4F286AE2"/>
     <w:multiLevelType w:val="hybridMultilevel"/>
@@ -2309,14 +2499,14 @@
       </w:pPr>
     </w:lvl>
   </w:abstractNum>
-  <w:num w:numId="1" w16cid:durableId="1891726059">
+  <w:num w:numId="1">
     <w:abstractNumId w:val="0"/>
   </w:num>
 </w:numbering>
 </file>
 
 <file path=word/styles.xml><?xml version="1.0" encoding="utf-8"?>
-<w:styles xmlns:mc="http://schemas.openxmlformats.org/markup-compatibility/2006" xmlns:r="http://schemas.openxmlformats.org/officeDocument/2006/relationships" xmlns:w="http://schemas.openxmlformats.org/wordprocessingml/2006/main" xmlns:w14="http://schemas.microsoft.com/office/word/2010/wordml" xmlns:w15="http://schemas.microsoft.com/office/word/2012/wordml" xmlns:w16cex="http://schemas.microsoft.com/office/word/2018/wordml/cex" xmlns:w16cid="http://schemas.microsoft.com/office/word/2016/wordml/cid" xmlns:w16="http://schemas.microsoft.com/office/word/2018/wordml" xmlns:w16du="http://schemas.microsoft.com/office/word/2023/wordml/word16du" xmlns:w16sdtdh="http://schemas.microsoft.com/office/word/2020/wordml/sdtdatahash" xmlns:w16sdtfl="http://schemas.microsoft.com/office/word/2024/wordml/sdtformatlock" xmlns:w16se="http://schemas.microsoft.com/office/word/2015/wordml/symex" mc:Ignorable="w14 w15 w16se w16cid w16 w16cex w16sdtdh w16sdtfl w16du">
+<w:styles xmlns:mc="http://schemas.openxmlformats.org/markup-compatibility/2006" xmlns:r="http://schemas.openxmlformats.org/officeDocument/2006/relationships" xmlns:w="http://schemas.openxmlformats.org/wordprocessingml/2006/main" xmlns:w14="http://schemas.microsoft.com/office/word/2010/wordml" xmlns:w15="http://schemas.microsoft.com/office/word/2012/wordml" xmlns:w16se="http://schemas.microsoft.com/office/word/2015/wordml/symex" mc:Ignorable="w14 w15 w16se">
   <w:docDefaults>
     <w:rPrDefault>
       <w:rPr>
@@ -2332,7 +2522,7 @@
       </w:pPr>
     </w:pPrDefault>
   </w:docDefaults>
-  <w:latentStyles w:defLockedState="0" w:defUIPriority="99" w:defSemiHidden="0" w:defUnhideWhenUsed="0" w:defQFormat="0" w:count="376">
+  <w:latentStyles w:defLockedState="0" w:defUIPriority="99" w:defSemiHidden="0" w:defUnhideWhenUsed="0" w:defQFormat="0" w:count="371">
     <w:lsdException w:name="Normal" w:uiPriority="0" w:qFormat="1"/>
     <w:lsdException w:name="heading 1" w:uiPriority="9" w:qFormat="1"/>
     <w:lsdException w:name="heading 2" w:semiHidden="1" w:uiPriority="9" w:unhideWhenUsed="1" w:qFormat="1"/>
@@ -2704,11 +2894,6 @@
     <w:lsdException w:name="List Table 5 Dark Accent 6" w:uiPriority="50"/>
     <w:lsdException w:name="List Table 6 Colorful Accent 6" w:uiPriority="51"/>
     <w:lsdException w:name="List Table 7 Colorful Accent 6" w:uiPriority="52"/>
-    <w:lsdException w:name="Mention" w:semiHidden="1" w:unhideWhenUsed="1"/>
-    <w:lsdException w:name="Smart Hyperlink" w:semiHidden="1" w:unhideWhenUsed="1"/>
-    <w:lsdException w:name="Hashtag" w:semiHidden="1" w:unhideWhenUsed="1"/>
-    <w:lsdException w:name="Unresolved Mention" w:semiHidden="1" w:unhideWhenUsed="1"/>
-    <w:lsdException w:name="Smart Link" w:semiHidden="1" w:unhideWhenUsed="1"/>
   </w:latentStyles>
   <w:style w:type="paragraph" w:default="1" w:styleId="Normal">
     <w:name w:val="Normal"/>
@@ -2948,6 +3133,17 @@
     <w:semiHidden/>
     <w:unhideWhenUsed/>
     <w:rsid w:val="00C0046D"/>
+  </w:style>
+  <w:style w:type="character" w:styleId="nfase">
+    <w:name w:val="Emphasis"/>
+    <w:basedOn w:val="Fontepargpadro"/>
+    <w:uiPriority w:val="20"/>
+    <w:qFormat/>
+    <w:rsid w:val="00B22F03"/>
+    <w:rPr>
+      <w:i/>
+      <w:iCs/>
+    </w:rPr>
   </w:style>
 </w:styles>
 </file>
@@ -3218,7 +3414,7 @@
 </file>
 
 <file path=customXml/itemProps1.xml><?xml version="1.0" encoding="utf-8"?>
-<ds:datastoreItem xmlns:ds="http://schemas.openxmlformats.org/officeDocument/2006/customXml" ds:itemID="{3AEED4B4-13F7-4D48-8CBA-FE4EA8C91CA3}">
+<ds:datastoreItem xmlns:ds="http://schemas.openxmlformats.org/officeDocument/2006/customXml" ds:itemID="{0B789A79-3E17-4B05-B09C-5457AB72F940}">
   <ds:schemaRefs>
     <ds:schemaRef ds:uri="http://schemas.openxmlformats.org/officeDocument/2006/bibliography"/>
   </ds:schemaRefs>
